--- a/Devon_Knight_resume.docx
+++ b/Devon_Knight_resume.docx
@@ -1007,7 +1007,7 @@
           <w:sz w:val="20"/>
           <w:szCs w:val="20"/>
         </w:rPr>
-        <w:t xml:space="preserve"> PlayerUI</w:t>
+        <w:t xml:space="preserve"> Node</w:t>
       </w:r>
       <w:r>
         <w:rPr>
@@ -1025,7 +1025,16 @@
           <w:sz w:val="20"/>
           <w:szCs w:val="20"/>
         </w:rPr>
-        <w:t xml:space="preserve"> Node</w:t>
+        <w:t xml:space="preserve"> </w:t>
+      </w:r>
+      <w:r>
+        <w:rPr>
+          <w:rFonts w:cstheme="minorHAnsi"/>
+          <w:color w:val="000000" w:themeColor="text1"/>
+          <w:sz w:val="20"/>
+          <w:szCs w:val="20"/>
+        </w:rPr>
+        <w:t>Vite</w:t>
       </w:r>
       <w:r>
         <w:rPr>
@@ -1052,7 +1061,16 @@
           <w:sz w:val="20"/>
           <w:szCs w:val="20"/>
         </w:rPr>
-        <w:t>Vite</w:t>
+        <w:t>Next</w:t>
+      </w:r>
+      <w:r>
+        <w:rPr>
+          <w:rFonts w:cstheme="minorHAnsi"/>
+          <w:color w:val="000000" w:themeColor="text1"/>
+          <w:sz w:val="20"/>
+          <w:szCs w:val="20"/>
+        </w:rPr>
+        <w:t>JS</w:t>
       </w:r>
       <w:r>
         <w:rPr>
@@ -1070,42 +1088,6 @@
           <w:sz w:val="20"/>
           <w:szCs w:val="20"/>
         </w:rPr>
-        <w:t xml:space="preserve"> </w:t>
-      </w:r>
-      <w:r>
-        <w:rPr>
-          <w:rFonts w:cstheme="minorHAnsi"/>
-          <w:color w:val="000000" w:themeColor="text1"/>
-          <w:sz w:val="20"/>
-          <w:szCs w:val="20"/>
-        </w:rPr>
-        <w:t>Next</w:t>
-      </w:r>
-      <w:r>
-        <w:rPr>
-          <w:rFonts w:cstheme="minorHAnsi"/>
-          <w:color w:val="000000" w:themeColor="text1"/>
-          <w:sz w:val="20"/>
-          <w:szCs w:val="20"/>
-        </w:rPr>
-        <w:t>JS</w:t>
-      </w:r>
-      <w:r>
-        <w:rPr>
-          <w:rFonts w:cstheme="minorHAnsi"/>
-          <w:color w:val="000000" w:themeColor="text1"/>
-          <w:sz w:val="20"/>
-          <w:szCs w:val="20"/>
-        </w:rPr>
-        <w:t>,</w:t>
-      </w:r>
-      <w:r>
-        <w:rPr>
-          <w:rFonts w:cstheme="minorHAnsi"/>
-          <w:color w:val="000000" w:themeColor="text1"/>
-          <w:sz w:val="20"/>
-          <w:szCs w:val="20"/>
-        </w:rPr>
         <w:t xml:space="preserve"> REST</w:t>
       </w:r>
       <w:r>
@@ -1115,7 +1097,7 @@
           <w:sz w:val="20"/>
           <w:szCs w:val="20"/>
         </w:rPr>
-        <w:t xml:space="preserve"> API’s</w:t>
+        <w:t xml:space="preserve"> APIs</w:t>
       </w:r>
       <w:r>
         <w:rPr>
@@ -1405,42 +1387,6 @@
           <w:szCs w:val="20"/>
         </w:rPr>
         <w:t xml:space="preserve"> Haystack</w:t>
-      </w:r>
-      <w:r>
-        <w:rPr>
-          <w:rFonts w:cstheme="minorHAnsi"/>
-          <w:color w:val="000000" w:themeColor="text1"/>
-          <w:sz w:val="20"/>
-          <w:szCs w:val="20"/>
-        </w:rPr>
-        <w:t xml:space="preserve">, </w:t>
-      </w:r>
-      <w:r>
-        <w:rPr>
-          <w:rFonts w:cstheme="minorHAnsi"/>
-          <w:color w:val="000000" w:themeColor="text1"/>
-          <w:sz w:val="20"/>
-          <w:szCs w:val="20"/>
-        </w:rPr>
-        <w:t>Probability</w:t>
-      </w:r>
-      <w:r>
-        <w:rPr>
-          <w:rFonts w:cstheme="minorHAnsi"/>
-          <w:color w:val="000000" w:themeColor="text1"/>
-          <w:sz w:val="20"/>
-          <w:szCs w:val="20"/>
-        </w:rPr>
-        <w:t>,</w:t>
-      </w:r>
-      <w:r>
-        <w:rPr>
-          <w:rFonts w:cstheme="minorHAnsi"/>
-          <w:color w:val="000000" w:themeColor="text1"/>
-          <w:sz w:val="20"/>
-          <w:szCs w:val="20"/>
-        </w:rPr>
-        <w:t xml:space="preserve"> Statistics</w:t>
       </w:r>
     </w:p>
     <w:p>
@@ -1878,8 +1824,347 @@
             <w:sz w:val="20"/>
             <w:szCs w:val="20"/>
           </w:rPr>
-          <w:t>T</w:t>
+          <w:t>Cisco</w:t>
         </w:r>
+      </w:hyperlink>
+      <w:r>
+        <w:t>,</w:t>
+      </w:r>
+      <w:r>
+        <w:rPr>
+          <w:rFonts w:cstheme="minorHAnsi"/>
+          <w:i/>
+          <w:iCs/>
+          <w:color w:val="000000" w:themeColor="text1"/>
+          <w:sz w:val="20"/>
+          <w:szCs w:val="20"/>
+        </w:rPr>
+        <w:t xml:space="preserve"> </w:t>
+      </w:r>
+      <w:r>
+        <w:rPr>
+          <w:rFonts w:cstheme="minorHAnsi"/>
+          <w:i/>
+          <w:iCs/>
+          <w:color w:val="000000" w:themeColor="text1"/>
+          <w:sz w:val="20"/>
+          <w:szCs w:val="20"/>
+        </w:rPr>
+        <w:t>Software Engineer</w:t>
+      </w:r>
+      <w:r>
+        <w:rPr>
+          <w:rFonts w:cstheme="minorHAnsi"/>
+          <w:b/>
+          <w:bCs/>
+          <w:color w:val="000000" w:themeColor="text1"/>
+          <w:sz w:val="20"/>
+          <w:szCs w:val="20"/>
+        </w:rPr>
+        <w:tab/>
+      </w:r>
+      <w:r>
+        <w:rPr>
+          <w:rFonts w:cstheme="minorHAnsi"/>
+          <w:i/>
+          <w:iCs/>
+          <w:color w:val="000000" w:themeColor="text1"/>
+          <w:sz w:val="20"/>
+          <w:szCs w:val="20"/>
+        </w:rPr>
+        <w:t xml:space="preserve"> Ottawa, Canada </w:t>
+      </w:r>
+      <w:r>
+        <w:rPr>
+          <w:rFonts w:cstheme="minorHAnsi"/>
+          <w:i/>
+          <w:iCs/>
+          <w:color w:val="000000" w:themeColor="text1"/>
+          <w:sz w:val="20"/>
+          <w:szCs w:val="20"/>
+        </w:rPr>
+        <w:tab/>
+      </w:r>
+      <w:r>
+        <w:rPr>
+          <w:rFonts w:cstheme="minorHAnsi"/>
+          <w:i/>
+          <w:iCs/>
+          <w:color w:val="000000" w:themeColor="text1"/>
+          <w:sz w:val="20"/>
+          <w:szCs w:val="20"/>
+        </w:rPr>
+        <w:t>May</w:t>
+      </w:r>
+      <w:r>
+        <w:rPr>
+          <w:rFonts w:cstheme="minorHAnsi"/>
+          <w:i/>
+          <w:iCs/>
+          <w:color w:val="000000" w:themeColor="text1"/>
+          <w:sz w:val="20"/>
+          <w:szCs w:val="20"/>
+        </w:rPr>
+        <w:t xml:space="preserve"> 202</w:t>
+      </w:r>
+      <w:r>
+        <w:rPr>
+          <w:rFonts w:cstheme="minorHAnsi"/>
+          <w:i/>
+          <w:iCs/>
+          <w:color w:val="000000" w:themeColor="text1"/>
+          <w:sz w:val="20"/>
+          <w:szCs w:val="20"/>
+        </w:rPr>
+        <w:t>6</w:t>
+      </w:r>
+      <w:r>
+        <w:rPr>
+          <w:rFonts w:cstheme="minorHAnsi"/>
+          <w:i/>
+          <w:iCs/>
+          <w:color w:val="000000" w:themeColor="text1"/>
+          <w:sz w:val="20"/>
+          <w:szCs w:val="20"/>
+        </w:rPr>
+        <w:t xml:space="preserve"> – Present</w:t>
+      </w:r>
+    </w:p>
+    <w:p>
+      <w:pPr>
+        <w:pStyle w:val="ListParagraph"/>
+        <w:numPr>
+          <w:ilvl w:val="0"/>
+          <w:numId w:val="34"/>
+        </w:numPr>
+        <w:tabs>
+          <w:tab w:val="right" w:pos="10800"/>
+        </w:tabs>
+        <w:spacing w:after="0" w:line="240" w:lineRule="auto"/>
+        <w:ind w:left="360" w:hanging="180"/>
+        <w:rPr>
+          <w:sz w:val="20"/>
+          <w:szCs w:val="20"/>
+        </w:rPr>
+      </w:pPr>
+      <w:r>
+        <w:rPr>
+          <w:sz w:val="20"/>
+          <w:szCs w:val="20"/>
+        </w:rPr>
+        <w:t xml:space="preserve">Architected a FastAPI mock-generation engine auto-scaffolding </w:t>
+      </w:r>
+      <w:r>
+        <w:rPr>
+          <w:b/>
+          <w:bCs/>
+          <w:sz w:val="20"/>
+          <w:szCs w:val="20"/>
+        </w:rPr>
+        <w:t>C unit-test mocks</w:t>
+      </w:r>
+      <w:r>
+        <w:rPr>
+          <w:sz w:val="20"/>
+          <w:szCs w:val="20"/>
+        </w:rPr>
+        <w:t xml:space="preserve"> for </w:t>
+      </w:r>
+      <w:r>
+        <w:rPr>
+          <w:b/>
+          <w:bCs/>
+          <w:sz w:val="20"/>
+          <w:szCs w:val="20"/>
+        </w:rPr>
+        <w:t>Nexus OS</w:t>
+      </w:r>
+      <w:r>
+        <w:rPr>
+          <w:sz w:val="20"/>
+          <w:szCs w:val="20"/>
+        </w:rPr>
+        <w:t>, eliminating manual boilerplate.</w:t>
+      </w:r>
+    </w:p>
+    <w:p>
+      <w:pPr>
+        <w:pStyle w:val="ListParagraph"/>
+        <w:numPr>
+          <w:ilvl w:val="0"/>
+          <w:numId w:val="34"/>
+        </w:numPr>
+        <w:tabs>
+          <w:tab w:val="right" w:pos="10800"/>
+        </w:tabs>
+        <w:spacing w:after="0" w:line="240" w:lineRule="auto"/>
+        <w:ind w:left="360" w:hanging="180"/>
+        <w:rPr>
+          <w:sz w:val="20"/>
+          <w:szCs w:val="20"/>
+        </w:rPr>
+      </w:pPr>
+      <w:r>
+        <w:rPr>
+          <w:sz w:val="20"/>
+          <w:szCs w:val="20"/>
+        </w:rPr>
+        <w:t xml:space="preserve">Developed a </w:t>
+      </w:r>
+      <w:r>
+        <w:rPr>
+          <w:b/>
+          <w:bCs/>
+          <w:sz w:val="20"/>
+          <w:szCs w:val="20"/>
+        </w:rPr>
+        <w:t>AI-Leveraged</w:t>
+      </w:r>
+      <w:r>
+        <w:rPr>
+          <w:sz w:val="20"/>
+          <w:szCs w:val="20"/>
+        </w:rPr>
+        <w:t xml:space="preserve"> </w:t>
+      </w:r>
+      <w:r>
+        <w:rPr>
+          <w:b/>
+          <w:bCs/>
+          <w:sz w:val="20"/>
+          <w:szCs w:val="20"/>
+        </w:rPr>
+        <w:t>VS Code extension</w:t>
+      </w:r>
+      <w:r>
+        <w:rPr>
+          <w:sz w:val="20"/>
+          <w:szCs w:val="20"/>
+        </w:rPr>
+        <w:t xml:space="preserve"> to generate, diff-preview, and apply mocks from a single </w:t>
+      </w:r>
+      <w:r>
+        <w:rPr>
+          <w:sz w:val="20"/>
+          <w:szCs w:val="20"/>
+        </w:rPr>
+        <w:t>click for developers.</w:t>
+      </w:r>
+    </w:p>
+    <w:p>
+      <w:pPr>
+        <w:pStyle w:val="ListParagraph"/>
+        <w:numPr>
+          <w:ilvl w:val="0"/>
+          <w:numId w:val="34"/>
+        </w:numPr>
+        <w:tabs>
+          <w:tab w:val="right" w:pos="10800"/>
+        </w:tabs>
+        <w:spacing w:after="0" w:line="240" w:lineRule="auto"/>
+        <w:ind w:left="360" w:hanging="180"/>
+        <w:rPr>
+          <w:sz w:val="20"/>
+          <w:szCs w:val="20"/>
+        </w:rPr>
+      </w:pPr>
+      <w:r>
+        <w:rPr>
+          <w:sz w:val="20"/>
+          <w:szCs w:val="20"/>
+        </w:rPr>
+        <w:t xml:space="preserve">Built a </w:t>
+      </w:r>
+      <w:r>
+        <w:rPr>
+          <w:b/>
+          <w:bCs/>
+          <w:sz w:val="20"/>
+          <w:szCs w:val="20"/>
+        </w:rPr>
+        <w:t>libclang AST pipeline</w:t>
+      </w:r>
+      <w:r>
+        <w:rPr>
+          <w:sz w:val="20"/>
+          <w:szCs w:val="20"/>
+        </w:rPr>
+        <w:t xml:space="preserve"> parsing C headers and extracting function signatures despite missing includes and compiler errors.</w:t>
+      </w:r>
+    </w:p>
+    <w:p>
+      <w:pPr>
+        <w:pStyle w:val="ListParagraph"/>
+        <w:numPr>
+          <w:ilvl w:val="0"/>
+          <w:numId w:val="34"/>
+        </w:numPr>
+        <w:tabs>
+          <w:tab w:val="right" w:pos="10800"/>
+        </w:tabs>
+        <w:spacing w:after="0" w:line="240" w:lineRule="auto"/>
+        <w:ind w:left="360" w:hanging="180"/>
+        <w:rPr>
+          <w:sz w:val="20"/>
+          <w:szCs w:val="20"/>
+        </w:rPr>
+      </w:pPr>
+      <w:r>
+        <w:rPr>
+          <w:sz w:val="20"/>
+          <w:szCs w:val="20"/>
+        </w:rPr>
+        <w:t>Built a framework-agnostic adapter registry (</w:t>
+      </w:r>
+      <w:r>
+        <w:rPr>
+          <w:b/>
+          <w:bCs/>
+          <w:sz w:val="20"/>
+          <w:szCs w:val="20"/>
+        </w:rPr>
+        <w:t>CMocka, FFF, CppUTest</w:t>
+      </w:r>
+      <w:r>
+        <w:rPr>
+          <w:sz w:val="20"/>
+          <w:szCs w:val="20"/>
+        </w:rPr>
+        <w:t>) with Jinja2 templating and Bazel build scaffold generation.</w:t>
+      </w:r>
+    </w:p>
+    <w:p>
+      <w:pPr>
+        <w:tabs>
+          <w:tab w:val="right" w:pos="10800"/>
+        </w:tabs>
+        <w:spacing w:after="0" w:line="240" w:lineRule="auto"/>
+        <w:rPr>
+          <w:rFonts w:cstheme="minorHAnsi"/>
+          <w:color w:val="000000" w:themeColor="text1"/>
+          <w:sz w:val="6"/>
+          <w:szCs w:val="6"/>
+        </w:rPr>
+      </w:pPr>
+    </w:p>
+    <w:p>
+      <w:pPr>
+        <w:tabs>
+          <w:tab w:val="center" w:pos="5400"/>
+          <w:tab w:val="right" w:pos="10800"/>
+        </w:tabs>
+        <w:spacing w:after="60" w:line="240" w:lineRule="auto"/>
+        <w:ind w:left="274" w:hanging="274"/>
+        <w:rPr>
+          <w:rFonts w:cstheme="minorHAnsi"/>
+          <w:i/>
+          <w:iCs/>
+          <w:color w:val="000000" w:themeColor="text1"/>
+          <w:sz w:val="20"/>
+          <w:szCs w:val="20"/>
+        </w:rPr>
+      </w:pPr>
+      <w:hyperlink r:id="rId13" w:history="1">
         <w:r>
           <w:rPr>
             <w:rStyle w:val="Hyperlink"/>
@@ -1890,7 +2175,7 @@
             <w:sz w:val="20"/>
             <w:szCs w:val="20"/>
           </w:rPr>
-          <w:t>hales</w:t>
+          <w:t>Thales</w:t>
         </w:r>
       </w:hyperlink>
       <w:r>
@@ -1938,7 +2223,7 @@
           <w:sz w:val="20"/>
           <w:szCs w:val="20"/>
         </w:rPr>
-        <w:t xml:space="preserve"> Ottawa</w:t>
+        <w:t xml:space="preserve"> Ottawa, Canada </w:t>
       </w:r>
       <w:r>
         <w:rPr>
@@ -1949,7 +2234,7 @@
           <w:sz w:val="20"/>
           <w:szCs w:val="20"/>
         </w:rPr>
-        <w:t>, Canada</w:t>
+        <w:tab/>
       </w:r>
       <w:r>
         <w:rPr>
@@ -1960,7 +2245,7 @@
           <w:sz w:val="20"/>
           <w:szCs w:val="20"/>
         </w:rPr>
-        <w:t xml:space="preserve"> </w:t>
+        <w:t xml:space="preserve">Sept 2025 – </w:t>
       </w:r>
       <w:r>
         <w:rPr>
@@ -1971,18 +2256,7 @@
           <w:sz w:val="20"/>
           <w:szCs w:val="20"/>
         </w:rPr>
-        <w:tab/>
-      </w:r>
-      <w:r>
-        <w:rPr>
-          <w:rFonts w:cstheme="minorHAnsi"/>
-          <w:i/>
-          <w:iCs/>
-          <w:color w:val="000000" w:themeColor="text1"/>
-          <w:sz w:val="20"/>
-          <w:szCs w:val="20"/>
-        </w:rPr>
-        <w:t>Sept 2025 – Present</w:t>
+        <w:t>May 2026</w:t>
       </w:r>
     </w:p>
     <w:p>
@@ -2014,7 +2288,7 @@
         </w:rPr>
         <w:t xml:space="preserve">Spearheaded a pivotal project within a </w:t>
       </w:r>
-      <w:hyperlink r:id="rId13" w:history="1">
+      <w:hyperlink r:id="rId14" w:history="1">
         <w:r>
           <w:rPr>
             <w:rStyle w:val="Hyperlink"/>
@@ -2147,106 +2421,7 @@
           <w:sz w:val="20"/>
           <w:szCs w:val="20"/>
         </w:rPr>
-        <w:t>data</w:t>
-      </w:r>
-      <w:r>
-        <w:rPr>
-          <w:rFonts w:cstheme="minorHAnsi"/>
-          <w:color w:val="000000" w:themeColor="text1"/>
-          <w:sz w:val="20"/>
-          <w:szCs w:val="20"/>
-        </w:rPr>
-        <w:t xml:space="preserve"> platform to query</w:t>
-      </w:r>
-      <w:r>
-        <w:rPr>
-          <w:rFonts w:cstheme="minorHAnsi"/>
-          <w:color w:val="000000" w:themeColor="text1"/>
-          <w:sz w:val="20"/>
-          <w:szCs w:val="20"/>
-        </w:rPr>
-        <w:t xml:space="preserve"> live</w:t>
-      </w:r>
-      <w:r>
-        <w:rPr>
-          <w:rFonts w:cstheme="minorHAnsi"/>
-          <w:color w:val="000000" w:themeColor="text1"/>
-          <w:sz w:val="20"/>
-          <w:szCs w:val="20"/>
-        </w:rPr>
-        <w:t xml:space="preserve"> military data </w:t>
-      </w:r>
-      <w:r>
-        <w:rPr>
-          <w:rFonts w:cstheme="minorHAnsi"/>
-          <w:color w:val="000000" w:themeColor="text1"/>
-          <w:sz w:val="20"/>
-          <w:szCs w:val="20"/>
-        </w:rPr>
-        <w:t xml:space="preserve">and gain </w:t>
-      </w:r>
-      <w:r>
-        <w:rPr>
-          <w:rFonts w:cstheme="minorHAnsi"/>
-          <w:color w:val="000000" w:themeColor="text1"/>
-          <w:sz w:val="20"/>
-          <w:szCs w:val="20"/>
-        </w:rPr>
-        <w:t>ML predictions</w:t>
-      </w:r>
-      <w:r>
-        <w:rPr>
-          <w:rFonts w:cstheme="minorHAnsi"/>
-          <w:color w:val="000000" w:themeColor="text1"/>
-          <w:sz w:val="20"/>
-          <w:szCs w:val="20"/>
-        </w:rPr>
-        <w:t xml:space="preserve"> using FastAPI, </w:t>
-      </w:r>
-      <w:r>
-        <w:rPr>
-          <w:rFonts w:cstheme="minorHAnsi"/>
-          <w:color w:val="000000" w:themeColor="text1"/>
-          <w:sz w:val="20"/>
-          <w:szCs w:val="20"/>
-        </w:rPr>
-        <w:t>H</w:t>
-      </w:r>
-      <w:r>
-        <w:rPr>
-          <w:rFonts w:cstheme="minorHAnsi"/>
-          <w:color w:val="000000" w:themeColor="text1"/>
-          <w:sz w:val="20"/>
-          <w:szCs w:val="20"/>
-        </w:rPr>
-        <w:t>aystack</w:t>
-      </w:r>
-      <w:r>
-        <w:rPr>
-          <w:rFonts w:cstheme="minorHAnsi"/>
-          <w:color w:val="000000" w:themeColor="text1"/>
-          <w:sz w:val="20"/>
-          <w:szCs w:val="20"/>
-        </w:rPr>
-        <w:t xml:space="preserve">, </w:t>
-      </w:r>
-      <w:r>
-        <w:rPr>
-          <w:rFonts w:cstheme="minorHAnsi"/>
-          <w:color w:val="000000" w:themeColor="text1"/>
-          <w:sz w:val="20"/>
-          <w:szCs w:val="20"/>
-        </w:rPr>
-        <w:t>Neo4J, Docker</w:t>
-      </w:r>
-      <w:r>
-        <w:rPr>
-          <w:rFonts w:cstheme="minorHAnsi"/>
-          <w:color w:val="000000" w:themeColor="text1"/>
-          <w:sz w:val="20"/>
-          <w:szCs w:val="20"/>
-        </w:rPr>
-        <w:t>.</w:t>
+        <w:t>data platform to query live military data and gain ML predictions using FastAPI, Haystack, Neo4J, Docker.</w:t>
       </w:r>
     </w:p>
     <w:p>
@@ -2384,6 +2559,17 @@
           <w:sz w:val="20"/>
           <w:szCs w:val="20"/>
         </w:rPr>
+        <w:t xml:space="preserve"> converting raw data tables and documents to embeddings</w:t>
+      </w:r>
+      <w:r>
+        <w:rPr>
+          <w:rFonts w:cstheme="minorHAnsi"/>
+          <w:b/>
+          <w:bCs/>
+          <w:color w:val="000000" w:themeColor="text1"/>
+          <w:sz w:val="20"/>
+          <w:szCs w:val="20"/>
+        </w:rPr>
         <w:t xml:space="preserve"> </w:t>
       </w:r>
       <w:r>
@@ -2393,62 +2579,6 @@
           <w:sz w:val="20"/>
           <w:szCs w:val="20"/>
         </w:rPr>
-        <w:t xml:space="preserve">converting </w:t>
-      </w:r>
-      <w:r>
-        <w:rPr>
-          <w:rFonts w:cstheme="minorHAnsi"/>
-          <w:color w:val="000000" w:themeColor="text1"/>
-          <w:sz w:val="20"/>
-          <w:szCs w:val="20"/>
-        </w:rPr>
-        <w:t xml:space="preserve">raw data tables and documents </w:t>
-      </w:r>
-      <w:r>
-        <w:rPr>
-          <w:rFonts w:cstheme="minorHAnsi"/>
-          <w:color w:val="000000" w:themeColor="text1"/>
-          <w:sz w:val="20"/>
-          <w:szCs w:val="20"/>
-        </w:rPr>
-        <w:t xml:space="preserve">to </w:t>
-      </w:r>
-      <w:r>
-        <w:rPr>
-          <w:rFonts w:cstheme="minorHAnsi"/>
-          <w:color w:val="000000" w:themeColor="text1"/>
-          <w:sz w:val="20"/>
-          <w:szCs w:val="20"/>
-        </w:rPr>
-        <w:t>embedding</w:t>
-      </w:r>
-      <w:r>
-        <w:rPr>
-          <w:rFonts w:cstheme="minorHAnsi"/>
-          <w:color w:val="000000" w:themeColor="text1"/>
-          <w:sz w:val="20"/>
-          <w:szCs w:val="20"/>
-        </w:rPr>
-        <w:t>s</w:t>
-      </w:r>
-      <w:r>
-        <w:rPr>
-          <w:rFonts w:cstheme="minorHAnsi"/>
-          <w:b/>
-          <w:bCs/>
-          <w:color w:val="000000" w:themeColor="text1"/>
-          <w:sz w:val="20"/>
-          <w:szCs w:val="20"/>
-        </w:rPr>
-        <w:t xml:space="preserve"> </w:t>
-      </w:r>
-      <w:r>
-        <w:rPr>
-          <w:rFonts w:cstheme="minorHAnsi"/>
-          <w:color w:val="000000" w:themeColor="text1"/>
-          <w:sz w:val="20"/>
-          <w:szCs w:val="20"/>
-        </w:rPr>
         <w:t>in</w:t>
       </w:r>
       <w:r>
@@ -2490,128 +2620,6 @@
           <w:szCs w:val="20"/>
         </w:rPr>
         <w:t>.</w:t>
-      </w:r>
-    </w:p>
-    <w:p>
-      <w:pPr>
-        <w:pStyle w:val="ListParagraph"/>
-        <w:numPr>
-          <w:ilvl w:val="0"/>
-          <w:numId w:val="2"/>
-        </w:numPr>
-        <w:tabs>
-          <w:tab w:val="center" w:pos="5400"/>
-          <w:tab w:val="right" w:pos="10800"/>
-        </w:tabs>
-        <w:spacing w:after="0" w:line="240" w:lineRule="auto"/>
-        <w:ind w:hanging="180"/>
-        <w:rPr>
-          <w:rFonts w:cstheme="minorHAnsi"/>
-          <w:color w:val="000000" w:themeColor="text1"/>
-          <w:sz w:val="20"/>
-          <w:szCs w:val="20"/>
-        </w:rPr>
-      </w:pPr>
-      <w:r>
-        <w:rPr>
-          <w:rFonts w:cstheme="minorHAnsi"/>
-          <w:color w:val="000000" w:themeColor="text1"/>
-          <w:sz w:val="20"/>
-          <w:szCs w:val="20"/>
-        </w:rPr>
-        <w:t>Defined</w:t>
-      </w:r>
-      <w:r>
-        <w:rPr>
-          <w:rFonts w:cstheme="minorHAnsi"/>
-          <w:color w:val="000000" w:themeColor="text1"/>
-          <w:sz w:val="20"/>
-          <w:szCs w:val="20"/>
-        </w:rPr>
-        <w:t xml:space="preserve"> </w:t>
-      </w:r>
-      <w:r>
-        <w:rPr>
-          <w:rFonts w:cstheme="minorHAnsi"/>
-          <w:b/>
-          <w:bCs/>
-          <w:color w:val="000000" w:themeColor="text1"/>
-          <w:sz w:val="20"/>
-          <w:szCs w:val="20"/>
-        </w:rPr>
-        <w:t>Backend</w:t>
-      </w:r>
-      <w:r>
-        <w:rPr>
-          <w:rFonts w:cstheme="minorHAnsi"/>
-          <w:color w:val="000000" w:themeColor="text1"/>
-          <w:sz w:val="20"/>
-          <w:szCs w:val="20"/>
-        </w:rPr>
-        <w:t xml:space="preserve"> </w:t>
-      </w:r>
-      <w:r>
-        <w:rPr>
-          <w:rFonts w:cstheme="minorHAnsi"/>
-          <w:color w:val="000000" w:themeColor="text1"/>
-          <w:sz w:val="20"/>
-          <w:szCs w:val="20"/>
-        </w:rPr>
-        <w:t>development</w:t>
-      </w:r>
-      <w:r>
-        <w:rPr>
-          <w:rFonts w:cstheme="minorHAnsi"/>
-          <w:color w:val="000000" w:themeColor="text1"/>
-          <w:sz w:val="20"/>
-          <w:szCs w:val="20"/>
-        </w:rPr>
-        <w:t xml:space="preserve"> of key projects</w:t>
-      </w:r>
-      <w:r>
-        <w:rPr>
-          <w:rFonts w:cstheme="minorHAnsi"/>
-          <w:color w:val="000000" w:themeColor="text1"/>
-          <w:sz w:val="20"/>
-          <w:szCs w:val="20"/>
-        </w:rPr>
-        <w:t xml:space="preserve">, </w:t>
-      </w:r>
-      <w:r>
-        <w:rPr>
-          <w:rFonts w:cstheme="minorHAnsi"/>
-          <w:color w:val="000000" w:themeColor="text1"/>
-          <w:sz w:val="20"/>
-          <w:szCs w:val="20"/>
-        </w:rPr>
-        <w:t>building</w:t>
-      </w:r>
-      <w:r>
-        <w:rPr>
-          <w:rFonts w:cstheme="minorHAnsi"/>
-          <w:color w:val="000000" w:themeColor="text1"/>
-          <w:sz w:val="20"/>
-          <w:szCs w:val="20"/>
-        </w:rPr>
-        <w:t xml:space="preserve"> graph queries, and containerized </w:t>
-      </w:r>
-      <w:r>
-        <w:rPr>
-          <w:rFonts w:cstheme="minorHAnsi"/>
-          <w:color w:val="000000" w:themeColor="text1"/>
-          <w:sz w:val="20"/>
-          <w:szCs w:val="20"/>
-        </w:rPr>
-        <w:t>services</w:t>
-      </w:r>
-      <w:r>
-        <w:rPr>
-          <w:rFonts w:cstheme="minorHAnsi"/>
-          <w:color w:val="000000" w:themeColor="text1"/>
-          <w:sz w:val="20"/>
-          <w:szCs w:val="20"/>
-        </w:rPr>
-        <w:t xml:space="preserve"> for internal and client apps.</w:t>
       </w:r>
     </w:p>
     <w:p>
@@ -2645,7 +2653,7 @@
           <w:szCs w:val="20"/>
         </w:rPr>
       </w:pPr>
-      <w:hyperlink r:id="rId14" w:history="1">
+      <w:hyperlink r:id="rId15" w:history="1">
         <w:r>
           <w:rPr>
             <w:rStyle w:val="Hyperlink"/>
@@ -3387,7 +3395,7 @@
           <w:szCs w:val="20"/>
         </w:rPr>
       </w:pPr>
-      <w:hyperlink r:id="rId15" w:history="1">
+      <w:hyperlink r:id="rId16" w:history="1">
         <w:r>
           <w:rPr>
             <w:rStyle w:val="Hyperlink"/>
@@ -3440,7 +3448,18 @@
           <w:sz w:val="20"/>
           <w:szCs w:val="20"/>
         </w:rPr>
-        <w:t xml:space="preserve">Machine Learning </w:t>
+        <w:t>AI</w:t>
+      </w:r>
+      <w:r>
+        <w:rPr>
+          <w:rFonts w:cstheme="minorHAnsi"/>
+          <w:i/>
+          <w:iCs/>
+          <w:color w:val="000000" w:themeColor="text1"/>
+          <w:sz w:val="20"/>
+          <w:szCs w:val="20"/>
+        </w:rPr>
+        <w:t xml:space="preserve"> </w:t>
       </w:r>
       <w:r>
         <w:rPr>
@@ -4081,7 +4100,7 @@
           <w:szCs w:val="20"/>
         </w:rPr>
       </w:pPr>
-      <w:hyperlink r:id="rId16" w:history="1">
+      <w:hyperlink r:id="rId17" w:history="1">
         <w:r>
           <w:rPr>
             <w:rStyle w:val="Hyperlink"/>
@@ -4761,7 +4780,7 @@
           <w:szCs w:val="20"/>
         </w:rPr>
       </w:pPr>
-      <w:hyperlink r:id="rId17" w:history="1">
+      <w:hyperlink r:id="rId18" w:history="1">
         <w:r>
           <w:rPr>
             <w:rStyle w:val="Hyperlink"/>
@@ -4977,16 +4996,16 @@
           <w:sz w:val="20"/>
           <w:szCs w:val="20"/>
         </w:rPr>
-        <w:t>Innovated</w:t>
-      </w:r>
-      <w:r>
-        <w:rPr>
-          <w:rFonts w:cstheme="minorHAnsi"/>
-          <w:color w:val="000000" w:themeColor="text1"/>
-          <w:sz w:val="20"/>
-          <w:szCs w:val="20"/>
-        </w:rPr>
-        <w:t xml:space="preserve"> on </w:t>
+        <w:t>Authored</w:t>
+      </w:r>
+      <w:r>
+        <w:rPr>
+          <w:rFonts w:cstheme="minorHAnsi"/>
+          <w:color w:val="000000" w:themeColor="text1"/>
+          <w:sz w:val="20"/>
+          <w:szCs w:val="20"/>
+        </w:rPr>
+        <w:t xml:space="preserve"> </w:t>
       </w:r>
       <w:r>
         <w:rPr>
@@ -5045,7 +5064,7 @@
           <w:sz w:val="20"/>
           <w:szCs w:val="20"/>
         </w:rPr>
-        <w:t>Established</w:t>
+        <w:t>Shipped</w:t>
       </w:r>
       <w:r>
         <w:rPr>
@@ -5293,7 +5312,7 @@
           <w:szCs w:val="20"/>
         </w:rPr>
       </w:pPr>
-      <w:hyperlink r:id="rId18" w:history="1">
+      <w:hyperlink r:id="rId19" w:history="1">
         <w:r>
           <w:rPr>
             <w:rStyle w:val="Hyperlink"/>
@@ -5553,7 +5572,7 @@
         </w:rPr>
         <w:t xml:space="preserve"> </w:t>
       </w:r>
-      <w:hyperlink r:id="rId19" w:history="1">
+      <w:hyperlink r:id="rId20" w:history="1">
         <w:r>
           <w:rPr>
             <w:rStyle w:val="Hyperlink"/>
@@ -5809,147 +5828,6 @@
     </w:p>
     <w:p>
       <w:pPr>
-        <w:pStyle w:val="ListParagraph"/>
-        <w:numPr>
-          <w:ilvl w:val="0"/>
-          <w:numId w:val="33"/>
-        </w:numPr>
-        <w:tabs>
-          <w:tab w:val="center" w:pos="5400"/>
-          <w:tab w:val="right" w:pos="10800"/>
-        </w:tabs>
-        <w:spacing w:after="0" w:line="240" w:lineRule="auto"/>
-        <w:ind w:left="360" w:hanging="180"/>
-        <w:rPr>
-          <w:sz w:val="20"/>
-          <w:szCs w:val="20"/>
-        </w:rPr>
-      </w:pPr>
-      <w:r>
-        <w:rPr>
-          <w:sz w:val="20"/>
-          <w:szCs w:val="20"/>
-        </w:rPr>
-        <w:t>Extracted impactful data</w:t>
-      </w:r>
-      <w:r>
-        <w:rPr>
-          <w:sz w:val="20"/>
-          <w:szCs w:val="20"/>
-        </w:rPr>
-        <w:t xml:space="preserve"> </w:t>
-      </w:r>
-      <w:r>
-        <w:rPr>
-          <w:sz w:val="20"/>
-          <w:szCs w:val="20"/>
-        </w:rPr>
-        <w:t xml:space="preserve">from </w:t>
-      </w:r>
-      <w:r>
-        <w:rPr>
-          <w:sz w:val="20"/>
-          <w:szCs w:val="20"/>
-        </w:rPr>
-        <w:t>phone calls</w:t>
-      </w:r>
-      <w:r>
-        <w:rPr>
-          <w:sz w:val="20"/>
-          <w:szCs w:val="20"/>
-        </w:rPr>
-        <w:t xml:space="preserve"> using </w:t>
-      </w:r>
-      <w:r>
-        <w:rPr>
-          <w:sz w:val="20"/>
-          <w:szCs w:val="20"/>
-        </w:rPr>
-        <w:t>CrewAI</w:t>
-      </w:r>
-      <w:r>
-        <w:rPr>
-          <w:sz w:val="20"/>
-          <w:szCs w:val="20"/>
-        </w:rPr>
-        <w:t xml:space="preserve"> to</w:t>
-      </w:r>
-      <w:r>
-        <w:rPr>
-          <w:sz w:val="20"/>
-          <w:szCs w:val="20"/>
-        </w:rPr>
-        <w:t xml:space="preserve"> </w:t>
-      </w:r>
-      <w:r>
-        <w:rPr>
-          <w:b/>
-          <w:bCs/>
-          <w:sz w:val="20"/>
-          <w:szCs w:val="20"/>
-        </w:rPr>
-        <w:t>geolocate</w:t>
-      </w:r>
-      <w:r>
-        <w:rPr>
-          <w:b/>
-          <w:bCs/>
-          <w:sz w:val="20"/>
-          <w:szCs w:val="20"/>
-        </w:rPr>
-        <w:t xml:space="preserve"> </w:t>
-      </w:r>
-      <w:r>
-        <w:rPr>
-          <w:b/>
-          <w:bCs/>
-          <w:sz w:val="20"/>
-          <w:szCs w:val="20"/>
-        </w:rPr>
-        <w:t>events</w:t>
-      </w:r>
-      <w:r>
-        <w:rPr>
-          <w:sz w:val="20"/>
-          <w:szCs w:val="20"/>
-        </w:rPr>
-        <w:t xml:space="preserve"> and </w:t>
-      </w:r>
-      <w:r>
-        <w:rPr>
-          <w:b/>
-          <w:bCs/>
-          <w:sz w:val="20"/>
-          <w:szCs w:val="20"/>
-        </w:rPr>
-        <w:t>triage</w:t>
-      </w:r>
-      <w:r>
-        <w:rPr>
-          <w:sz w:val="20"/>
-          <w:szCs w:val="20"/>
-        </w:rPr>
-        <w:t xml:space="preserve"> for efficient </w:t>
-      </w:r>
-      <w:r>
-        <w:rPr>
-          <w:b/>
-          <w:bCs/>
-          <w:sz w:val="20"/>
-          <w:szCs w:val="20"/>
-        </w:rPr>
-        <w:t>hospital load-balancing</w:t>
-      </w:r>
-      <w:r>
-        <w:rPr>
-          <w:sz w:val="20"/>
-          <w:szCs w:val="20"/>
-        </w:rPr>
-        <w:t>.</w:t>
-      </w:r>
-    </w:p>
-    <w:p>
-      <w:pPr>
         <w:tabs>
           <w:tab w:val="center" w:pos="5400"/>
           <w:tab w:val="right" w:pos="10800"/>
@@ -5976,7 +5854,7 @@
           <w:szCs w:val="20"/>
         </w:rPr>
       </w:pPr>
-      <w:hyperlink r:id="rId20" w:history="1">
+      <w:hyperlink r:id="rId21" w:history="1">
         <w:r>
           <w:rPr>
             <w:rStyle w:val="Hyperlink"/>
@@ -6169,7 +6047,7 @@
           <w:sz w:val="20"/>
           <w:szCs w:val="20"/>
         </w:rPr>
-        <w:t>Responsible for boosting</w:t>
+        <w:t>Drove funding growth by</w:t>
       </w:r>
       <w:r>
         <w:rPr>
@@ -6179,15 +6057,6 @@
           <w:szCs w:val="20"/>
         </w:rPr>
         <w:t xml:space="preserve"> </w:t>
-      </w:r>
-      <w:r>
-        <w:rPr>
-          <w:rFonts w:cstheme="minorHAnsi"/>
-          <w:color w:val="000000" w:themeColor="text1"/>
-          <w:sz w:val="20"/>
-          <w:szCs w:val="20"/>
-        </w:rPr>
-        <w:t xml:space="preserve">funding by </w:t>
       </w:r>
       <w:r>
         <w:rPr>
@@ -6648,554 +6517,6 @@
         </w:rPr>
         <w:t>simplify the hackathon directing experience for students and companies</w:t>
       </w:r>
-      <w:r>
-        <w:rPr>
-          <w:rFonts w:cstheme="minorHAnsi"/>
-          <w:color w:val="000000" w:themeColor="text1"/>
-          <w:sz w:val="20"/>
-          <w:szCs w:val="20"/>
-        </w:rPr>
-        <w:t>.</w:t>
-      </w:r>
-    </w:p>
-    <w:p>
-      <w:pPr>
-        <w:tabs>
-          <w:tab w:val="right" w:pos="10800"/>
-        </w:tabs>
-        <w:spacing w:after="0" w:line="240" w:lineRule="auto"/>
-        <w:rPr>
-          <w:rFonts w:cstheme="minorHAnsi"/>
-          <w:color w:val="000000" w:themeColor="text1"/>
-          <w:sz w:val="6"/>
-          <w:szCs w:val="6"/>
-        </w:rPr>
-      </w:pPr>
-    </w:p>
-    <w:p>
-      <w:pPr>
-        <w:tabs>
-          <w:tab w:val="center" w:pos="5400"/>
-          <w:tab w:val="right" w:pos="10800"/>
-        </w:tabs>
-        <w:spacing w:after="0" w:line="240" w:lineRule="auto"/>
-        <w:rPr>
-          <w:rFonts w:cstheme="minorHAnsi"/>
-          <w:i/>
-          <w:iCs/>
-          <w:color w:val="000000" w:themeColor="text1"/>
-          <w:sz w:val="20"/>
-          <w:szCs w:val="20"/>
-        </w:rPr>
-      </w:pPr>
-      <w:r>
-        <w:rPr>
-          <w:rFonts w:cstheme="minorHAnsi"/>
-          <w:b/>
-          <w:bCs/>
-          <w:color w:val="000000" w:themeColor="text1"/>
-          <w:sz w:val="20"/>
-          <w:szCs w:val="20"/>
-          <w:u w:val="single"/>
-        </w:rPr>
-        <w:t xml:space="preserve">Research in Cancer and </w:t>
-      </w:r>
-      <w:r>
-        <w:rPr>
-          <w:rFonts w:cstheme="minorHAnsi"/>
-          <w:b/>
-          <w:bCs/>
-          <w:color w:val="000000" w:themeColor="text1"/>
-          <w:sz w:val="20"/>
-          <w:szCs w:val="20"/>
-          <w:u w:val="single"/>
-        </w:rPr>
-        <w:t>Orthopaedics</w:t>
-      </w:r>
-      <w:r>
-        <w:rPr>
-          <w:rFonts w:cstheme="minorHAnsi"/>
-          <w:b/>
-          <w:bCs/>
-          <w:color w:val="000000" w:themeColor="text1"/>
-          <w:sz w:val="20"/>
-          <w:szCs w:val="20"/>
-        </w:rPr>
-        <w:tab/>
-      </w:r>
-      <w:r>
-        <w:rPr>
-          <w:rFonts w:cstheme="minorHAnsi"/>
-          <w:i/>
-          <w:iCs/>
-          <w:color w:val="000000" w:themeColor="text1"/>
-          <w:sz w:val="20"/>
-          <w:szCs w:val="20"/>
-        </w:rPr>
-        <w:t>UofT &amp; Western</w:t>
-      </w:r>
-      <w:r>
-        <w:rPr>
-          <w:rFonts w:cstheme="minorHAnsi"/>
-          <w:color w:val="000000" w:themeColor="text1"/>
-          <w:sz w:val="20"/>
-          <w:szCs w:val="20"/>
-        </w:rPr>
-        <w:tab/>
-      </w:r>
-      <w:r>
-        <w:rPr>
-          <w:rFonts w:cstheme="minorHAnsi"/>
-          <w:i/>
-          <w:iCs/>
-          <w:color w:val="000000" w:themeColor="text1"/>
-          <w:sz w:val="20"/>
-          <w:szCs w:val="20"/>
-        </w:rPr>
-        <w:t>Aug</w:t>
-      </w:r>
-      <w:r>
-        <w:rPr>
-          <w:rFonts w:cstheme="minorHAnsi"/>
-          <w:i/>
-          <w:iCs/>
-          <w:color w:val="000000" w:themeColor="text1"/>
-          <w:sz w:val="20"/>
-          <w:szCs w:val="20"/>
-        </w:rPr>
-        <w:t xml:space="preserve"> 20</w:t>
-      </w:r>
-      <w:r>
-        <w:rPr>
-          <w:rFonts w:cstheme="minorHAnsi"/>
-          <w:i/>
-          <w:iCs/>
-          <w:color w:val="000000" w:themeColor="text1"/>
-          <w:sz w:val="20"/>
-          <w:szCs w:val="20"/>
-        </w:rPr>
-        <w:t>20</w:t>
-      </w:r>
-      <w:r>
-        <w:rPr>
-          <w:rFonts w:cstheme="minorHAnsi"/>
-          <w:i/>
-          <w:iCs/>
-          <w:color w:val="000000" w:themeColor="text1"/>
-          <w:sz w:val="20"/>
-          <w:szCs w:val="20"/>
-        </w:rPr>
-        <w:t xml:space="preserve"> – </w:t>
-      </w:r>
-      <w:r>
-        <w:rPr>
-          <w:rFonts w:cstheme="minorHAnsi"/>
-          <w:i/>
-          <w:iCs/>
-          <w:color w:val="000000" w:themeColor="text1"/>
-          <w:sz w:val="20"/>
-          <w:szCs w:val="20"/>
-        </w:rPr>
-        <w:t>Mar</w:t>
-      </w:r>
-      <w:r>
-        <w:rPr>
-          <w:rFonts w:cstheme="minorHAnsi"/>
-          <w:i/>
-          <w:iCs/>
-          <w:color w:val="000000" w:themeColor="text1"/>
-          <w:sz w:val="20"/>
-          <w:szCs w:val="20"/>
-        </w:rPr>
-        <w:t xml:space="preserve"> 202</w:t>
-      </w:r>
-      <w:r>
-        <w:rPr>
-          <w:rFonts w:cstheme="minorHAnsi"/>
-          <w:i/>
-          <w:iCs/>
-          <w:color w:val="000000" w:themeColor="text1"/>
-          <w:sz w:val="20"/>
-          <w:szCs w:val="20"/>
-        </w:rPr>
-        <w:t>4</w:t>
-      </w:r>
-    </w:p>
-    <w:p>
-      <w:pPr>
-        <w:pStyle w:val="ListParagraph"/>
-        <w:numPr>
-          <w:ilvl w:val="0"/>
-          <w:numId w:val="27"/>
-        </w:numPr>
-        <w:tabs>
-          <w:tab w:val="center" w:pos="5400"/>
-          <w:tab w:val="right" w:pos="10800"/>
-        </w:tabs>
-        <w:spacing w:after="0" w:line="240" w:lineRule="auto"/>
-        <w:ind w:left="360" w:hanging="180"/>
-        <w:rPr>
-          <w:rFonts w:cstheme="minorHAnsi"/>
-          <w:color w:val="000000" w:themeColor="text1"/>
-          <w:sz w:val="20"/>
-          <w:szCs w:val="20"/>
-        </w:rPr>
-      </w:pPr>
-      <w:r>
-        <w:rPr>
-          <w:rFonts w:cstheme="minorHAnsi"/>
-          <w:color w:val="000000" w:themeColor="text1"/>
-          <w:sz w:val="20"/>
-          <w:szCs w:val="20"/>
-        </w:rPr>
-        <w:t>Research student, us</w:t>
-      </w:r>
-      <w:r>
-        <w:rPr>
-          <w:rFonts w:cstheme="minorHAnsi"/>
-          <w:color w:val="000000" w:themeColor="text1"/>
-          <w:sz w:val="20"/>
-          <w:szCs w:val="20"/>
-        </w:rPr>
-        <w:t>ed</w:t>
-      </w:r>
-      <w:r>
-        <w:rPr>
-          <w:rFonts w:cstheme="minorHAnsi"/>
-          <w:color w:val="000000" w:themeColor="text1"/>
-          <w:sz w:val="20"/>
-          <w:szCs w:val="20"/>
-        </w:rPr>
-        <w:t xml:space="preserve"> </w:t>
-      </w:r>
-      <w:r>
-        <w:rPr>
-          <w:rFonts w:cstheme="minorHAnsi"/>
-          <w:b/>
-          <w:bCs/>
-          <w:color w:val="000000" w:themeColor="text1"/>
-          <w:sz w:val="20"/>
-          <w:szCs w:val="20"/>
-        </w:rPr>
-        <w:t>Python and PyMol</w:t>
-      </w:r>
-      <w:r>
-        <w:rPr>
-          <w:rFonts w:cstheme="minorHAnsi"/>
-          <w:color w:val="000000" w:themeColor="text1"/>
-          <w:sz w:val="20"/>
-          <w:szCs w:val="20"/>
-        </w:rPr>
-        <w:t xml:space="preserve">, </w:t>
-      </w:r>
-      <w:r>
-        <w:rPr>
-          <w:rFonts w:cstheme="minorHAnsi"/>
-          <w:color w:val="000000" w:themeColor="text1"/>
-          <w:sz w:val="20"/>
-          <w:szCs w:val="20"/>
-        </w:rPr>
-        <w:t xml:space="preserve">to </w:t>
-      </w:r>
-      <w:r>
-        <w:rPr>
-          <w:rFonts w:cstheme="minorHAnsi"/>
-          <w:color w:val="000000" w:themeColor="text1"/>
-          <w:sz w:val="20"/>
-          <w:szCs w:val="20"/>
-        </w:rPr>
-        <w:t xml:space="preserve">identify genetic targets </w:t>
-      </w:r>
-      <w:r>
-        <w:rPr>
-          <w:rFonts w:cstheme="minorHAnsi"/>
-          <w:color w:val="000000" w:themeColor="text1"/>
-          <w:sz w:val="20"/>
-          <w:szCs w:val="20"/>
-        </w:rPr>
-        <w:t xml:space="preserve">for </w:t>
-      </w:r>
-      <w:r>
-        <w:rPr>
-          <w:rFonts w:cstheme="minorHAnsi"/>
-          <w:color w:val="000000" w:themeColor="text1"/>
-          <w:sz w:val="20"/>
-          <w:szCs w:val="20"/>
-        </w:rPr>
-        <w:t xml:space="preserve">children’s </w:t>
-      </w:r>
-      <w:r>
-        <w:rPr>
-          <w:rFonts w:cstheme="minorHAnsi"/>
-          <w:color w:val="000000" w:themeColor="text1"/>
-          <w:sz w:val="20"/>
-          <w:szCs w:val="20"/>
-        </w:rPr>
-        <w:t xml:space="preserve">cancer, with </w:t>
-      </w:r>
-      <w:r>
-        <w:rPr>
-          <w:rFonts w:cstheme="minorHAnsi"/>
-          <w:b/>
-          <w:bCs/>
-          <w:color w:val="000000" w:themeColor="text1"/>
-          <w:sz w:val="20"/>
-          <w:szCs w:val="20"/>
-        </w:rPr>
-        <w:t>18 citations</w:t>
-      </w:r>
-      <w:r>
-        <w:rPr>
-          <w:rFonts w:cstheme="minorHAnsi"/>
-          <w:color w:val="000000" w:themeColor="text1"/>
-          <w:sz w:val="20"/>
-          <w:szCs w:val="20"/>
-        </w:rPr>
-        <w:t xml:space="preserve">: </w:t>
-      </w:r>
-      <w:hyperlink r:id="rId21" w:history="1">
-        <w:r>
-          <w:rPr>
-            <w:rStyle w:val="Hyperlink"/>
-            <w:rFonts w:cstheme="minorHAnsi"/>
-            <w:color w:val="000000" w:themeColor="text1"/>
-            <w:sz w:val="20"/>
-            <w:szCs w:val="20"/>
-          </w:rPr>
-          <w:t>Paper 1</w:t>
-        </w:r>
-      </w:hyperlink>
-      <w:r>
-        <w:rPr>
-          <w:rFonts w:cstheme="minorHAnsi"/>
-          <w:color w:val="000000" w:themeColor="text1"/>
-          <w:sz w:val="20"/>
-          <w:szCs w:val="20"/>
-        </w:rPr>
-        <w:t>,</w:t>
-      </w:r>
-      <w:r>
-        <w:rPr>
-          <w:rFonts w:cstheme="minorHAnsi"/>
-          <w:color w:val="000000" w:themeColor="text1"/>
-          <w:sz w:val="20"/>
-          <w:szCs w:val="20"/>
-        </w:rPr>
-        <w:t xml:space="preserve"> </w:t>
-      </w:r>
-      <w:hyperlink r:id="rId22" w:history="1">
-        <w:r>
-          <w:rPr>
-            <w:rStyle w:val="Hyperlink"/>
-            <w:rFonts w:cstheme="minorHAnsi"/>
-            <w:color w:val="000000" w:themeColor="text1"/>
-            <w:sz w:val="20"/>
-            <w:szCs w:val="20"/>
-          </w:rPr>
-          <w:t>Paper 2</w:t>
-        </w:r>
-      </w:hyperlink>
-      <w:r>
-        <w:rPr>
-          <w:rFonts w:cstheme="minorHAnsi"/>
-          <w:color w:val="000000" w:themeColor="text1"/>
-          <w:sz w:val="20"/>
-          <w:szCs w:val="20"/>
-        </w:rPr>
-        <w:t>.</w:t>
-      </w:r>
-    </w:p>
-    <w:p>
-      <w:pPr>
-        <w:pStyle w:val="ListParagraph"/>
-        <w:numPr>
-          <w:ilvl w:val="0"/>
-          <w:numId w:val="27"/>
-        </w:numPr>
-        <w:tabs>
-          <w:tab w:val="center" w:pos="5400"/>
-          <w:tab w:val="right" w:pos="10800"/>
-        </w:tabs>
-        <w:spacing w:after="0" w:line="240" w:lineRule="auto"/>
-        <w:ind w:left="360" w:hanging="180"/>
-        <w:rPr>
-          <w:rFonts w:cstheme="minorHAnsi"/>
-          <w:color w:val="000000" w:themeColor="text1"/>
-          <w:sz w:val="10"/>
-          <w:szCs w:val="10"/>
-        </w:rPr>
-      </w:pPr>
-      <w:r>
-        <w:rPr>
-          <w:rFonts w:cstheme="minorHAnsi"/>
-          <w:color w:val="000000" w:themeColor="text1"/>
-          <w:sz w:val="20"/>
-          <w:szCs w:val="20"/>
-        </w:rPr>
-        <w:t>Data-analyst</w:t>
-      </w:r>
-      <w:r>
-        <w:rPr>
-          <w:rFonts w:cstheme="minorHAnsi"/>
-          <w:color w:val="000000" w:themeColor="text1"/>
-          <w:sz w:val="20"/>
-          <w:szCs w:val="20"/>
-        </w:rPr>
-        <w:t>,</w:t>
-      </w:r>
-      <w:r>
-        <w:rPr>
-          <w:rFonts w:cstheme="minorHAnsi"/>
-          <w:color w:val="000000" w:themeColor="text1"/>
-          <w:sz w:val="20"/>
-          <w:szCs w:val="20"/>
-        </w:rPr>
-        <w:t xml:space="preserve"> found that using</w:t>
-      </w:r>
-      <w:r>
-        <w:rPr>
-          <w:rFonts w:cstheme="minorHAnsi"/>
-          <w:color w:val="000000" w:themeColor="text1"/>
-          <w:sz w:val="20"/>
-          <w:szCs w:val="20"/>
-        </w:rPr>
-        <w:t xml:space="preserve"> Felix AI, an </w:t>
-      </w:r>
-      <w:r>
-        <w:rPr>
-          <w:rFonts w:cstheme="minorHAnsi"/>
-          <w:b/>
-          <w:bCs/>
-          <w:color w:val="000000" w:themeColor="text1"/>
-          <w:sz w:val="20"/>
-          <w:szCs w:val="20"/>
-        </w:rPr>
-        <w:t>NLP</w:t>
-      </w:r>
-      <w:r>
-        <w:rPr>
-          <w:rFonts w:cstheme="minorHAnsi"/>
-          <w:color w:val="000000" w:themeColor="text1"/>
-          <w:sz w:val="20"/>
-          <w:szCs w:val="20"/>
-        </w:rPr>
-        <w:t xml:space="preserve"> </w:t>
-      </w:r>
-      <w:r>
-        <w:rPr>
-          <w:rFonts w:cstheme="minorHAnsi"/>
-          <w:b/>
-          <w:bCs/>
-          <w:color w:val="000000" w:themeColor="text1"/>
-          <w:sz w:val="20"/>
-          <w:szCs w:val="20"/>
-        </w:rPr>
-        <w:t>model</w:t>
-      </w:r>
-      <w:r>
-        <w:rPr>
-          <w:rFonts w:cstheme="minorHAnsi"/>
-          <w:color w:val="000000" w:themeColor="text1"/>
-          <w:sz w:val="20"/>
-          <w:szCs w:val="20"/>
-        </w:rPr>
-        <w:t xml:space="preserve">, </w:t>
-      </w:r>
-      <w:r>
-        <w:rPr>
-          <w:rFonts w:cstheme="minorHAnsi"/>
-          <w:color w:val="000000" w:themeColor="text1"/>
-          <w:sz w:val="20"/>
-          <w:szCs w:val="20"/>
-        </w:rPr>
-        <w:t>boosted post-surgical recovery</w:t>
-      </w:r>
-      <w:r>
-        <w:rPr>
-          <w:rFonts w:cstheme="minorHAnsi"/>
-          <w:color w:val="000000" w:themeColor="text1"/>
-          <w:sz w:val="20"/>
-          <w:szCs w:val="20"/>
-        </w:rPr>
-        <w:t xml:space="preserve"> and</w:t>
-      </w:r>
-      <w:r>
-        <w:rPr>
-          <w:rFonts w:cstheme="minorHAnsi"/>
-          <w:color w:val="000000" w:themeColor="text1"/>
-          <w:sz w:val="20"/>
-          <w:szCs w:val="20"/>
-        </w:rPr>
-        <w:t xml:space="preserve"> sav</w:t>
-      </w:r>
-      <w:r>
-        <w:rPr>
-          <w:rFonts w:cstheme="minorHAnsi"/>
-          <w:color w:val="000000" w:themeColor="text1"/>
-          <w:sz w:val="20"/>
-          <w:szCs w:val="20"/>
-        </w:rPr>
-        <w:t>ed</w:t>
-      </w:r>
-      <w:r>
-        <w:rPr>
-          <w:rFonts w:cstheme="minorHAnsi"/>
-          <w:color w:val="000000" w:themeColor="text1"/>
-          <w:sz w:val="20"/>
-          <w:szCs w:val="20"/>
-        </w:rPr>
-        <w:t xml:space="preserve"> </w:t>
-      </w:r>
-      <w:r>
-        <w:rPr>
-          <w:rFonts w:cstheme="minorHAnsi"/>
-          <w:color w:val="000000" w:themeColor="text1"/>
-          <w:sz w:val="20"/>
-          <w:szCs w:val="20"/>
-        </w:rPr>
-        <w:t xml:space="preserve">time, </w:t>
-      </w:r>
-      <w:r>
-        <w:rPr>
-          <w:rFonts w:cstheme="minorHAnsi"/>
-          <w:color w:val="000000" w:themeColor="text1"/>
-          <w:sz w:val="20"/>
-          <w:szCs w:val="20"/>
-        </w:rPr>
-        <w:t xml:space="preserve">with </w:t>
-      </w:r>
-      <w:r>
-        <w:rPr>
-          <w:rFonts w:cstheme="minorHAnsi"/>
-          <w:b/>
-          <w:bCs/>
-          <w:color w:val="000000" w:themeColor="text1"/>
-          <w:sz w:val="20"/>
-          <w:szCs w:val="20"/>
-        </w:rPr>
-        <w:t>49 citations</w:t>
-      </w:r>
-      <w:r>
-        <w:rPr>
-          <w:rFonts w:cstheme="minorHAnsi"/>
-          <w:color w:val="000000" w:themeColor="text1"/>
-          <w:sz w:val="20"/>
-          <w:szCs w:val="20"/>
-        </w:rPr>
-        <w:t xml:space="preserve">: </w:t>
-      </w:r>
-      <w:hyperlink r:id="rId23" w:tgtFrame="_blank" w:history="1">
-        <w:r>
-          <w:rPr>
-            <w:rStyle w:val="Hyperlink"/>
-            <w:rFonts w:cstheme="minorHAnsi"/>
-            <w:color w:val="000000" w:themeColor="text1"/>
-            <w:sz w:val="20"/>
-            <w:szCs w:val="20"/>
-          </w:rPr>
-          <w:t>Paper 3</w:t>
-        </w:r>
-      </w:hyperlink>
       <w:r>
         <w:rPr>
           <w:rFonts w:cstheme="minorHAnsi"/>
@@ -7289,7 +6610,7 @@
         <v:path o:extrusionok="f" gradientshapeok="t" o:connecttype="rect"/>
         <o:lock v:ext="edit" aspectratio="t"/>
       </v:shapetype>
-      <v:shape id="_x0000_i1025" type="#_x0000_t75" style="width:382.7pt;height:382.7pt;visibility:visible" o:bullet="t">
+      <v:shape id="_x0000_i1025" type="#_x0000_t75" style="width:383.1pt;height:383.1pt;visibility:visible" o:bullet="t">
         <v:imagedata r:id="rId1" o:title=""/>
       </v:shape>
     </w:pict>
@@ -7642,6 +6963,119 @@
     </w:lvl>
   </w:abstractNum>
   <w:abstractNum w:abstractNumId="3" w15:restartNumberingAfterBreak="0">
+    <w:nsid w:val="0C554674"/>
+    <w:multiLevelType w:val="hybridMultilevel"/>
+    <w:tmpl w:val="20585506"/>
+    <w:lvl w:ilvl="0" w:tplc="04090001">
+      <w:start w:val="1"/>
+      <w:numFmt w:val="bullet"/>
+      <w:lvlText w:val=""/>
+      <w:lvlJc w:val="left"/>
+      <w:pPr>
+        <w:ind w:left="720" w:hanging="360"/>
+      </w:pPr>
+      <w:rPr>
+        <w:rFonts w:ascii="Symbol" w:hAnsi="Symbol" w:hint="default"/>
+      </w:rPr>
+    </w:lvl>
+    <w:lvl w:ilvl="1" w:tplc="04090003" w:tentative="1">
+      <w:start w:val="1"/>
+      <w:numFmt w:val="bullet"/>
+      <w:lvlText w:val="o"/>
+      <w:lvlJc w:val="left"/>
+      <w:pPr>
+        <w:ind w:left="1440" w:hanging="360"/>
+      </w:pPr>
+      <w:rPr>
+        <w:rFonts w:ascii="Courier New" w:hAnsi="Courier New" w:cs="Courier New" w:hint="default"/>
+      </w:rPr>
+    </w:lvl>
+    <w:lvl w:ilvl="2" w:tplc="04090005" w:tentative="1">
+      <w:start w:val="1"/>
+      <w:numFmt w:val="bullet"/>
+      <w:lvlText w:val=""/>
+      <w:lvlJc w:val="left"/>
+      <w:pPr>
+        <w:ind w:left="2160" w:hanging="360"/>
+      </w:pPr>
+      <w:rPr>
+        <w:rFonts w:ascii="Wingdings" w:hAnsi="Wingdings" w:hint="default"/>
+      </w:rPr>
+    </w:lvl>
+    <w:lvl w:ilvl="3" w:tplc="04090001" w:tentative="1">
+      <w:start w:val="1"/>
+      <w:numFmt w:val="bullet"/>
+      <w:lvlText w:val=""/>
+      <w:lvlJc w:val="left"/>
+      <w:pPr>
+        <w:ind w:left="2880" w:hanging="360"/>
+      </w:pPr>
+      <w:rPr>
+        <w:rFonts w:ascii="Symbol" w:hAnsi="Symbol" w:hint="default"/>
+      </w:rPr>
+    </w:lvl>
+    <w:lvl w:ilvl="4" w:tplc="04090003" w:tentative="1">
+      <w:start w:val="1"/>
+      <w:numFmt w:val="bullet"/>
+      <w:lvlText w:val="o"/>
+      <w:lvlJc w:val="left"/>
+      <w:pPr>
+        <w:ind w:left="3600" w:hanging="360"/>
+      </w:pPr>
+      <w:rPr>
+        <w:rFonts w:ascii="Courier New" w:hAnsi="Courier New" w:cs="Courier New" w:hint="default"/>
+      </w:rPr>
+    </w:lvl>
+    <w:lvl w:ilvl="5" w:tplc="04090005" w:tentative="1">
+      <w:start w:val="1"/>
+      <w:numFmt w:val="bullet"/>
+      <w:lvlText w:val=""/>
+      <w:lvlJc w:val="left"/>
+      <w:pPr>
+        <w:ind w:left="4320" w:hanging="360"/>
+      </w:pPr>
+      <w:rPr>
+        <w:rFonts w:ascii="Wingdings" w:hAnsi="Wingdings" w:hint="default"/>
+      </w:rPr>
+    </w:lvl>
+    <w:lvl w:ilvl="6" w:tplc="04090001" w:tentative="1">
+      <w:start w:val="1"/>
+      <w:numFmt w:val="bullet"/>
+      <w:lvlText w:val=""/>
+      <w:lvlJc w:val="left"/>
+      <w:pPr>
+        <w:ind w:left="5040" w:hanging="360"/>
+      </w:pPr>
+      <w:rPr>
+        <w:rFonts w:ascii="Symbol" w:hAnsi="Symbol" w:hint="default"/>
+      </w:rPr>
+    </w:lvl>
+    <w:lvl w:ilvl="7" w:tplc="04090003" w:tentative="1">
+      <w:start w:val="1"/>
+      <w:numFmt w:val="bullet"/>
+      <w:lvlText w:val="o"/>
+      <w:lvlJc w:val="left"/>
+      <w:pPr>
+        <w:ind w:left="5760" w:hanging="360"/>
+      </w:pPr>
+      <w:rPr>
+        <w:rFonts w:ascii="Courier New" w:hAnsi="Courier New" w:cs="Courier New" w:hint="default"/>
+      </w:rPr>
+    </w:lvl>
+    <w:lvl w:ilvl="8" w:tplc="04090005" w:tentative="1">
+      <w:start w:val="1"/>
+      <w:numFmt w:val="bullet"/>
+      <w:lvlText w:val=""/>
+      <w:lvlJc w:val="left"/>
+      <w:pPr>
+        <w:ind w:left="6480" w:hanging="360"/>
+      </w:pPr>
+      <w:rPr>
+        <w:rFonts w:ascii="Wingdings" w:hAnsi="Wingdings" w:hint="default"/>
+      </w:rPr>
+    </w:lvl>
+  </w:abstractNum>
+  <w:abstractNum w:abstractNumId="4" w15:restartNumberingAfterBreak="0">
     <w:nsid w:val="0C915615"/>
     <w:multiLevelType w:val="hybridMultilevel"/>
     <w:tmpl w:val="B5062F7C"/>
@@ -7758,7 +7192,7 @@
       </w:rPr>
     </w:lvl>
   </w:abstractNum>
-  <w:abstractNum w:abstractNumId="4" w15:restartNumberingAfterBreak="0">
+  <w:abstractNum w:abstractNumId="5" w15:restartNumberingAfterBreak="0">
     <w:nsid w:val="0D844136"/>
     <w:multiLevelType w:val="hybridMultilevel"/>
     <w:tmpl w:val="D29428F8"/>
@@ -7870,7 +7304,7 @@
       </w:rPr>
     </w:lvl>
   </w:abstractNum>
-  <w:abstractNum w:abstractNumId="5" w15:restartNumberingAfterBreak="0">
+  <w:abstractNum w:abstractNumId="6" w15:restartNumberingAfterBreak="0">
     <w:nsid w:val="0DA5131B"/>
     <w:multiLevelType w:val="hybridMultilevel"/>
     <w:tmpl w:val="45BA53EE"/>
@@ -7982,7 +7416,7 @@
       </w:rPr>
     </w:lvl>
   </w:abstractNum>
-  <w:abstractNum w:abstractNumId="6" w15:restartNumberingAfterBreak="0">
+  <w:abstractNum w:abstractNumId="7" w15:restartNumberingAfterBreak="0">
     <w:nsid w:val="0E1D268E"/>
     <w:multiLevelType w:val="hybridMultilevel"/>
     <w:tmpl w:val="804A1E36"/>
@@ -8094,7 +7528,7 @@
       </w:rPr>
     </w:lvl>
   </w:abstractNum>
-  <w:abstractNum w:abstractNumId="7" w15:restartNumberingAfterBreak="0">
+  <w:abstractNum w:abstractNumId="8" w15:restartNumberingAfterBreak="0">
     <w:nsid w:val="105422DC"/>
     <w:multiLevelType w:val="hybridMultilevel"/>
     <w:tmpl w:val="11E6233C"/>
@@ -8207,7 +7641,7 @@
       </w:rPr>
     </w:lvl>
   </w:abstractNum>
-  <w:abstractNum w:abstractNumId="8" w15:restartNumberingAfterBreak="0">
+  <w:abstractNum w:abstractNumId="9" w15:restartNumberingAfterBreak="0">
     <w:nsid w:val="112B649B"/>
     <w:multiLevelType w:val="multilevel"/>
     <w:tmpl w:val="93FA5F20"/>
@@ -8356,7 +7790,7 @@
       </w:rPr>
     </w:lvl>
   </w:abstractNum>
-  <w:abstractNum w:abstractNumId="9" w15:restartNumberingAfterBreak="0">
+  <w:abstractNum w:abstractNumId="10" w15:restartNumberingAfterBreak="0">
     <w:nsid w:val="16114DE0"/>
     <w:multiLevelType w:val="hybridMultilevel"/>
     <w:tmpl w:val="8788FBEA"/>
@@ -8468,7 +7902,7 @@
       </w:rPr>
     </w:lvl>
   </w:abstractNum>
-  <w:abstractNum w:abstractNumId="10" w15:restartNumberingAfterBreak="0">
+  <w:abstractNum w:abstractNumId="11" w15:restartNumberingAfterBreak="0">
     <w:nsid w:val="161300F9"/>
     <w:multiLevelType w:val="hybridMultilevel"/>
     <w:tmpl w:val="569E51B0"/>
@@ -8584,7 +8018,7 @@
       </w:rPr>
     </w:lvl>
   </w:abstractNum>
-  <w:abstractNum w:abstractNumId="11" w15:restartNumberingAfterBreak="0">
+  <w:abstractNum w:abstractNumId="12" w15:restartNumberingAfterBreak="0">
     <w:nsid w:val="1F0779B9"/>
     <w:multiLevelType w:val="hybridMultilevel"/>
     <w:tmpl w:val="210AFB74"/>
@@ -8696,7 +8130,7 @@
       </w:rPr>
     </w:lvl>
   </w:abstractNum>
-  <w:abstractNum w:abstractNumId="12" w15:restartNumberingAfterBreak="0">
+  <w:abstractNum w:abstractNumId="13" w15:restartNumberingAfterBreak="0">
     <w:nsid w:val="23E5355B"/>
     <w:multiLevelType w:val="hybridMultilevel"/>
     <w:tmpl w:val="D6AE6CFE"/>
@@ -8811,7 +8245,7 @@
       </w:rPr>
     </w:lvl>
   </w:abstractNum>
-  <w:abstractNum w:abstractNumId="13" w15:restartNumberingAfterBreak="0">
+  <w:abstractNum w:abstractNumId="14" w15:restartNumberingAfterBreak="0">
     <w:nsid w:val="2C224AE0"/>
     <w:multiLevelType w:val="hybridMultilevel"/>
     <w:tmpl w:val="5802A964"/>
@@ -8924,7 +8358,7 @@
       </w:rPr>
     </w:lvl>
   </w:abstractNum>
-  <w:abstractNum w:abstractNumId="14" w15:restartNumberingAfterBreak="0">
+  <w:abstractNum w:abstractNumId="15" w15:restartNumberingAfterBreak="0">
     <w:nsid w:val="3B432D43"/>
     <w:multiLevelType w:val="hybridMultilevel"/>
     <w:tmpl w:val="28083C02"/>
@@ -9037,7 +8471,7 @@
       </w:rPr>
     </w:lvl>
   </w:abstractNum>
-  <w:abstractNum w:abstractNumId="15" w15:restartNumberingAfterBreak="0">
+  <w:abstractNum w:abstractNumId="16" w15:restartNumberingAfterBreak="0">
     <w:nsid w:val="3EE5211D"/>
     <w:multiLevelType w:val="hybridMultilevel"/>
     <w:tmpl w:val="0FC44946"/>
@@ -9150,7 +8584,7 @@
       </w:rPr>
     </w:lvl>
   </w:abstractNum>
-  <w:abstractNum w:abstractNumId="16" w15:restartNumberingAfterBreak="0">
+  <w:abstractNum w:abstractNumId="17" w15:restartNumberingAfterBreak="0">
     <w:nsid w:val="43EE3875"/>
     <w:multiLevelType w:val="hybridMultilevel"/>
     <w:tmpl w:val="A4E46DFA"/>
@@ -9287,7 +8721,7 @@
       </w:rPr>
     </w:lvl>
   </w:abstractNum>
-  <w:abstractNum w:abstractNumId="17" w15:restartNumberingAfterBreak="0">
+  <w:abstractNum w:abstractNumId="18" w15:restartNumberingAfterBreak="0">
     <w:nsid w:val="4AE73F91"/>
     <w:multiLevelType w:val="hybridMultilevel"/>
     <w:tmpl w:val="9E3A8720"/>
@@ -9400,7 +8834,7 @@
       </w:rPr>
     </w:lvl>
   </w:abstractNum>
-  <w:abstractNum w:abstractNumId="18" w15:restartNumberingAfterBreak="0">
+  <w:abstractNum w:abstractNumId="19" w15:restartNumberingAfterBreak="0">
     <w:nsid w:val="4B827597"/>
     <w:multiLevelType w:val="hybridMultilevel"/>
     <w:tmpl w:val="CF383790"/>
@@ -9512,7 +8946,7 @@
       </w:rPr>
     </w:lvl>
   </w:abstractNum>
-  <w:abstractNum w:abstractNumId="19" w15:restartNumberingAfterBreak="0">
+  <w:abstractNum w:abstractNumId="20" w15:restartNumberingAfterBreak="0">
     <w:nsid w:val="4EA55D92"/>
     <w:multiLevelType w:val="hybridMultilevel"/>
     <w:tmpl w:val="3312C288"/>
@@ -9650,7 +9084,7 @@
       </w:rPr>
     </w:lvl>
   </w:abstractNum>
-  <w:abstractNum w:abstractNumId="20" w15:restartNumberingAfterBreak="0">
+  <w:abstractNum w:abstractNumId="21" w15:restartNumberingAfterBreak="0">
     <w:nsid w:val="4FCE6AD6"/>
     <w:multiLevelType w:val="hybridMultilevel"/>
     <w:tmpl w:val="071C1B4A"/>
@@ -9766,7 +9200,7 @@
       </w:rPr>
     </w:lvl>
   </w:abstractNum>
-  <w:abstractNum w:abstractNumId="21" w15:restartNumberingAfterBreak="0">
+  <w:abstractNum w:abstractNumId="22" w15:restartNumberingAfterBreak="0">
     <w:nsid w:val="514A59C5"/>
     <w:multiLevelType w:val="hybridMultilevel"/>
     <w:tmpl w:val="6068CDB4"/>
@@ -9883,7 +9317,7 @@
       </w:rPr>
     </w:lvl>
   </w:abstractNum>
-  <w:abstractNum w:abstractNumId="22" w15:restartNumberingAfterBreak="0">
+  <w:abstractNum w:abstractNumId="23" w15:restartNumberingAfterBreak="0">
     <w:nsid w:val="519C26D6"/>
     <w:multiLevelType w:val="hybridMultilevel"/>
     <w:tmpl w:val="4E86CBC8"/>
@@ -9996,7 +9430,7 @@
       </w:rPr>
     </w:lvl>
   </w:abstractNum>
-  <w:abstractNum w:abstractNumId="23" w15:restartNumberingAfterBreak="0">
+  <w:abstractNum w:abstractNumId="24" w15:restartNumberingAfterBreak="0">
     <w:nsid w:val="529D1200"/>
     <w:multiLevelType w:val="hybridMultilevel"/>
     <w:tmpl w:val="8FA8B8E8"/>
@@ -10113,7 +9547,7 @@
       </w:rPr>
     </w:lvl>
   </w:abstractNum>
-  <w:abstractNum w:abstractNumId="24" w15:restartNumberingAfterBreak="0">
+  <w:abstractNum w:abstractNumId="25" w15:restartNumberingAfterBreak="0">
     <w:nsid w:val="538F51B6"/>
     <w:multiLevelType w:val="hybridMultilevel"/>
     <w:tmpl w:val="8B782176"/>
@@ -10229,7 +9663,7 @@
       </w:rPr>
     </w:lvl>
   </w:abstractNum>
-  <w:abstractNum w:abstractNumId="25" w15:restartNumberingAfterBreak="0">
+  <w:abstractNum w:abstractNumId="26" w15:restartNumberingAfterBreak="0">
     <w:nsid w:val="5A301EEB"/>
     <w:multiLevelType w:val="hybridMultilevel"/>
     <w:tmpl w:val="24F2C392"/>
@@ -10346,7 +9780,7 @@
       </w:rPr>
     </w:lvl>
   </w:abstractNum>
-  <w:abstractNum w:abstractNumId="26" w15:restartNumberingAfterBreak="0">
+  <w:abstractNum w:abstractNumId="27" w15:restartNumberingAfterBreak="0">
     <w:nsid w:val="5EA11166"/>
     <w:multiLevelType w:val="hybridMultilevel"/>
     <w:tmpl w:val="2DC08E9E"/>
@@ -10458,7 +9892,7 @@
       </w:rPr>
     </w:lvl>
   </w:abstractNum>
-  <w:abstractNum w:abstractNumId="27" w15:restartNumberingAfterBreak="0">
+  <w:abstractNum w:abstractNumId="28" w15:restartNumberingAfterBreak="0">
     <w:nsid w:val="62A40475"/>
     <w:multiLevelType w:val="hybridMultilevel"/>
     <w:tmpl w:val="859E8AA0"/>
@@ -10574,7 +10008,7 @@
       </w:rPr>
     </w:lvl>
   </w:abstractNum>
-  <w:abstractNum w:abstractNumId="28" w15:restartNumberingAfterBreak="0">
+  <w:abstractNum w:abstractNumId="29" w15:restartNumberingAfterBreak="0">
     <w:nsid w:val="67725CCF"/>
     <w:multiLevelType w:val="hybridMultilevel"/>
     <w:tmpl w:val="A9CCA938"/>
@@ -10691,7 +10125,7 @@
       </w:rPr>
     </w:lvl>
   </w:abstractNum>
-  <w:abstractNum w:abstractNumId="29" w15:restartNumberingAfterBreak="0">
+  <w:abstractNum w:abstractNumId="30" w15:restartNumberingAfterBreak="0">
     <w:nsid w:val="6F68291C"/>
     <w:multiLevelType w:val="hybridMultilevel"/>
     <w:tmpl w:val="BC4C5F98"/>
@@ -10803,7 +10237,7 @@
       </w:rPr>
     </w:lvl>
   </w:abstractNum>
-  <w:abstractNum w:abstractNumId="30" w15:restartNumberingAfterBreak="0">
+  <w:abstractNum w:abstractNumId="31" w15:restartNumberingAfterBreak="0">
     <w:nsid w:val="78BD3EA4"/>
     <w:multiLevelType w:val="hybridMultilevel"/>
     <w:tmpl w:val="E112F3F0"/>
@@ -10915,7 +10349,7 @@
       </w:rPr>
     </w:lvl>
   </w:abstractNum>
-  <w:abstractNum w:abstractNumId="31" w15:restartNumberingAfterBreak="0">
+  <w:abstractNum w:abstractNumId="32" w15:restartNumberingAfterBreak="0">
     <w:nsid w:val="7D476669"/>
     <w:multiLevelType w:val="hybridMultilevel"/>
     <w:tmpl w:val="041AC4A6"/>
@@ -11031,7 +10465,7 @@
       </w:rPr>
     </w:lvl>
   </w:abstractNum>
-  <w:abstractNum w:abstractNumId="32" w15:restartNumberingAfterBreak="0">
+  <w:abstractNum w:abstractNumId="33" w15:restartNumberingAfterBreak="0">
     <w:nsid w:val="7D8828E0"/>
     <w:multiLevelType w:val="hybridMultilevel"/>
     <w:tmpl w:val="B68CC4E6"/>
@@ -11175,103 +10609,106 @@
     </w:lvl>
   </w:abstractNum>
   <w:num w:numId="1" w16cid:durableId="1563446505">
+    <w:abstractNumId w:val="18"/>
+  </w:num>
+  <w:num w:numId="2" w16cid:durableId="584144968">
+    <w:abstractNumId w:val="4"/>
+  </w:num>
+  <w:num w:numId="3" w16cid:durableId="1438981018">
+    <w:abstractNumId w:val="14"/>
+  </w:num>
+  <w:num w:numId="4" w16cid:durableId="626470630">
+    <w:abstractNumId w:val="28"/>
+  </w:num>
+  <w:num w:numId="5" w16cid:durableId="934169105">
+    <w:abstractNumId w:val="31"/>
+  </w:num>
+  <w:num w:numId="6" w16cid:durableId="1111704533">
+    <w:abstractNumId w:val="6"/>
+  </w:num>
+  <w:num w:numId="7" w16cid:durableId="2018266624">
+    <w:abstractNumId w:val="7"/>
+  </w:num>
+  <w:num w:numId="8" w16cid:durableId="1656834312">
+    <w:abstractNumId w:val="5"/>
+  </w:num>
+  <w:num w:numId="9" w16cid:durableId="1872764911">
+    <w:abstractNumId w:val="19"/>
+  </w:num>
+  <w:num w:numId="10" w16cid:durableId="655692037">
+    <w:abstractNumId w:val="10"/>
+  </w:num>
+  <w:num w:numId="11" w16cid:durableId="965894631">
+    <w:abstractNumId w:val="27"/>
+  </w:num>
+  <w:num w:numId="12" w16cid:durableId="806823609">
+    <w:abstractNumId w:val="16"/>
+  </w:num>
+  <w:num w:numId="13" w16cid:durableId="1918632689">
+    <w:abstractNumId w:val="12"/>
+  </w:num>
+  <w:num w:numId="14" w16cid:durableId="2073769850">
     <w:abstractNumId w:val="17"/>
   </w:num>
-  <w:num w:numId="2" w16cid:durableId="584144968">
-    <w:abstractNumId w:val="3"/>
+  <w:num w:numId="15" w16cid:durableId="71857979">
+    <w:abstractNumId w:val="20"/>
   </w:num>
-  <w:num w:numId="3" w16cid:durableId="1438981018">
-    <w:abstractNumId w:val="13"/>
+  <w:num w:numId="16" w16cid:durableId="1553031956">
+    <w:abstractNumId w:val="33"/>
   </w:num>
-  <w:num w:numId="4" w16cid:durableId="626470630">
-    <w:abstractNumId w:val="27"/>
-  </w:num>
-  <w:num w:numId="5" w16cid:durableId="934169105">
+  <w:num w:numId="17" w16cid:durableId="1909071315">
     <w:abstractNumId w:val="30"/>
   </w:num>
-  <w:num w:numId="6" w16cid:durableId="1111704533">
-    <w:abstractNumId w:val="5"/>
-  </w:num>
-  <w:num w:numId="7" w16cid:durableId="2018266624">
-    <w:abstractNumId w:val="6"/>
-  </w:num>
-  <w:num w:numId="8" w16cid:durableId="1656834312">
-    <w:abstractNumId w:val="4"/>
-  </w:num>
-  <w:num w:numId="9" w16cid:durableId="1872764911">
-    <w:abstractNumId w:val="18"/>
-  </w:num>
-  <w:num w:numId="10" w16cid:durableId="655692037">
-    <w:abstractNumId w:val="9"/>
-  </w:num>
-  <w:num w:numId="11" w16cid:durableId="965894631">
+  <w:num w:numId="18" w16cid:durableId="1677732619">
     <w:abstractNumId w:val="26"/>
   </w:num>
-  <w:num w:numId="12" w16cid:durableId="806823609">
-    <w:abstractNumId w:val="15"/>
-  </w:num>
-  <w:num w:numId="13" w16cid:durableId="1918632689">
-    <w:abstractNumId w:val="11"/>
-  </w:num>
-  <w:num w:numId="14" w16cid:durableId="2073769850">
-    <w:abstractNumId w:val="16"/>
-  </w:num>
-  <w:num w:numId="15" w16cid:durableId="71857979">
-    <w:abstractNumId w:val="19"/>
-  </w:num>
-  <w:num w:numId="16" w16cid:durableId="1553031956">
-    <w:abstractNumId w:val="32"/>
-  </w:num>
-  <w:num w:numId="17" w16cid:durableId="1909071315">
-    <w:abstractNumId w:val="29"/>
-  </w:num>
-  <w:num w:numId="18" w16cid:durableId="1677732619">
-    <w:abstractNumId w:val="25"/>
-  </w:num>
   <w:num w:numId="19" w16cid:durableId="1618829300">
-    <w:abstractNumId w:val="21"/>
+    <w:abstractNumId w:val="22"/>
   </w:num>
   <w:num w:numId="20" w16cid:durableId="1473867484">
     <w:abstractNumId w:val="1"/>
   </w:num>
   <w:num w:numId="21" w16cid:durableId="1400862245">
-    <w:abstractNumId w:val="14"/>
+    <w:abstractNumId w:val="15"/>
   </w:num>
   <w:num w:numId="22" w16cid:durableId="1293175991">
-    <w:abstractNumId w:val="28"/>
+    <w:abstractNumId w:val="29"/>
   </w:num>
   <w:num w:numId="23" w16cid:durableId="55319234">
+    <w:abstractNumId w:val="25"/>
+  </w:num>
+  <w:num w:numId="24" w16cid:durableId="341055028">
+    <w:abstractNumId w:val="32"/>
+  </w:num>
+  <w:num w:numId="25" w16cid:durableId="405422946">
     <w:abstractNumId w:val="24"/>
   </w:num>
-  <w:num w:numId="24" w16cid:durableId="341055028">
-    <w:abstractNumId w:val="31"/>
-  </w:num>
-  <w:num w:numId="25" w16cid:durableId="405422946">
-    <w:abstractNumId w:val="23"/>
-  </w:num>
   <w:num w:numId="26" w16cid:durableId="1734037448">
-    <w:abstractNumId w:val="20"/>
+    <w:abstractNumId w:val="21"/>
   </w:num>
   <w:num w:numId="27" w16cid:durableId="278296688">
-    <w:abstractNumId w:val="10"/>
+    <w:abstractNumId w:val="11"/>
   </w:num>
   <w:num w:numId="28" w16cid:durableId="54204186">
-    <w:abstractNumId w:val="8"/>
+    <w:abstractNumId w:val="9"/>
   </w:num>
   <w:num w:numId="29" w16cid:durableId="1800805961">
     <w:abstractNumId w:val="0"/>
   </w:num>
   <w:num w:numId="30" w16cid:durableId="688021093">
-    <w:abstractNumId w:val="7"/>
+    <w:abstractNumId w:val="8"/>
   </w:num>
   <w:num w:numId="31" w16cid:durableId="1172642147">
-    <w:abstractNumId w:val="12"/>
+    <w:abstractNumId w:val="13"/>
   </w:num>
   <w:num w:numId="32" w16cid:durableId="1973250857">
-    <w:abstractNumId w:val="22"/>
+    <w:abstractNumId w:val="23"/>
   </w:num>
   <w:num w:numId="33" w16cid:durableId="1517649171">
     <w:abstractNumId w:val="2"/>
+  </w:num>
+  <w:num w:numId="34" w16cid:durableId="738479866">
+    <w:abstractNumId w:val="3"/>
   </w:num>
 </w:numbering>
 </file>
@@ -11679,7 +11116,6 @@
   <w:style w:type="character" w:default="1" w:styleId="DefaultParagraphFont">
     <w:name w:val="Default Paragraph Font"/>
     <w:uiPriority w:val="1"/>
-    <w:semiHidden/>
     <w:unhideWhenUsed/>
   </w:style>
   <w:style w:type="table" w:default="1" w:styleId="TableNormal">

--- a/Devon_Knight_resume.docx
+++ b/Devon_Knight_resume.docx
@@ -185,8 +185,20 @@
             <w:sz w:val="18"/>
             <w:szCs w:val="18"/>
           </w:rPr>
-          <w:t>linkedin.com/in/devonknight</w:t>
+          <w:t>linkedin.com/in/</w:t>
         </w:r>
+        <w:proofErr w:type="spellStart"/>
+        <w:r>
+          <w:rPr>
+            <w:rStyle w:val="Hyperlink"/>
+            <w:rFonts w:cstheme="minorHAnsi"/>
+            <w:color w:val="000000" w:themeColor="text1"/>
+            <w:sz w:val="18"/>
+            <w:szCs w:val="18"/>
+          </w:rPr>
+          <w:t>devonknight</w:t>
+        </w:r>
+        <w:proofErr w:type="spellEnd"/>
       </w:hyperlink>
     </w:p>
     <w:p>
@@ -390,40 +402,13 @@
       <w:r>
         <w:rPr>
           <w:rFonts w:cstheme="minorHAnsi"/>
-          <w:color w:val="000000" w:themeColor="text1"/>
-          <w:sz w:val="20"/>
-          <w:szCs w:val="20"/>
-        </w:rPr>
-        <w:t>GPA: 3.95</w:t>
-      </w:r>
-      <w:r>
-        <w:rPr>
-          <w:rFonts w:cstheme="minorHAnsi"/>
-          <w:color w:val="000000" w:themeColor="text1"/>
-          <w:sz w:val="20"/>
-          <w:szCs w:val="20"/>
-        </w:rPr>
-        <w:t>,</w:t>
-      </w:r>
-      <w:r>
-        <w:rPr>
-          <w:rFonts w:cstheme="minorHAnsi"/>
-          <w:color w:val="000000" w:themeColor="text1"/>
-          <w:sz w:val="20"/>
-          <w:szCs w:val="20"/>
-        </w:rPr>
-        <w:t xml:space="preserve"> </w:t>
-      </w:r>
-      <w:r>
-        <w:rPr>
-          <w:rFonts w:cstheme="minorHAnsi"/>
           <w:b/>
           <w:bCs/>
           <w:color w:val="000000" w:themeColor="text1"/>
           <w:sz w:val="20"/>
           <w:szCs w:val="20"/>
         </w:rPr>
-        <w:t>Stanford University TreeHack</w:t>
+        <w:t>GPA: 3.9</w:t>
       </w:r>
       <w:r>
         <w:rPr>
@@ -434,7 +419,7 @@
           <w:sz w:val="20"/>
           <w:szCs w:val="20"/>
         </w:rPr>
-        <w:t>s</w:t>
+        <w:t>/4.0</w:t>
       </w:r>
       <w:r>
         <w:rPr>
@@ -445,60 +430,34 @@
           <w:sz w:val="20"/>
           <w:szCs w:val="20"/>
         </w:rPr>
-        <w:t xml:space="preserve"> Winner </w:t>
-      </w:r>
-      <w:r>
-        <w:rPr>
-          <w:rFonts w:cstheme="minorHAnsi"/>
-          <w:b/>
-          <w:bCs/>
-          <w:color w:val="000000" w:themeColor="text1"/>
-          <w:sz w:val="20"/>
-          <w:szCs w:val="20"/>
-        </w:rPr>
-        <w:t xml:space="preserve">(NVIDIA </w:t>
-      </w:r>
-      <w:r>
-        <w:rPr>
-          <w:rFonts w:cstheme="minorHAnsi"/>
-          <w:b/>
-          <w:bCs/>
-          <w:color w:val="000000" w:themeColor="text1"/>
-          <w:sz w:val="20"/>
-          <w:szCs w:val="20"/>
-        </w:rPr>
-        <w:t xml:space="preserve">Edge AI </w:t>
-      </w:r>
-      <w:r>
-        <w:rPr>
-          <w:rFonts w:cstheme="minorHAnsi"/>
-          <w:b/>
-          <w:bCs/>
-          <w:color w:val="000000" w:themeColor="text1"/>
-          <w:sz w:val="20"/>
-          <w:szCs w:val="20"/>
-        </w:rPr>
-        <w:t>Challenge</w:t>
-      </w:r>
-      <w:r>
-        <w:rPr>
-          <w:rFonts w:cstheme="minorHAnsi"/>
-          <w:b/>
-          <w:bCs/>
-          <w:color w:val="000000" w:themeColor="text1"/>
-          <w:sz w:val="20"/>
-          <w:szCs w:val="20"/>
-        </w:rPr>
-        <w:t>)</w:t>
-      </w:r>
-      <w:r>
-        <w:rPr>
-          <w:rFonts w:cstheme="minorHAnsi"/>
-          <w:color w:val="000000" w:themeColor="text1"/>
-          <w:sz w:val="20"/>
-          <w:szCs w:val="20"/>
-        </w:rPr>
-        <w:t xml:space="preserve">, </w:t>
+        <w:t xml:space="preserve"> </w:t>
+      </w:r>
+      <w:r>
+        <w:rPr>
+          <w:rFonts w:cstheme="minorHAnsi"/>
+          <w:color w:val="000000" w:themeColor="text1"/>
+          <w:sz w:val="20"/>
+          <w:szCs w:val="20"/>
+        </w:rPr>
+        <w:t>•</w:t>
+      </w:r>
+      <w:r>
+        <w:rPr>
+          <w:rFonts w:cstheme="minorHAnsi"/>
+          <w:color w:val="000000" w:themeColor="text1"/>
+          <w:sz w:val="20"/>
+          <w:szCs w:val="20"/>
+        </w:rPr>
+        <w:t xml:space="preserve"> </w:t>
+      </w:r>
+      <w:r>
+        <w:rPr>
+          <w:rFonts w:cstheme="minorHAnsi"/>
+          <w:color w:val="000000" w:themeColor="text1"/>
+          <w:sz w:val="20"/>
+          <w:szCs w:val="20"/>
+        </w:rPr>
+        <w:t xml:space="preserve">SWE </w:t>
       </w:r>
       <w:r>
         <w:rPr>
@@ -516,7 +475,7 @@
           <w:sz w:val="20"/>
           <w:szCs w:val="20"/>
         </w:rPr>
-        <w:t>,</w:t>
+        <w:t>resentative</w:t>
       </w:r>
       <w:r>
         <w:rPr>
@@ -534,6 +493,51 @@
           <w:sz w:val="20"/>
           <w:szCs w:val="20"/>
         </w:rPr>
+        <w:t>•</w:t>
+      </w:r>
+      <w:r>
+        <w:rPr>
+          <w:rFonts w:cstheme="minorHAnsi"/>
+          <w:color w:val="000000" w:themeColor="text1"/>
+          <w:sz w:val="20"/>
+          <w:szCs w:val="20"/>
+        </w:rPr>
+        <w:t xml:space="preserve"> </w:t>
+      </w:r>
+      <w:r>
+        <w:rPr>
+          <w:rFonts w:cstheme="minorHAnsi"/>
+          <w:color w:val="000000" w:themeColor="text1"/>
+          <w:sz w:val="20"/>
+          <w:szCs w:val="20"/>
+        </w:rPr>
+        <w:t xml:space="preserve">7x Scholarships </w:t>
+      </w:r>
+      <w:r>
+        <w:rPr>
+          <w:rFonts w:cstheme="minorHAnsi"/>
+          <w:color w:val="000000" w:themeColor="text1"/>
+          <w:sz w:val="20"/>
+          <w:szCs w:val="20"/>
+        </w:rPr>
+        <w:t>•</w:t>
+      </w:r>
+      <w:r>
+        <w:rPr>
+          <w:rFonts w:cstheme="minorHAnsi"/>
+          <w:color w:val="000000" w:themeColor="text1"/>
+          <w:sz w:val="20"/>
+          <w:szCs w:val="20"/>
+        </w:rPr>
+        <w:t xml:space="preserve"> </w:t>
+      </w:r>
+      <w:r>
+        <w:rPr>
+          <w:rFonts w:cstheme="minorHAnsi"/>
+          <w:color w:val="000000" w:themeColor="text1"/>
+          <w:sz w:val="20"/>
+          <w:szCs w:val="20"/>
+        </w:rPr>
         <w:t xml:space="preserve">World Championship </w:t>
       </w:r>
       <w:r>
@@ -553,6 +557,42 @@
           <w:szCs w:val="20"/>
         </w:rPr>
         <w:t xml:space="preserve"> Team</w:t>
+      </w:r>
+      <w:r>
+        <w:rPr>
+          <w:rFonts w:cstheme="minorHAnsi"/>
+          <w:color w:val="000000" w:themeColor="text1"/>
+          <w:sz w:val="20"/>
+          <w:szCs w:val="20"/>
+        </w:rPr>
+        <w:t xml:space="preserve"> </w:t>
+      </w:r>
+      <w:r>
+        <w:rPr>
+          <w:rFonts w:cstheme="minorHAnsi"/>
+          <w:color w:val="000000" w:themeColor="text1"/>
+          <w:sz w:val="20"/>
+          <w:szCs w:val="20"/>
+        </w:rPr>
+        <w:t>•</w:t>
+      </w:r>
+      <w:r>
+        <w:rPr>
+          <w:rFonts w:cstheme="minorHAnsi"/>
+          <w:color w:val="000000" w:themeColor="text1"/>
+          <w:sz w:val="20"/>
+          <w:szCs w:val="20"/>
+        </w:rPr>
+        <w:t xml:space="preserve"> </w:t>
+      </w:r>
+      <w:r>
+        <w:rPr>
+          <w:rFonts w:cstheme="minorHAnsi"/>
+          <w:color w:val="000000" w:themeColor="text1"/>
+          <w:sz w:val="20"/>
+          <w:szCs w:val="20"/>
+        </w:rPr>
+        <w:t>Deans Honor Roll</w:t>
       </w:r>
     </w:p>
     <w:p>
@@ -653,196 +693,7 @@
           <w:sz w:val="20"/>
           <w:szCs w:val="20"/>
         </w:rPr>
-        <w:t>Python</w:t>
-      </w:r>
-      <w:r>
-        <w:rPr>
-          <w:rFonts w:cstheme="minorHAnsi"/>
-          <w:color w:val="000000" w:themeColor="text1"/>
-          <w:sz w:val="20"/>
-          <w:szCs w:val="20"/>
-        </w:rPr>
-        <w:t>,</w:t>
-      </w:r>
-      <w:r>
-        <w:rPr>
-          <w:rFonts w:cstheme="minorHAnsi"/>
-          <w:color w:val="000000" w:themeColor="text1"/>
-          <w:sz w:val="20"/>
-          <w:szCs w:val="20"/>
-        </w:rPr>
-        <w:t xml:space="preserve"> </w:t>
-      </w:r>
-      <w:r>
-        <w:rPr>
-          <w:rFonts w:cstheme="minorHAnsi"/>
-          <w:color w:val="000000" w:themeColor="text1"/>
-          <w:sz w:val="20"/>
-          <w:szCs w:val="20"/>
-        </w:rPr>
-        <w:t>Java</w:t>
-      </w:r>
-      <w:r>
-        <w:rPr>
-          <w:rFonts w:cstheme="minorHAnsi"/>
-          <w:color w:val="000000" w:themeColor="text1"/>
-          <w:sz w:val="20"/>
-          <w:szCs w:val="20"/>
-        </w:rPr>
-        <w:t>,</w:t>
-      </w:r>
-      <w:r>
-        <w:rPr>
-          <w:rFonts w:cstheme="minorHAnsi"/>
-          <w:color w:val="000000" w:themeColor="text1"/>
-          <w:sz w:val="20"/>
-          <w:szCs w:val="20"/>
-        </w:rPr>
-        <w:t xml:space="preserve"> </w:t>
-      </w:r>
-      <w:r>
-        <w:rPr>
-          <w:rFonts w:cstheme="minorHAnsi"/>
-          <w:color w:val="000000" w:themeColor="text1"/>
-          <w:sz w:val="20"/>
-          <w:szCs w:val="20"/>
-        </w:rPr>
-        <w:t xml:space="preserve">C, </w:t>
-      </w:r>
-      <w:r>
-        <w:rPr>
-          <w:rFonts w:cstheme="minorHAnsi"/>
-          <w:color w:val="000000" w:themeColor="text1"/>
-          <w:sz w:val="20"/>
-          <w:szCs w:val="20"/>
-        </w:rPr>
-        <w:t>Type</w:t>
-      </w:r>
-      <w:r>
-        <w:rPr>
-          <w:rFonts w:cstheme="minorHAnsi"/>
-          <w:color w:val="000000" w:themeColor="text1"/>
-          <w:sz w:val="20"/>
-          <w:szCs w:val="20"/>
-        </w:rPr>
-        <w:t>s</w:t>
-      </w:r>
-      <w:r>
-        <w:rPr>
-          <w:rFonts w:cstheme="minorHAnsi"/>
-          <w:color w:val="000000" w:themeColor="text1"/>
-          <w:sz w:val="20"/>
-          <w:szCs w:val="20"/>
-        </w:rPr>
-        <w:t>cript</w:t>
-      </w:r>
-      <w:r>
-        <w:rPr>
-          <w:rFonts w:cstheme="minorHAnsi"/>
-          <w:color w:val="000000" w:themeColor="text1"/>
-          <w:sz w:val="20"/>
-          <w:szCs w:val="20"/>
-        </w:rPr>
-        <w:t>,</w:t>
-      </w:r>
-      <w:r>
-        <w:rPr>
-          <w:rFonts w:cstheme="minorHAnsi"/>
-          <w:color w:val="000000" w:themeColor="text1"/>
-          <w:sz w:val="20"/>
-          <w:szCs w:val="20"/>
-        </w:rPr>
-        <w:t xml:space="preserve"> </w:t>
-      </w:r>
-      <w:r>
-        <w:rPr>
-          <w:rFonts w:cstheme="minorHAnsi"/>
-          <w:color w:val="000000" w:themeColor="text1"/>
-          <w:sz w:val="20"/>
-          <w:szCs w:val="20"/>
-        </w:rPr>
-        <w:t>Java</w:t>
-      </w:r>
-      <w:r>
-        <w:rPr>
-          <w:rFonts w:cstheme="minorHAnsi"/>
-          <w:color w:val="000000" w:themeColor="text1"/>
-          <w:sz w:val="20"/>
-          <w:szCs w:val="20"/>
-        </w:rPr>
-        <w:t>S</w:t>
-      </w:r>
-      <w:r>
-        <w:rPr>
-          <w:rFonts w:cstheme="minorHAnsi"/>
-          <w:color w:val="000000" w:themeColor="text1"/>
-          <w:sz w:val="20"/>
-          <w:szCs w:val="20"/>
-        </w:rPr>
-        <w:t>cript</w:t>
-      </w:r>
-      <w:r>
-        <w:rPr>
-          <w:rFonts w:cstheme="minorHAnsi"/>
-          <w:color w:val="000000" w:themeColor="text1"/>
-          <w:sz w:val="20"/>
-          <w:szCs w:val="20"/>
-        </w:rPr>
-        <w:t>,</w:t>
-      </w:r>
-      <w:r>
-        <w:rPr>
-          <w:rFonts w:cstheme="minorHAnsi"/>
-          <w:color w:val="000000" w:themeColor="text1"/>
-          <w:sz w:val="20"/>
-          <w:szCs w:val="20"/>
-        </w:rPr>
-        <w:t xml:space="preserve"> HTML</w:t>
-      </w:r>
-      <w:r>
-        <w:rPr>
-          <w:rFonts w:cstheme="minorHAnsi"/>
-          <w:color w:val="000000" w:themeColor="text1"/>
-          <w:sz w:val="20"/>
-          <w:szCs w:val="20"/>
-        </w:rPr>
-        <w:t>5</w:t>
-      </w:r>
-      <w:r>
-        <w:rPr>
-          <w:rFonts w:cstheme="minorHAnsi"/>
-          <w:color w:val="000000" w:themeColor="text1"/>
-          <w:sz w:val="20"/>
-          <w:szCs w:val="20"/>
-        </w:rPr>
-        <w:t>,</w:t>
-      </w:r>
-      <w:r>
-        <w:rPr>
-          <w:rFonts w:cstheme="minorHAnsi"/>
-          <w:color w:val="000000" w:themeColor="text1"/>
-          <w:sz w:val="20"/>
-          <w:szCs w:val="20"/>
-        </w:rPr>
-        <w:t xml:space="preserve"> </w:t>
-      </w:r>
-      <w:r>
-        <w:rPr>
-          <w:rFonts w:cstheme="minorHAnsi"/>
-          <w:color w:val="000000" w:themeColor="text1"/>
-          <w:sz w:val="20"/>
-          <w:szCs w:val="20"/>
-        </w:rPr>
-        <w:t>CSS</w:t>
-      </w:r>
-      <w:r>
-        <w:rPr>
-          <w:rFonts w:cstheme="minorHAnsi"/>
-          <w:color w:val="000000" w:themeColor="text1"/>
-          <w:sz w:val="20"/>
-          <w:szCs w:val="20"/>
-        </w:rPr>
-        <w:t>3</w:t>
+        <w:t>Python • Java • TypeScript • JavaScript • C</w:t>
       </w:r>
     </w:p>
     <w:p>
@@ -908,16 +759,7 @@
           <w:sz w:val="20"/>
           <w:szCs w:val="20"/>
         </w:rPr>
-        <w:t>FastAPI</w:t>
-      </w:r>
-      <w:r>
-        <w:rPr>
-          <w:rFonts w:cstheme="minorHAnsi"/>
-          <w:color w:val="000000" w:themeColor="text1"/>
-          <w:sz w:val="20"/>
-          <w:szCs w:val="20"/>
-        </w:rPr>
-        <w:t>,</w:t>
+        <w:t>FastAPI • Spring Boot • React • Next.js • React Native • Node.js</w:t>
       </w:r>
       <w:r>
         <w:rPr>
@@ -935,16 +777,7 @@
           <w:sz w:val="20"/>
           <w:szCs w:val="20"/>
         </w:rPr>
-        <w:t>React</w:t>
-      </w:r>
-      <w:r>
-        <w:rPr>
-          <w:rFonts w:cstheme="minorHAnsi"/>
-          <w:color w:val="000000" w:themeColor="text1"/>
-          <w:sz w:val="20"/>
-          <w:szCs w:val="20"/>
-        </w:rPr>
-        <w:t>,</w:t>
+        <w:t>•</w:t>
       </w:r>
       <w:r>
         <w:rPr>
@@ -962,187 +795,16 @@
           <w:sz w:val="20"/>
           <w:szCs w:val="20"/>
         </w:rPr>
-        <w:t>Spring Boot</w:t>
-      </w:r>
-      <w:r>
-        <w:rPr>
-          <w:rFonts w:cstheme="minorHAnsi"/>
-          <w:color w:val="000000" w:themeColor="text1"/>
-          <w:sz w:val="20"/>
-          <w:szCs w:val="20"/>
-        </w:rPr>
-        <w:t>,</w:t>
-      </w:r>
-      <w:r>
-        <w:rPr>
-          <w:rFonts w:cstheme="minorHAnsi"/>
-          <w:color w:val="000000" w:themeColor="text1"/>
-          <w:sz w:val="20"/>
-          <w:szCs w:val="20"/>
-        </w:rPr>
-        <w:t xml:space="preserve"> </w:t>
-      </w:r>
-      <w:r>
-        <w:rPr>
-          <w:rFonts w:cstheme="minorHAnsi"/>
-          <w:color w:val="000000" w:themeColor="text1"/>
-          <w:sz w:val="20"/>
-          <w:szCs w:val="20"/>
-        </w:rPr>
-        <w:t>React Native</w:t>
-      </w:r>
-      <w:r>
-        <w:rPr>
-          <w:rFonts w:cstheme="minorHAnsi"/>
-          <w:color w:val="000000" w:themeColor="text1"/>
-          <w:sz w:val="20"/>
-          <w:szCs w:val="20"/>
-        </w:rPr>
-        <w:t>,</w:t>
-      </w:r>
-      <w:r>
-        <w:rPr>
-          <w:rFonts w:cstheme="minorHAnsi"/>
-          <w:color w:val="000000" w:themeColor="text1"/>
-          <w:sz w:val="20"/>
-          <w:szCs w:val="20"/>
-        </w:rPr>
-        <w:t xml:space="preserve"> PlayerUI</w:t>
-      </w:r>
-      <w:r>
-        <w:rPr>
-          <w:rFonts w:cstheme="minorHAnsi"/>
-          <w:color w:val="000000" w:themeColor="text1"/>
-          <w:sz w:val="20"/>
-          <w:szCs w:val="20"/>
-        </w:rPr>
-        <w:t>,</w:t>
-      </w:r>
-      <w:r>
-        <w:rPr>
-          <w:rFonts w:cstheme="minorHAnsi"/>
-          <w:color w:val="000000" w:themeColor="text1"/>
-          <w:sz w:val="20"/>
-          <w:szCs w:val="20"/>
-        </w:rPr>
-        <w:t xml:space="preserve"> Node</w:t>
-      </w:r>
-      <w:r>
-        <w:rPr>
-          <w:rFonts w:cstheme="minorHAnsi"/>
-          <w:color w:val="000000" w:themeColor="text1"/>
-          <w:sz w:val="20"/>
-          <w:szCs w:val="20"/>
-        </w:rPr>
-        <w:t>,</w:t>
-      </w:r>
-      <w:r>
-        <w:rPr>
-          <w:rFonts w:cstheme="minorHAnsi"/>
-          <w:color w:val="000000" w:themeColor="text1"/>
-          <w:sz w:val="20"/>
-          <w:szCs w:val="20"/>
-        </w:rPr>
-        <w:t xml:space="preserve"> </w:t>
-      </w:r>
-      <w:r>
-        <w:rPr>
-          <w:rFonts w:cstheme="minorHAnsi"/>
-          <w:color w:val="000000" w:themeColor="text1"/>
-          <w:sz w:val="20"/>
-          <w:szCs w:val="20"/>
-        </w:rPr>
-        <w:t>Vite</w:t>
-      </w:r>
-      <w:r>
-        <w:rPr>
-          <w:rFonts w:cstheme="minorHAnsi"/>
-          <w:color w:val="000000" w:themeColor="text1"/>
-          <w:sz w:val="20"/>
-          <w:szCs w:val="20"/>
-        </w:rPr>
-        <w:t>,</w:t>
-      </w:r>
-      <w:r>
-        <w:rPr>
-          <w:rFonts w:cstheme="minorHAnsi"/>
-          <w:color w:val="000000" w:themeColor="text1"/>
-          <w:sz w:val="20"/>
-          <w:szCs w:val="20"/>
-        </w:rPr>
-        <w:t xml:space="preserve"> </w:t>
-      </w:r>
-      <w:r>
-        <w:rPr>
-          <w:rFonts w:cstheme="minorHAnsi"/>
-          <w:color w:val="000000" w:themeColor="text1"/>
-          <w:sz w:val="20"/>
-          <w:szCs w:val="20"/>
-        </w:rPr>
-        <w:t>Next</w:t>
-      </w:r>
-      <w:r>
-        <w:rPr>
-          <w:rFonts w:cstheme="minorHAnsi"/>
-          <w:color w:val="000000" w:themeColor="text1"/>
-          <w:sz w:val="20"/>
-          <w:szCs w:val="20"/>
-        </w:rPr>
-        <w:t>JS</w:t>
-      </w:r>
-      <w:r>
-        <w:rPr>
-          <w:rFonts w:cstheme="minorHAnsi"/>
-          <w:color w:val="000000" w:themeColor="text1"/>
-          <w:sz w:val="20"/>
-          <w:szCs w:val="20"/>
-        </w:rPr>
-        <w:t>,</w:t>
-      </w:r>
-      <w:r>
-        <w:rPr>
-          <w:rFonts w:cstheme="minorHAnsi"/>
-          <w:color w:val="000000" w:themeColor="text1"/>
-          <w:sz w:val="20"/>
-          <w:szCs w:val="20"/>
-        </w:rPr>
-        <w:t xml:space="preserve"> REST</w:t>
-      </w:r>
-      <w:r>
-        <w:rPr>
-          <w:rFonts w:cstheme="minorHAnsi"/>
-          <w:color w:val="000000" w:themeColor="text1"/>
-          <w:sz w:val="20"/>
-          <w:szCs w:val="20"/>
-        </w:rPr>
-        <w:t xml:space="preserve"> API’s</w:t>
-      </w:r>
-      <w:r>
-        <w:rPr>
-          <w:rFonts w:cstheme="minorHAnsi"/>
-          <w:color w:val="000000" w:themeColor="text1"/>
-          <w:sz w:val="20"/>
-          <w:szCs w:val="20"/>
-        </w:rPr>
-        <w:t>,</w:t>
-      </w:r>
-      <w:r>
-        <w:rPr>
-          <w:rFonts w:cstheme="minorHAnsi"/>
-          <w:color w:val="000000" w:themeColor="text1"/>
-          <w:sz w:val="20"/>
-          <w:szCs w:val="20"/>
-        </w:rPr>
-        <w:t xml:space="preserve"> JWT</w:t>
-      </w:r>
-      <w:r>
-        <w:rPr>
-          <w:rFonts w:cstheme="minorHAnsi"/>
-          <w:color w:val="000000" w:themeColor="text1"/>
-          <w:sz w:val="20"/>
-          <w:szCs w:val="20"/>
-        </w:rPr>
-        <w:t xml:space="preserve"> </w:t>
+        <w:t>REST</w:t>
+      </w:r>
+      <w:r>
+        <w:rPr>
+          <w:rFonts w:cstheme="minorHAnsi"/>
+          <w:color w:val="000000" w:themeColor="text1"/>
+          <w:sz w:val="20"/>
+          <w:szCs w:val="20"/>
+        </w:rPr>
+        <w:t xml:space="preserve"> APIs</w:t>
       </w:r>
     </w:p>
     <w:p>
@@ -1233,214 +895,7 @@
           <w:sz w:val="20"/>
           <w:szCs w:val="20"/>
         </w:rPr>
-        <w:t>PyTorch</w:t>
-      </w:r>
-      <w:r>
-        <w:rPr>
-          <w:rFonts w:cstheme="minorHAnsi"/>
-          <w:color w:val="000000" w:themeColor="text1"/>
-          <w:sz w:val="20"/>
-          <w:szCs w:val="20"/>
-        </w:rPr>
-        <w:t>,</w:t>
-      </w:r>
-      <w:r>
-        <w:rPr>
-          <w:rFonts w:cstheme="minorHAnsi"/>
-          <w:color w:val="000000" w:themeColor="text1"/>
-          <w:sz w:val="20"/>
-          <w:szCs w:val="20"/>
-        </w:rPr>
-        <w:t xml:space="preserve"> </w:t>
-      </w:r>
-      <w:r>
-        <w:rPr>
-          <w:rFonts w:cstheme="minorHAnsi"/>
-          <w:color w:val="000000" w:themeColor="text1"/>
-          <w:sz w:val="20"/>
-          <w:szCs w:val="20"/>
-        </w:rPr>
-        <w:t>Tensorflow</w:t>
-      </w:r>
-      <w:r>
-        <w:rPr>
-          <w:rFonts w:cstheme="minorHAnsi"/>
-          <w:color w:val="000000" w:themeColor="text1"/>
-          <w:sz w:val="20"/>
-          <w:szCs w:val="20"/>
-        </w:rPr>
-        <w:t xml:space="preserve">, </w:t>
-      </w:r>
-      <w:r>
-        <w:rPr>
-          <w:rFonts w:cstheme="minorHAnsi"/>
-          <w:color w:val="000000" w:themeColor="text1"/>
-          <w:sz w:val="20"/>
-          <w:szCs w:val="20"/>
-        </w:rPr>
-        <w:t>Keras</w:t>
-      </w:r>
-      <w:r>
-        <w:rPr>
-          <w:rFonts w:cstheme="minorHAnsi"/>
-          <w:color w:val="000000" w:themeColor="text1"/>
-          <w:sz w:val="20"/>
-          <w:szCs w:val="20"/>
-        </w:rPr>
-        <w:t>,</w:t>
-      </w:r>
-      <w:r>
-        <w:rPr>
-          <w:rFonts w:cstheme="minorHAnsi"/>
-          <w:color w:val="000000" w:themeColor="text1"/>
-          <w:sz w:val="20"/>
-          <w:szCs w:val="20"/>
-        </w:rPr>
-        <w:t xml:space="preserve"> </w:t>
-      </w:r>
-      <w:r>
-        <w:rPr>
-          <w:rFonts w:cstheme="minorHAnsi"/>
-          <w:color w:val="000000" w:themeColor="text1"/>
-          <w:sz w:val="20"/>
-          <w:szCs w:val="20"/>
-        </w:rPr>
-        <w:t xml:space="preserve">SciKit, </w:t>
-      </w:r>
-      <w:r>
-        <w:rPr>
-          <w:rFonts w:cstheme="minorHAnsi"/>
-          <w:color w:val="000000" w:themeColor="text1"/>
-          <w:sz w:val="20"/>
-          <w:szCs w:val="20"/>
-        </w:rPr>
-        <w:t>LangChain</w:t>
-      </w:r>
-      <w:r>
-        <w:rPr>
-          <w:rFonts w:cstheme="minorHAnsi"/>
-          <w:color w:val="000000" w:themeColor="text1"/>
-          <w:sz w:val="20"/>
-          <w:szCs w:val="20"/>
-        </w:rPr>
-        <w:t>,</w:t>
-      </w:r>
-      <w:r>
-        <w:rPr>
-          <w:rFonts w:cstheme="minorHAnsi"/>
-          <w:color w:val="000000" w:themeColor="text1"/>
-          <w:sz w:val="20"/>
-          <w:szCs w:val="20"/>
-        </w:rPr>
-        <w:t xml:space="preserve"> </w:t>
-      </w:r>
-      <w:r>
-        <w:rPr>
-          <w:rFonts w:cstheme="minorHAnsi"/>
-          <w:color w:val="000000" w:themeColor="text1"/>
-          <w:sz w:val="20"/>
-          <w:szCs w:val="20"/>
-        </w:rPr>
-        <w:t>LangGraph</w:t>
-      </w:r>
-      <w:r>
-        <w:rPr>
-          <w:rFonts w:cstheme="minorHAnsi"/>
-          <w:color w:val="000000" w:themeColor="text1"/>
-          <w:sz w:val="20"/>
-          <w:szCs w:val="20"/>
-        </w:rPr>
-        <w:t>,</w:t>
-      </w:r>
-      <w:r>
-        <w:rPr>
-          <w:rFonts w:cstheme="minorHAnsi"/>
-          <w:color w:val="000000" w:themeColor="text1"/>
-          <w:sz w:val="20"/>
-          <w:szCs w:val="20"/>
-        </w:rPr>
-        <w:t xml:space="preserve"> </w:t>
-      </w:r>
-      <w:r>
-        <w:rPr>
-          <w:rFonts w:cstheme="minorHAnsi"/>
-          <w:color w:val="000000" w:themeColor="text1"/>
-          <w:sz w:val="20"/>
-          <w:szCs w:val="20"/>
-        </w:rPr>
-        <w:t>Pandas</w:t>
-      </w:r>
-      <w:r>
-        <w:rPr>
-          <w:rFonts w:cstheme="minorHAnsi"/>
-          <w:color w:val="000000" w:themeColor="text1"/>
-          <w:sz w:val="20"/>
-          <w:szCs w:val="20"/>
-        </w:rPr>
-        <w:t>,</w:t>
-      </w:r>
-      <w:r>
-        <w:rPr>
-          <w:rFonts w:cstheme="minorHAnsi"/>
-          <w:color w:val="000000" w:themeColor="text1"/>
-          <w:sz w:val="20"/>
-          <w:szCs w:val="20"/>
-        </w:rPr>
-        <w:t xml:space="preserve"> Numpy</w:t>
-      </w:r>
-      <w:r>
-        <w:rPr>
-          <w:rFonts w:cstheme="minorHAnsi"/>
-          <w:color w:val="000000" w:themeColor="text1"/>
-          <w:sz w:val="20"/>
-          <w:szCs w:val="20"/>
-        </w:rPr>
-        <w:t>,</w:t>
-      </w:r>
-      <w:r>
-        <w:rPr>
-          <w:rFonts w:cstheme="minorHAnsi"/>
-          <w:color w:val="000000" w:themeColor="text1"/>
-          <w:sz w:val="20"/>
-          <w:szCs w:val="20"/>
-        </w:rPr>
-        <w:t xml:space="preserve"> Haystack</w:t>
-      </w:r>
-      <w:r>
-        <w:rPr>
-          <w:rFonts w:cstheme="minorHAnsi"/>
-          <w:color w:val="000000" w:themeColor="text1"/>
-          <w:sz w:val="20"/>
-          <w:szCs w:val="20"/>
-        </w:rPr>
-        <w:t xml:space="preserve">, </w:t>
-      </w:r>
-      <w:r>
-        <w:rPr>
-          <w:rFonts w:cstheme="minorHAnsi"/>
-          <w:color w:val="000000" w:themeColor="text1"/>
-          <w:sz w:val="20"/>
-          <w:szCs w:val="20"/>
-        </w:rPr>
-        <w:t>Probability</w:t>
-      </w:r>
-      <w:r>
-        <w:rPr>
-          <w:rFonts w:cstheme="minorHAnsi"/>
-          <w:color w:val="000000" w:themeColor="text1"/>
-          <w:sz w:val="20"/>
-          <w:szCs w:val="20"/>
-        </w:rPr>
-        <w:t>,</w:t>
-      </w:r>
-      <w:r>
-        <w:rPr>
-          <w:rFonts w:cstheme="minorHAnsi"/>
-          <w:color w:val="000000" w:themeColor="text1"/>
-          <w:sz w:val="20"/>
-          <w:szCs w:val="20"/>
-        </w:rPr>
-        <w:t xml:space="preserve"> Statistics</w:t>
+        <w:t>PyTorch • TensorFlow • LangChain • LangGraph • Haystack • Scikit-Learn • Pandas • NumPy</w:t>
       </w:r>
     </w:p>
     <w:p>
@@ -1487,160 +942,35 @@
           <w:szCs w:val="20"/>
         </w:rPr>
         <w:tab/>
-        <w:t>Neo4J</w:t>
-      </w:r>
-      <w:r>
-        <w:rPr>
-          <w:rFonts w:cstheme="minorHAnsi"/>
-          <w:color w:val="000000" w:themeColor="text1"/>
-          <w:sz w:val="20"/>
-          <w:szCs w:val="20"/>
-        </w:rPr>
-        <w:t>,</w:t>
-      </w:r>
-      <w:r>
-        <w:rPr>
-          <w:rFonts w:cstheme="minorHAnsi"/>
-          <w:color w:val="000000" w:themeColor="text1"/>
-          <w:sz w:val="20"/>
-          <w:szCs w:val="20"/>
-        </w:rPr>
-        <w:t xml:space="preserve"> ChromaDB</w:t>
-      </w:r>
-      <w:r>
-        <w:rPr>
-          <w:rFonts w:cstheme="minorHAnsi"/>
-          <w:color w:val="000000" w:themeColor="text1"/>
-          <w:sz w:val="20"/>
-          <w:szCs w:val="20"/>
-        </w:rPr>
-        <w:t>,</w:t>
-      </w:r>
-      <w:r>
-        <w:rPr>
-          <w:rFonts w:cstheme="minorHAnsi"/>
-          <w:color w:val="000000" w:themeColor="text1"/>
-          <w:sz w:val="20"/>
-          <w:szCs w:val="20"/>
-        </w:rPr>
-        <w:t xml:space="preserve"> Qdrant</w:t>
-      </w:r>
-      <w:r>
-        <w:rPr>
-          <w:rFonts w:cstheme="minorHAnsi"/>
-          <w:color w:val="000000" w:themeColor="text1"/>
-          <w:sz w:val="20"/>
-          <w:szCs w:val="20"/>
-        </w:rPr>
-        <w:t>,</w:t>
-      </w:r>
-      <w:r>
-        <w:rPr>
-          <w:rFonts w:cstheme="minorHAnsi"/>
-          <w:color w:val="000000" w:themeColor="text1"/>
-          <w:sz w:val="20"/>
-          <w:szCs w:val="20"/>
-        </w:rPr>
-        <w:t xml:space="preserve"> Pinecone</w:t>
-      </w:r>
-      <w:r>
-        <w:rPr>
-          <w:rFonts w:cstheme="minorHAnsi"/>
-          <w:color w:val="000000" w:themeColor="text1"/>
-          <w:sz w:val="20"/>
-          <w:szCs w:val="20"/>
-        </w:rPr>
-        <w:t>,</w:t>
-      </w:r>
-      <w:r>
-        <w:rPr>
-          <w:rFonts w:cstheme="minorHAnsi"/>
-          <w:color w:val="000000" w:themeColor="text1"/>
-          <w:sz w:val="20"/>
-          <w:szCs w:val="20"/>
-        </w:rPr>
-        <w:t xml:space="preserve"> SQL</w:t>
-      </w:r>
-      <w:r>
-        <w:rPr>
-          <w:rFonts w:cstheme="minorHAnsi"/>
-          <w:color w:val="000000" w:themeColor="text1"/>
-          <w:sz w:val="20"/>
-          <w:szCs w:val="20"/>
-        </w:rPr>
-        <w:t>,</w:t>
-      </w:r>
-      <w:r>
-        <w:rPr>
-          <w:rFonts w:cstheme="minorHAnsi"/>
-          <w:color w:val="000000" w:themeColor="text1"/>
-          <w:sz w:val="20"/>
-          <w:szCs w:val="20"/>
-        </w:rPr>
-        <w:t xml:space="preserve"> MySQL</w:t>
-      </w:r>
-      <w:r>
-        <w:rPr>
-          <w:rFonts w:cstheme="minorHAnsi"/>
-          <w:color w:val="000000" w:themeColor="text1"/>
-          <w:sz w:val="20"/>
-          <w:szCs w:val="20"/>
-        </w:rPr>
-        <w:t>,</w:t>
-      </w:r>
-      <w:r>
-        <w:rPr>
-          <w:rFonts w:cstheme="minorHAnsi"/>
-          <w:color w:val="000000" w:themeColor="text1"/>
-          <w:sz w:val="20"/>
-          <w:szCs w:val="20"/>
-        </w:rPr>
-        <w:t xml:space="preserve"> PostgreSQL</w:t>
-      </w:r>
-      <w:r>
-        <w:rPr>
-          <w:rFonts w:cstheme="minorHAnsi"/>
-          <w:color w:val="000000" w:themeColor="text1"/>
-          <w:sz w:val="20"/>
-          <w:szCs w:val="20"/>
-        </w:rPr>
-        <w:t>,</w:t>
-      </w:r>
-      <w:r>
-        <w:rPr>
-          <w:rFonts w:cstheme="minorHAnsi"/>
-          <w:color w:val="000000" w:themeColor="text1"/>
-          <w:sz w:val="20"/>
-          <w:szCs w:val="20"/>
-        </w:rPr>
-        <w:t xml:space="preserve"> MongoDB</w:t>
-      </w:r>
-      <w:r>
-        <w:rPr>
-          <w:rFonts w:cstheme="minorHAnsi"/>
-          <w:color w:val="000000" w:themeColor="text1"/>
-          <w:sz w:val="20"/>
-          <w:szCs w:val="20"/>
-        </w:rPr>
-        <w:t>,</w:t>
-      </w:r>
-      <w:r>
-        <w:rPr>
-          <w:rFonts w:cstheme="minorHAnsi"/>
-          <w:color w:val="000000" w:themeColor="text1"/>
-          <w:sz w:val="20"/>
-          <w:szCs w:val="20"/>
-        </w:rPr>
-        <w:t xml:space="preserve"> Firebase</w:t>
-      </w:r>
-      <w:r>
-        <w:rPr>
-          <w:rFonts w:cstheme="minorHAnsi"/>
-          <w:color w:val="000000" w:themeColor="text1"/>
-          <w:sz w:val="20"/>
-          <w:szCs w:val="20"/>
-        </w:rPr>
-        <w:t>, Supabase</w:t>
+      </w:r>
+      <w:r>
+        <w:rPr>
+          <w:rFonts w:cstheme="minorHAnsi"/>
+          <w:color w:val="000000" w:themeColor="text1"/>
+          <w:sz w:val="20"/>
+          <w:szCs w:val="20"/>
+        </w:rPr>
+        <w:t xml:space="preserve">PostgreSQL • MongoDB • Neo4j • Firebase • </w:t>
+      </w:r>
+      <w:proofErr w:type="spellStart"/>
+      <w:r>
+        <w:rPr>
+          <w:rFonts w:cstheme="minorHAnsi"/>
+          <w:color w:val="000000" w:themeColor="text1"/>
+          <w:sz w:val="20"/>
+          <w:szCs w:val="20"/>
+        </w:rPr>
+        <w:t>Supabase</w:t>
+      </w:r>
+      <w:proofErr w:type="spellEnd"/>
+      <w:r>
+        <w:rPr>
+          <w:rFonts w:cstheme="minorHAnsi"/>
+          <w:color w:val="000000" w:themeColor="text1"/>
+          <w:sz w:val="20"/>
+          <w:szCs w:val="20"/>
+        </w:rPr>
+        <w:t xml:space="preserve"> • Pinecone • Qdrant • ChromaDB</w:t>
       </w:r>
     </w:p>
     <w:p>
@@ -1668,7 +998,7 @@
           <w:sz w:val="20"/>
           <w:szCs w:val="20"/>
         </w:rPr>
-        <w:t>DevOps</w:t>
+        <w:t>Infrastructure</w:t>
       </w:r>
       <w:r>
         <w:rPr>
@@ -1705,58 +1035,32 @@
           <w:sz w:val="20"/>
           <w:szCs w:val="20"/>
         </w:rPr>
-        <w:t>Docker</w:t>
-      </w:r>
-      <w:r>
-        <w:rPr>
-          <w:rFonts w:cstheme="minorHAnsi"/>
-          <w:sz w:val="20"/>
-          <w:szCs w:val="20"/>
-        </w:rPr>
-        <w:t>,</w:t>
-      </w:r>
-      <w:r>
-        <w:rPr>
-          <w:rFonts w:cstheme="minorHAnsi"/>
-          <w:sz w:val="20"/>
-          <w:szCs w:val="20"/>
-        </w:rPr>
-        <w:t xml:space="preserve"> Kubernetes</w:t>
-      </w:r>
-      <w:r>
-        <w:rPr>
-          <w:rFonts w:cstheme="minorHAnsi"/>
-          <w:sz w:val="20"/>
-          <w:szCs w:val="20"/>
-        </w:rPr>
-        <w:t>,</w:t>
-      </w:r>
-      <w:r>
-        <w:rPr>
-          <w:rFonts w:cstheme="minorHAnsi"/>
-          <w:sz w:val="20"/>
-          <w:szCs w:val="20"/>
-          <w:lang w:val="en-CA"/>
-        </w:rPr>
-        <w:t xml:space="preserve"> Linux</w:t>
-      </w:r>
-      <w:r>
-        <w:rPr>
-          <w:rFonts w:cstheme="minorHAnsi"/>
-          <w:color w:val="000000" w:themeColor="text1"/>
-          <w:sz w:val="20"/>
-          <w:szCs w:val="20"/>
-        </w:rPr>
-        <w:t xml:space="preserve">, GitHub Actions, Jenkins, GitLab CI, </w:t>
-      </w:r>
-      <w:r>
-        <w:rPr>
-          <w:rFonts w:cstheme="minorHAnsi"/>
-          <w:color w:val="000000" w:themeColor="text1"/>
-          <w:sz w:val="20"/>
-          <w:szCs w:val="20"/>
-        </w:rPr>
-        <w:t xml:space="preserve">Splunk, </w:t>
+        <w:t>Docker • Kubernetes • GitHub Actions • Jenkins • Linux • Git • Splunk</w:t>
+      </w:r>
+      <w:r>
+        <w:rPr>
+          <w:rFonts w:cstheme="minorHAnsi"/>
+          <w:sz w:val="20"/>
+          <w:szCs w:val="20"/>
+        </w:rPr>
+        <w:t xml:space="preserve"> </w:t>
+      </w:r>
+      <w:r>
+        <w:rPr>
+          <w:rFonts w:cstheme="minorHAnsi"/>
+          <w:sz w:val="20"/>
+          <w:szCs w:val="20"/>
+        </w:rPr>
+        <w:t>•</w:t>
+      </w:r>
+      <w:r>
+        <w:rPr>
+          <w:rFonts w:cstheme="minorHAnsi"/>
+          <w:color w:val="000000" w:themeColor="text1"/>
+          <w:sz w:val="20"/>
+          <w:szCs w:val="20"/>
+        </w:rPr>
+        <w:t xml:space="preserve"> </w:t>
       </w:r>
       <w:r>
         <w:rPr>
@@ -1774,34 +1078,41 @@
           <w:sz w:val="20"/>
           <w:szCs w:val="20"/>
         </w:rPr>
-        <w:t xml:space="preserve">, </w:t>
-      </w:r>
-      <w:r>
-        <w:rPr>
-          <w:rFonts w:cstheme="minorHAnsi"/>
-          <w:color w:val="000000" w:themeColor="text1"/>
-          <w:sz w:val="20"/>
-          <w:szCs w:val="20"/>
-        </w:rPr>
-        <w:t>Git</w:t>
-      </w:r>
-      <w:r>
-        <w:rPr>
-          <w:rFonts w:cstheme="minorHAnsi"/>
-          <w:color w:val="000000" w:themeColor="text1"/>
-          <w:sz w:val="20"/>
-          <w:szCs w:val="20"/>
-        </w:rPr>
-        <w:t xml:space="preserve">, </w:t>
-      </w:r>
-      <w:r>
-        <w:rPr>
-          <w:rFonts w:cstheme="minorHAnsi"/>
-          <w:color w:val="000000" w:themeColor="text1"/>
-          <w:sz w:val="20"/>
-          <w:szCs w:val="20"/>
-        </w:rPr>
-        <w:t>Cisco CCNA</w:t>
+        <w:t xml:space="preserve"> </w:t>
+      </w:r>
+      <w:r>
+        <w:rPr>
+          <w:rFonts w:cstheme="minorHAnsi"/>
+          <w:sz w:val="20"/>
+          <w:szCs w:val="20"/>
+        </w:rPr>
+        <w:t>•</w:t>
+      </w:r>
+      <w:r>
+        <w:rPr>
+          <w:rFonts w:cstheme="minorHAnsi"/>
+          <w:sz w:val="20"/>
+          <w:szCs w:val="20"/>
+        </w:rPr>
+        <w:t xml:space="preserve"> </w:t>
+      </w:r>
+      <w:r>
+        <w:rPr>
+          <w:rFonts w:cstheme="minorHAnsi"/>
+          <w:color w:val="000000" w:themeColor="text1"/>
+          <w:sz w:val="20"/>
+          <w:szCs w:val="20"/>
+        </w:rPr>
+        <w:t xml:space="preserve">Cisco </w:t>
+      </w:r>
+      <w:r>
+        <w:rPr>
+          <w:rFonts w:cstheme="minorHAnsi"/>
+          <w:color w:val="000000" w:themeColor="text1"/>
+          <w:sz w:val="20"/>
+          <w:szCs w:val="20"/>
+        </w:rPr>
+        <w:t>CCNA coursework</w:t>
       </w:r>
     </w:p>
     <w:p>
@@ -1878,8 +1189,430 @@
             <w:sz w:val="20"/>
             <w:szCs w:val="20"/>
           </w:rPr>
-          <w:t>T</w:t>
+          <w:t>Cisco</w:t>
         </w:r>
+      </w:hyperlink>
+      <w:r>
+        <w:t>,</w:t>
+      </w:r>
+      <w:r>
+        <w:rPr>
+          <w:rFonts w:cstheme="minorHAnsi"/>
+          <w:i/>
+          <w:iCs/>
+          <w:color w:val="000000" w:themeColor="text1"/>
+          <w:sz w:val="20"/>
+          <w:szCs w:val="20"/>
+        </w:rPr>
+        <w:t xml:space="preserve"> </w:t>
+      </w:r>
+      <w:r>
+        <w:rPr>
+          <w:rFonts w:cstheme="minorHAnsi"/>
+          <w:i/>
+          <w:iCs/>
+          <w:color w:val="000000" w:themeColor="text1"/>
+          <w:sz w:val="20"/>
+          <w:szCs w:val="20"/>
+        </w:rPr>
+        <w:t>Software Engineer</w:t>
+      </w:r>
+      <w:r>
+        <w:rPr>
+          <w:rFonts w:cstheme="minorHAnsi"/>
+          <w:i/>
+          <w:iCs/>
+          <w:color w:val="000000" w:themeColor="text1"/>
+          <w:sz w:val="20"/>
+          <w:szCs w:val="20"/>
+        </w:rPr>
+        <w:t xml:space="preserve"> Intern</w:t>
+      </w:r>
+      <w:r>
+        <w:rPr>
+          <w:rFonts w:cstheme="minorHAnsi"/>
+          <w:b/>
+          <w:bCs/>
+          <w:color w:val="000000" w:themeColor="text1"/>
+          <w:sz w:val="20"/>
+          <w:szCs w:val="20"/>
+        </w:rPr>
+        <w:tab/>
+      </w:r>
+      <w:r>
+        <w:rPr>
+          <w:rFonts w:cstheme="minorHAnsi"/>
+          <w:i/>
+          <w:iCs/>
+          <w:color w:val="000000" w:themeColor="text1"/>
+          <w:sz w:val="20"/>
+          <w:szCs w:val="20"/>
+        </w:rPr>
+        <w:t xml:space="preserve"> </w:t>
+      </w:r>
+      <w:r>
+        <w:rPr>
+          <w:rFonts w:cstheme="minorHAnsi"/>
+          <w:i/>
+          <w:iCs/>
+          <w:color w:val="000000" w:themeColor="text1"/>
+          <w:sz w:val="20"/>
+          <w:szCs w:val="20"/>
+        </w:rPr>
+        <w:t>Ottawa</w:t>
+      </w:r>
+      <w:r>
+        <w:rPr>
+          <w:rFonts w:cstheme="minorHAnsi"/>
+          <w:i/>
+          <w:iCs/>
+          <w:color w:val="000000" w:themeColor="text1"/>
+          <w:sz w:val="20"/>
+          <w:szCs w:val="20"/>
+        </w:rPr>
+        <w:t xml:space="preserve">, Canada </w:t>
+      </w:r>
+      <w:r>
+        <w:rPr>
+          <w:rFonts w:cstheme="minorHAnsi"/>
+          <w:i/>
+          <w:iCs/>
+          <w:color w:val="000000" w:themeColor="text1"/>
+          <w:sz w:val="20"/>
+          <w:szCs w:val="20"/>
+        </w:rPr>
+        <w:tab/>
+      </w:r>
+      <w:r>
+        <w:rPr>
+          <w:rFonts w:cstheme="minorHAnsi"/>
+          <w:i/>
+          <w:iCs/>
+          <w:color w:val="000000" w:themeColor="text1"/>
+          <w:sz w:val="20"/>
+          <w:szCs w:val="20"/>
+        </w:rPr>
+        <w:t>May</w:t>
+      </w:r>
+      <w:r>
+        <w:rPr>
+          <w:rFonts w:cstheme="minorHAnsi"/>
+          <w:i/>
+          <w:iCs/>
+          <w:color w:val="000000" w:themeColor="text1"/>
+          <w:sz w:val="20"/>
+          <w:szCs w:val="20"/>
+        </w:rPr>
+        <w:t xml:space="preserve"> 202</w:t>
+      </w:r>
+      <w:r>
+        <w:rPr>
+          <w:rFonts w:cstheme="minorHAnsi"/>
+          <w:i/>
+          <w:iCs/>
+          <w:color w:val="000000" w:themeColor="text1"/>
+          <w:sz w:val="20"/>
+          <w:szCs w:val="20"/>
+        </w:rPr>
+        <w:t>6</w:t>
+      </w:r>
+      <w:r>
+        <w:rPr>
+          <w:rFonts w:cstheme="minorHAnsi"/>
+          <w:i/>
+          <w:iCs/>
+          <w:color w:val="000000" w:themeColor="text1"/>
+          <w:sz w:val="20"/>
+          <w:szCs w:val="20"/>
+        </w:rPr>
+        <w:t xml:space="preserve"> – Present</w:t>
+      </w:r>
+    </w:p>
+    <w:p>
+      <w:pPr>
+        <w:pStyle w:val="ListParagraph"/>
+        <w:numPr>
+          <w:ilvl w:val="0"/>
+          <w:numId w:val="34"/>
+        </w:numPr>
+        <w:tabs>
+          <w:tab w:val="right" w:pos="10800"/>
+        </w:tabs>
+        <w:spacing w:after="0" w:line="240" w:lineRule="auto"/>
+        <w:ind w:left="360" w:hanging="180"/>
+        <w:rPr>
+          <w:sz w:val="20"/>
+          <w:szCs w:val="20"/>
+        </w:rPr>
+      </w:pPr>
+      <w:r>
+        <w:rPr>
+          <w:sz w:val="20"/>
+          <w:szCs w:val="20"/>
+        </w:rPr>
+        <w:t xml:space="preserve">Developed an </w:t>
+      </w:r>
+      <w:r>
+        <w:rPr>
+          <w:sz w:val="20"/>
+          <w:szCs w:val="20"/>
+        </w:rPr>
+        <w:t>A</w:t>
+      </w:r>
+      <w:r>
+        <w:rPr>
+          <w:sz w:val="20"/>
+          <w:szCs w:val="20"/>
+        </w:rPr>
+        <w:t xml:space="preserve">gentic AI system that automates unit testing for C/C++ in the Nexus </w:t>
+      </w:r>
+      <w:r>
+        <w:rPr>
+          <w:b/>
+          <w:bCs/>
+          <w:sz w:val="20"/>
+          <w:szCs w:val="20"/>
+        </w:rPr>
+        <w:t>operating system</w:t>
+      </w:r>
+      <w:r>
+        <w:rPr>
+          <w:sz w:val="20"/>
+          <w:szCs w:val="20"/>
+        </w:rPr>
+        <w:t xml:space="preserve"> for data center switches</w:t>
+      </w:r>
+      <w:r>
+        <w:rPr>
+          <w:sz w:val="20"/>
+          <w:szCs w:val="20"/>
+        </w:rPr>
+        <w:t>.</w:t>
+      </w:r>
+    </w:p>
+    <w:p>
+      <w:pPr>
+        <w:pStyle w:val="ListParagraph"/>
+        <w:numPr>
+          <w:ilvl w:val="0"/>
+          <w:numId w:val="34"/>
+        </w:numPr>
+        <w:tabs>
+          <w:tab w:val="right" w:pos="10800"/>
+        </w:tabs>
+        <w:spacing w:after="0" w:line="240" w:lineRule="auto"/>
+        <w:ind w:left="360" w:hanging="180"/>
+        <w:rPr>
+          <w:sz w:val="20"/>
+          <w:szCs w:val="20"/>
+        </w:rPr>
+      </w:pPr>
+      <w:r>
+        <w:rPr>
+          <w:sz w:val="20"/>
+          <w:szCs w:val="20"/>
+        </w:rPr>
+        <w:t xml:space="preserve">Improved agent execution speed by </w:t>
+      </w:r>
+      <w:r>
+        <w:rPr>
+          <w:b/>
+          <w:bCs/>
+          <w:sz w:val="20"/>
+          <w:szCs w:val="20"/>
+        </w:rPr>
+        <w:t>87.5%</w:t>
+      </w:r>
+      <w:r>
+        <w:rPr>
+          <w:sz w:val="20"/>
+          <w:szCs w:val="20"/>
+        </w:rPr>
+        <w:t xml:space="preserve"> through context engineering and custom AI tools that isolated relevant code context.</w:t>
+      </w:r>
+    </w:p>
+    <w:p>
+      <w:pPr>
+        <w:pStyle w:val="ListParagraph"/>
+        <w:numPr>
+          <w:ilvl w:val="0"/>
+          <w:numId w:val="34"/>
+        </w:numPr>
+        <w:tabs>
+          <w:tab w:val="right" w:pos="10800"/>
+        </w:tabs>
+        <w:spacing w:after="0" w:line="240" w:lineRule="auto"/>
+        <w:ind w:left="360" w:hanging="180"/>
+        <w:rPr>
+          <w:sz w:val="20"/>
+          <w:szCs w:val="20"/>
+        </w:rPr>
+      </w:pPr>
+      <w:r>
+        <w:rPr>
+          <w:sz w:val="20"/>
+          <w:szCs w:val="20"/>
+        </w:rPr>
+        <w:t xml:space="preserve">Built a </w:t>
+      </w:r>
+      <w:proofErr w:type="spellStart"/>
+      <w:r>
+        <w:rPr>
+          <w:b/>
+          <w:bCs/>
+          <w:sz w:val="20"/>
+          <w:szCs w:val="20"/>
+        </w:rPr>
+        <w:t>libclang</w:t>
+      </w:r>
+      <w:proofErr w:type="spellEnd"/>
+      <w:r>
+        <w:rPr>
+          <w:sz w:val="20"/>
+          <w:szCs w:val="20"/>
+        </w:rPr>
+        <w:t xml:space="preserve">-based AST pipeline that automatically </w:t>
+      </w:r>
+      <w:r>
+        <w:rPr>
+          <w:sz w:val="20"/>
+          <w:szCs w:val="20"/>
+        </w:rPr>
+        <w:t>generated</w:t>
+      </w:r>
+      <w:r>
+        <w:rPr>
+          <w:sz w:val="20"/>
+          <w:szCs w:val="20"/>
+        </w:rPr>
+        <w:t xml:space="preserve"> dependenc</w:t>
+      </w:r>
+      <w:r>
+        <w:rPr>
+          <w:sz w:val="20"/>
+          <w:szCs w:val="20"/>
+        </w:rPr>
+        <w:t xml:space="preserve">ies </w:t>
+      </w:r>
+      <w:r>
+        <w:rPr>
+          <w:sz w:val="20"/>
+          <w:szCs w:val="20"/>
+        </w:rPr>
+        <w:t xml:space="preserve">and mock scaffolding </w:t>
+      </w:r>
+      <w:r>
+        <w:rPr>
+          <w:b/>
+          <w:bCs/>
+          <w:sz w:val="20"/>
+          <w:szCs w:val="20"/>
+        </w:rPr>
+        <w:t>for C/C++ unit testing</w:t>
+      </w:r>
+      <w:r>
+        <w:rPr>
+          <w:sz w:val="20"/>
+          <w:szCs w:val="20"/>
+        </w:rPr>
+        <w:t>.</w:t>
+      </w:r>
+    </w:p>
+    <w:p>
+      <w:pPr>
+        <w:pStyle w:val="ListParagraph"/>
+        <w:numPr>
+          <w:ilvl w:val="0"/>
+          <w:numId w:val="34"/>
+        </w:numPr>
+        <w:tabs>
+          <w:tab w:val="right" w:pos="10800"/>
+        </w:tabs>
+        <w:spacing w:after="0" w:line="240" w:lineRule="auto"/>
+        <w:ind w:left="360" w:hanging="180"/>
+        <w:rPr>
+          <w:sz w:val="20"/>
+          <w:szCs w:val="20"/>
+        </w:rPr>
+      </w:pPr>
+      <w:r>
+        <w:rPr>
+          <w:sz w:val="20"/>
+          <w:szCs w:val="20"/>
+        </w:rPr>
+        <w:t>Built a framework-agnostic adapter registry (</w:t>
+      </w:r>
+      <w:proofErr w:type="spellStart"/>
+      <w:r>
+        <w:rPr>
+          <w:b/>
+          <w:bCs/>
+          <w:sz w:val="20"/>
+          <w:szCs w:val="20"/>
+        </w:rPr>
+        <w:t>CMocka</w:t>
+      </w:r>
+      <w:proofErr w:type="spellEnd"/>
+      <w:r>
+        <w:rPr>
+          <w:b/>
+          <w:bCs/>
+          <w:sz w:val="20"/>
+          <w:szCs w:val="20"/>
+        </w:rPr>
+        <w:t xml:space="preserve">, FFF, </w:t>
+      </w:r>
+      <w:proofErr w:type="spellStart"/>
+      <w:r>
+        <w:rPr>
+          <w:b/>
+          <w:bCs/>
+          <w:sz w:val="20"/>
+          <w:szCs w:val="20"/>
+        </w:rPr>
+        <w:t>CppUTest</w:t>
+      </w:r>
+      <w:proofErr w:type="spellEnd"/>
+      <w:r>
+        <w:rPr>
+          <w:sz w:val="20"/>
+          <w:szCs w:val="20"/>
+        </w:rPr>
+        <w:t>) with Jinja2 templating and Bazel build scaffold generation.</w:t>
+      </w:r>
+    </w:p>
+    <w:p>
+      <w:pPr>
+        <w:tabs>
+          <w:tab w:val="right" w:pos="10800"/>
+        </w:tabs>
+        <w:spacing w:after="0" w:line="240" w:lineRule="auto"/>
+        <w:rPr>
+          <w:rFonts w:cstheme="minorHAnsi"/>
+          <w:color w:val="000000" w:themeColor="text1"/>
+          <w:sz w:val="6"/>
+          <w:szCs w:val="6"/>
+        </w:rPr>
+      </w:pPr>
+    </w:p>
+    <w:p>
+      <w:pPr>
+        <w:tabs>
+          <w:tab w:val="center" w:pos="5400"/>
+          <w:tab w:val="right" w:pos="10800"/>
+        </w:tabs>
+        <w:spacing w:after="60" w:line="240" w:lineRule="auto"/>
+        <w:ind w:left="274" w:hanging="274"/>
+        <w:rPr>
+          <w:rFonts w:cstheme="minorHAnsi"/>
+          <w:i/>
+          <w:iCs/>
+          <w:color w:val="000000" w:themeColor="text1"/>
+          <w:sz w:val="20"/>
+          <w:szCs w:val="20"/>
+        </w:rPr>
+      </w:pPr>
+      <w:hyperlink r:id="rId13" w:history="1">
         <w:r>
           <w:rPr>
             <w:rStyle w:val="Hyperlink"/>
@@ -1890,7 +1623,7 @@
             <w:sz w:val="20"/>
             <w:szCs w:val="20"/>
           </w:rPr>
-          <w:t>hales</w:t>
+          <w:t>Thales</w:t>
         </w:r>
       </w:hyperlink>
       <w:r>
@@ -1938,7 +1671,7 @@
           <w:sz w:val="20"/>
           <w:szCs w:val="20"/>
         </w:rPr>
-        <w:t xml:space="preserve"> Ottawa</w:t>
+        <w:t xml:space="preserve"> Ottawa, Canada </w:t>
       </w:r>
       <w:r>
         <w:rPr>
@@ -1949,7 +1682,7 @@
           <w:sz w:val="20"/>
           <w:szCs w:val="20"/>
         </w:rPr>
-        <w:t>, Canada</w:t>
+        <w:tab/>
       </w:r>
       <w:r>
         <w:rPr>
@@ -1960,7 +1693,7 @@
           <w:sz w:val="20"/>
           <w:szCs w:val="20"/>
         </w:rPr>
-        <w:t xml:space="preserve"> </w:t>
+        <w:t xml:space="preserve">Sept 2025 – </w:t>
       </w:r>
       <w:r>
         <w:rPr>
@@ -1971,18 +1704,7 @@
           <w:sz w:val="20"/>
           <w:szCs w:val="20"/>
         </w:rPr>
-        <w:tab/>
-      </w:r>
-      <w:r>
-        <w:rPr>
-          <w:rFonts w:cstheme="minorHAnsi"/>
-          <w:i/>
-          <w:iCs/>
-          <w:color w:val="000000" w:themeColor="text1"/>
-          <w:sz w:val="20"/>
-          <w:szCs w:val="20"/>
-        </w:rPr>
-        <w:t>Sept 2025 – Present</w:t>
+        <w:t>May 2026</w:t>
       </w:r>
     </w:p>
     <w:p>
@@ -2012,9 +1734,27 @@
           <w:sz w:val="20"/>
           <w:szCs w:val="20"/>
         </w:rPr>
-        <w:t xml:space="preserve">Spearheaded a pivotal project within a </w:t>
-      </w:r>
-      <w:hyperlink r:id="rId13" w:history="1">
+        <w:t xml:space="preserve">Developed a full-stack ML </w:t>
+      </w:r>
+      <w:r>
+        <w:rPr>
+          <w:rFonts w:cstheme="minorHAnsi"/>
+          <w:color w:val="000000" w:themeColor="text1"/>
+          <w:sz w:val="20"/>
+          <w:szCs w:val="20"/>
+        </w:rPr>
+        <w:t>app</w:t>
+      </w:r>
+      <w:r>
+        <w:rPr>
+          <w:rFonts w:cstheme="minorHAnsi"/>
+          <w:color w:val="000000" w:themeColor="text1"/>
+          <w:sz w:val="20"/>
+          <w:szCs w:val="20"/>
+        </w:rPr>
+        <w:t xml:space="preserve"> supporting a </w:t>
+      </w:r>
+      <w:hyperlink r:id="rId14" w:history="1">
         <w:r>
           <w:rPr>
             <w:rStyle w:val="Hyperlink"/>
@@ -2037,7 +1777,7 @@
             <w:sz w:val="20"/>
             <w:szCs w:val="20"/>
           </w:rPr>
-          <w:t xml:space="preserve">Defense </w:t>
+          <w:t>d</w:t>
         </w:r>
         <w:r>
           <w:rPr>
@@ -2049,7 +1789,31 @@
             <w:sz w:val="20"/>
             <w:szCs w:val="20"/>
           </w:rPr>
-          <w:t>Contract</w:t>
+          <w:t xml:space="preserve">efense </w:t>
+        </w:r>
+        <w:r>
+          <w:rPr>
+            <w:rStyle w:val="Hyperlink"/>
+            <w:rFonts w:cstheme="minorHAnsi"/>
+            <w:b/>
+            <w:bCs/>
+            <w:color w:val="000000" w:themeColor="text1"/>
+            <w:sz w:val="20"/>
+            <w:szCs w:val="20"/>
+          </w:rPr>
+          <w:t>c</w:t>
+        </w:r>
+        <w:r>
+          <w:rPr>
+            <w:rStyle w:val="Hyperlink"/>
+            <w:rFonts w:cstheme="minorHAnsi"/>
+            <w:b/>
+            <w:bCs/>
+            <w:color w:val="000000" w:themeColor="text1"/>
+            <w:sz w:val="20"/>
+            <w:szCs w:val="20"/>
+          </w:rPr>
+          <w:t>ontract</w:t>
         </w:r>
       </w:hyperlink>
       <w:r>
@@ -2059,27 +1823,43 @@
           <w:sz w:val="20"/>
           <w:szCs w:val="20"/>
         </w:rPr>
-        <w:t xml:space="preserve">, securing </w:t>
-      </w:r>
-      <w:r>
-        <w:rPr>
-          <w:rFonts w:cstheme="minorHAnsi"/>
-          <w:b/>
-          <w:bCs/>
-          <w:color w:val="000000" w:themeColor="text1"/>
-          <w:sz w:val="20"/>
-          <w:szCs w:val="20"/>
-        </w:rPr>
-        <w:t xml:space="preserve">direct funding </w:t>
-      </w:r>
-      <w:r>
-        <w:rPr>
-          <w:rFonts w:cstheme="minorHAnsi"/>
-          <w:color w:val="000000" w:themeColor="text1"/>
-          <w:sz w:val="20"/>
-          <w:szCs w:val="20"/>
-        </w:rPr>
-        <w:t>to deliver a full-stack data platform.</w:t>
+        <w:t>,</w:t>
+      </w:r>
+      <w:r>
+        <w:rPr>
+          <w:rFonts w:cstheme="minorHAnsi"/>
+          <w:color w:val="000000" w:themeColor="text1"/>
+          <w:sz w:val="20"/>
+          <w:szCs w:val="20"/>
+        </w:rPr>
+        <w:t xml:space="preserve"> securing continued funding after stakeholder </w:t>
+      </w:r>
+      <w:r>
+        <w:rPr>
+          <w:rFonts w:cstheme="minorHAnsi"/>
+          <w:color w:val="000000" w:themeColor="text1"/>
+          <w:sz w:val="20"/>
+          <w:szCs w:val="20"/>
+        </w:rPr>
+        <w:t>demo</w:t>
+      </w:r>
+      <w:r>
+        <w:rPr>
+          <w:rFonts w:cstheme="minorHAnsi"/>
+          <w:color w:val="000000" w:themeColor="text1"/>
+          <w:sz w:val="20"/>
+          <w:szCs w:val="20"/>
+        </w:rPr>
+        <w:t>s</w:t>
+      </w:r>
+      <w:r>
+        <w:rPr>
+          <w:rFonts w:cstheme="minorHAnsi"/>
+          <w:color w:val="000000" w:themeColor="text1"/>
+          <w:sz w:val="20"/>
+          <w:szCs w:val="20"/>
+        </w:rPr>
+        <w:t>.</w:t>
       </w:r>
     </w:p>
     <w:p>
@@ -2109,7 +1889,7 @@
           <w:sz w:val="20"/>
           <w:szCs w:val="20"/>
         </w:rPr>
-        <w:t>Oversaw</w:t>
+        <w:t>Designed</w:t>
       </w:r>
       <w:r>
         <w:rPr>
@@ -2147,106 +1927,7 @@
           <w:sz w:val="20"/>
           <w:szCs w:val="20"/>
         </w:rPr>
-        <w:t>data</w:t>
-      </w:r>
-      <w:r>
-        <w:rPr>
-          <w:rFonts w:cstheme="minorHAnsi"/>
-          <w:color w:val="000000" w:themeColor="text1"/>
-          <w:sz w:val="20"/>
-          <w:szCs w:val="20"/>
-        </w:rPr>
-        <w:t xml:space="preserve"> platform to query</w:t>
-      </w:r>
-      <w:r>
-        <w:rPr>
-          <w:rFonts w:cstheme="minorHAnsi"/>
-          <w:color w:val="000000" w:themeColor="text1"/>
-          <w:sz w:val="20"/>
-          <w:szCs w:val="20"/>
-        </w:rPr>
-        <w:t xml:space="preserve"> live</w:t>
-      </w:r>
-      <w:r>
-        <w:rPr>
-          <w:rFonts w:cstheme="minorHAnsi"/>
-          <w:color w:val="000000" w:themeColor="text1"/>
-          <w:sz w:val="20"/>
-          <w:szCs w:val="20"/>
-        </w:rPr>
-        <w:t xml:space="preserve"> military data </w:t>
-      </w:r>
-      <w:r>
-        <w:rPr>
-          <w:rFonts w:cstheme="minorHAnsi"/>
-          <w:color w:val="000000" w:themeColor="text1"/>
-          <w:sz w:val="20"/>
-          <w:szCs w:val="20"/>
-        </w:rPr>
-        <w:t xml:space="preserve">and gain </w:t>
-      </w:r>
-      <w:r>
-        <w:rPr>
-          <w:rFonts w:cstheme="minorHAnsi"/>
-          <w:color w:val="000000" w:themeColor="text1"/>
-          <w:sz w:val="20"/>
-          <w:szCs w:val="20"/>
-        </w:rPr>
-        <w:t>ML predictions</w:t>
-      </w:r>
-      <w:r>
-        <w:rPr>
-          <w:rFonts w:cstheme="minorHAnsi"/>
-          <w:color w:val="000000" w:themeColor="text1"/>
-          <w:sz w:val="20"/>
-          <w:szCs w:val="20"/>
-        </w:rPr>
-        <w:t xml:space="preserve"> using FastAPI, </w:t>
-      </w:r>
-      <w:r>
-        <w:rPr>
-          <w:rFonts w:cstheme="minorHAnsi"/>
-          <w:color w:val="000000" w:themeColor="text1"/>
-          <w:sz w:val="20"/>
-          <w:szCs w:val="20"/>
-        </w:rPr>
-        <w:t>H</w:t>
-      </w:r>
-      <w:r>
-        <w:rPr>
-          <w:rFonts w:cstheme="minorHAnsi"/>
-          <w:color w:val="000000" w:themeColor="text1"/>
-          <w:sz w:val="20"/>
-          <w:szCs w:val="20"/>
-        </w:rPr>
-        <w:t>aystack</w:t>
-      </w:r>
-      <w:r>
-        <w:rPr>
-          <w:rFonts w:cstheme="minorHAnsi"/>
-          <w:color w:val="000000" w:themeColor="text1"/>
-          <w:sz w:val="20"/>
-          <w:szCs w:val="20"/>
-        </w:rPr>
-        <w:t xml:space="preserve">, </w:t>
-      </w:r>
-      <w:r>
-        <w:rPr>
-          <w:rFonts w:cstheme="minorHAnsi"/>
-          <w:color w:val="000000" w:themeColor="text1"/>
-          <w:sz w:val="20"/>
-          <w:szCs w:val="20"/>
-        </w:rPr>
-        <w:t>Neo4J, Docker</w:t>
-      </w:r>
-      <w:r>
-        <w:rPr>
-          <w:rFonts w:cstheme="minorHAnsi"/>
-          <w:color w:val="000000" w:themeColor="text1"/>
-          <w:sz w:val="20"/>
-          <w:szCs w:val="20"/>
-        </w:rPr>
-        <w:t>.</w:t>
+        <w:t>data platform to query live military data and gain ML predictions using FastAPI, Haystack, Neo4J, Docker.</w:t>
       </w:r>
     </w:p>
     <w:p>
@@ -2384,52 +2065,7 @@
           <w:sz w:val="20"/>
           <w:szCs w:val="20"/>
         </w:rPr>
-        <w:t xml:space="preserve"> </w:t>
-      </w:r>
-      <w:r>
-        <w:rPr>
-          <w:rFonts w:cstheme="minorHAnsi"/>
-          <w:color w:val="000000" w:themeColor="text1"/>
-          <w:sz w:val="20"/>
-          <w:szCs w:val="20"/>
-        </w:rPr>
-        <w:t xml:space="preserve">converting </w:t>
-      </w:r>
-      <w:r>
-        <w:rPr>
-          <w:rFonts w:cstheme="minorHAnsi"/>
-          <w:color w:val="000000" w:themeColor="text1"/>
-          <w:sz w:val="20"/>
-          <w:szCs w:val="20"/>
-        </w:rPr>
-        <w:t xml:space="preserve">raw data tables and documents </w:t>
-      </w:r>
-      <w:r>
-        <w:rPr>
-          <w:rFonts w:cstheme="minorHAnsi"/>
-          <w:color w:val="000000" w:themeColor="text1"/>
-          <w:sz w:val="20"/>
-          <w:szCs w:val="20"/>
-        </w:rPr>
-        <w:t xml:space="preserve">to </w:t>
-      </w:r>
-      <w:r>
-        <w:rPr>
-          <w:rFonts w:cstheme="minorHAnsi"/>
-          <w:color w:val="000000" w:themeColor="text1"/>
-          <w:sz w:val="20"/>
-          <w:szCs w:val="20"/>
-        </w:rPr>
-        <w:t>embedding</w:t>
-      </w:r>
-      <w:r>
-        <w:rPr>
-          <w:rFonts w:cstheme="minorHAnsi"/>
-          <w:color w:val="000000" w:themeColor="text1"/>
-          <w:sz w:val="20"/>
-          <w:szCs w:val="20"/>
-        </w:rPr>
-        <w:t>s</w:t>
+        <w:t xml:space="preserve"> converting raw data tables and documents to embeddings</w:t>
       </w:r>
       <w:r>
         <w:rPr>
@@ -2490,128 +2126,6 @@
           <w:szCs w:val="20"/>
         </w:rPr>
         <w:t>.</w:t>
-      </w:r>
-    </w:p>
-    <w:p>
-      <w:pPr>
-        <w:pStyle w:val="ListParagraph"/>
-        <w:numPr>
-          <w:ilvl w:val="0"/>
-          <w:numId w:val="2"/>
-        </w:numPr>
-        <w:tabs>
-          <w:tab w:val="center" w:pos="5400"/>
-          <w:tab w:val="right" w:pos="10800"/>
-        </w:tabs>
-        <w:spacing w:after="0" w:line="240" w:lineRule="auto"/>
-        <w:ind w:hanging="180"/>
-        <w:rPr>
-          <w:rFonts w:cstheme="minorHAnsi"/>
-          <w:color w:val="000000" w:themeColor="text1"/>
-          <w:sz w:val="20"/>
-          <w:szCs w:val="20"/>
-        </w:rPr>
-      </w:pPr>
-      <w:r>
-        <w:rPr>
-          <w:rFonts w:cstheme="minorHAnsi"/>
-          <w:color w:val="000000" w:themeColor="text1"/>
-          <w:sz w:val="20"/>
-          <w:szCs w:val="20"/>
-        </w:rPr>
-        <w:t>Defined</w:t>
-      </w:r>
-      <w:r>
-        <w:rPr>
-          <w:rFonts w:cstheme="minorHAnsi"/>
-          <w:color w:val="000000" w:themeColor="text1"/>
-          <w:sz w:val="20"/>
-          <w:szCs w:val="20"/>
-        </w:rPr>
-        <w:t xml:space="preserve"> </w:t>
-      </w:r>
-      <w:r>
-        <w:rPr>
-          <w:rFonts w:cstheme="minorHAnsi"/>
-          <w:b/>
-          <w:bCs/>
-          <w:color w:val="000000" w:themeColor="text1"/>
-          <w:sz w:val="20"/>
-          <w:szCs w:val="20"/>
-        </w:rPr>
-        <w:t>Backend</w:t>
-      </w:r>
-      <w:r>
-        <w:rPr>
-          <w:rFonts w:cstheme="minorHAnsi"/>
-          <w:color w:val="000000" w:themeColor="text1"/>
-          <w:sz w:val="20"/>
-          <w:szCs w:val="20"/>
-        </w:rPr>
-        <w:t xml:space="preserve"> </w:t>
-      </w:r>
-      <w:r>
-        <w:rPr>
-          <w:rFonts w:cstheme="minorHAnsi"/>
-          <w:color w:val="000000" w:themeColor="text1"/>
-          <w:sz w:val="20"/>
-          <w:szCs w:val="20"/>
-        </w:rPr>
-        <w:t>development</w:t>
-      </w:r>
-      <w:r>
-        <w:rPr>
-          <w:rFonts w:cstheme="minorHAnsi"/>
-          <w:color w:val="000000" w:themeColor="text1"/>
-          <w:sz w:val="20"/>
-          <w:szCs w:val="20"/>
-        </w:rPr>
-        <w:t xml:space="preserve"> of key projects</w:t>
-      </w:r>
-      <w:r>
-        <w:rPr>
-          <w:rFonts w:cstheme="minorHAnsi"/>
-          <w:color w:val="000000" w:themeColor="text1"/>
-          <w:sz w:val="20"/>
-          <w:szCs w:val="20"/>
-        </w:rPr>
-        <w:t xml:space="preserve">, </w:t>
-      </w:r>
-      <w:r>
-        <w:rPr>
-          <w:rFonts w:cstheme="minorHAnsi"/>
-          <w:color w:val="000000" w:themeColor="text1"/>
-          <w:sz w:val="20"/>
-          <w:szCs w:val="20"/>
-        </w:rPr>
-        <w:t>building</w:t>
-      </w:r>
-      <w:r>
-        <w:rPr>
-          <w:rFonts w:cstheme="minorHAnsi"/>
-          <w:color w:val="000000" w:themeColor="text1"/>
-          <w:sz w:val="20"/>
-          <w:szCs w:val="20"/>
-        </w:rPr>
-        <w:t xml:space="preserve"> graph queries, and containerized </w:t>
-      </w:r>
-      <w:r>
-        <w:rPr>
-          <w:rFonts w:cstheme="minorHAnsi"/>
-          <w:color w:val="000000" w:themeColor="text1"/>
-          <w:sz w:val="20"/>
-          <w:szCs w:val="20"/>
-        </w:rPr>
-        <w:t>services</w:t>
-      </w:r>
-      <w:r>
-        <w:rPr>
-          <w:rFonts w:cstheme="minorHAnsi"/>
-          <w:color w:val="000000" w:themeColor="text1"/>
-          <w:sz w:val="20"/>
-          <w:szCs w:val="20"/>
-        </w:rPr>
-        <w:t xml:space="preserve"> for internal and client apps.</w:t>
       </w:r>
     </w:p>
     <w:p>
@@ -2645,7 +2159,7 @@
           <w:szCs w:val="20"/>
         </w:rPr>
       </w:pPr>
-      <w:hyperlink r:id="rId14" w:history="1">
+      <w:hyperlink r:id="rId15" w:history="1">
         <w:r>
           <w:rPr>
             <w:rStyle w:val="Hyperlink"/>
@@ -2733,7 +2247,7 @@
           <w:sz w:val="20"/>
           <w:szCs w:val="20"/>
         </w:rPr>
-        <w:t>Developer</w:t>
+        <w:t xml:space="preserve">Engineer </w:t>
       </w:r>
       <w:r>
         <w:rPr>
@@ -2744,7 +2258,7 @@
           <w:sz w:val="20"/>
           <w:szCs w:val="20"/>
         </w:rPr>
-        <w:t xml:space="preserve"> Intern</w:t>
+        <w:t>Intern</w:t>
       </w:r>
       <w:r>
         <w:rPr>
@@ -3387,7 +2901,7 @@
           <w:szCs w:val="20"/>
         </w:rPr>
       </w:pPr>
-      <w:hyperlink r:id="rId15" w:history="1">
+      <w:hyperlink r:id="rId16" w:history="1">
         <w:r>
           <w:rPr>
             <w:rStyle w:val="Hyperlink"/>
@@ -3440,7 +2954,18 @@
           <w:sz w:val="20"/>
           <w:szCs w:val="20"/>
         </w:rPr>
-        <w:t xml:space="preserve">Machine Learning </w:t>
+        <w:t>AI</w:t>
+      </w:r>
+      <w:r>
+        <w:rPr>
+          <w:rFonts w:cstheme="minorHAnsi"/>
+          <w:i/>
+          <w:iCs/>
+          <w:color w:val="000000" w:themeColor="text1"/>
+          <w:sz w:val="20"/>
+          <w:szCs w:val="20"/>
+        </w:rPr>
+        <w:t xml:space="preserve"> </w:t>
       </w:r>
       <w:r>
         <w:rPr>
@@ -3946,7 +3471,7 @@
           <w:sz w:val="20"/>
           <w:szCs w:val="20"/>
         </w:rPr>
-        <w:t>Guided</w:t>
+        <w:t>Led</w:t>
       </w:r>
       <w:r>
         <w:rPr>
@@ -4081,7 +3606,7 @@
           <w:szCs w:val="20"/>
         </w:rPr>
       </w:pPr>
-      <w:hyperlink r:id="rId16" w:history="1">
+      <w:hyperlink r:id="rId17" w:history="1">
         <w:r>
           <w:rPr>
             <w:rStyle w:val="Hyperlink"/>
@@ -4290,7 +3815,7 @@
           <w:sz w:val="20"/>
           <w:szCs w:val="20"/>
         </w:rPr>
-        <w:t>Conducted</w:t>
+        <w:t>Delivered</w:t>
       </w:r>
       <w:r>
         <w:rPr>
@@ -4328,27 +3853,43 @@
           <w:sz w:val="20"/>
           <w:szCs w:val="20"/>
         </w:rPr>
-        <w:t xml:space="preserve"> that tracks production errors, boosting production velocity of </w:t>
-      </w:r>
-      <w:r>
-        <w:rPr>
-          <w:rFonts w:cstheme="minorHAnsi"/>
-          <w:b/>
-          <w:bCs/>
-          <w:color w:val="000000" w:themeColor="text1"/>
-          <w:sz w:val="20"/>
-          <w:szCs w:val="20"/>
-        </w:rPr>
-        <w:t>1000s</w:t>
-      </w:r>
-      <w:r>
-        <w:rPr>
-          <w:rFonts w:cstheme="minorHAnsi"/>
-          <w:color w:val="000000" w:themeColor="text1"/>
-          <w:sz w:val="20"/>
-          <w:szCs w:val="20"/>
-        </w:rPr>
-        <w:t xml:space="preserve"> of engineers.</w:t>
+        <w:t xml:space="preserve"> that tracks production errors, </w:t>
+      </w:r>
+      <w:r>
+        <w:rPr>
+          <w:rFonts w:cstheme="minorHAnsi"/>
+          <w:color w:val="000000" w:themeColor="text1"/>
+          <w:sz w:val="20"/>
+          <w:szCs w:val="20"/>
+        </w:rPr>
+        <w:t xml:space="preserve">Used by engineering teams across </w:t>
+      </w:r>
+      <w:r>
+        <w:rPr>
+          <w:rFonts w:cstheme="minorHAnsi"/>
+          <w:color w:val="000000" w:themeColor="text1"/>
+          <w:sz w:val="20"/>
+          <w:szCs w:val="20"/>
+        </w:rPr>
+        <w:t>thousands</w:t>
+      </w:r>
+      <w:r>
+        <w:rPr>
+          <w:rFonts w:cstheme="minorHAnsi"/>
+          <w:color w:val="000000" w:themeColor="text1"/>
+          <w:sz w:val="20"/>
+          <w:szCs w:val="20"/>
+        </w:rPr>
+        <w:t xml:space="preserve"> of developers</w:t>
+      </w:r>
+      <w:r>
+        <w:rPr>
+          <w:rFonts w:cstheme="minorHAnsi"/>
+          <w:color w:val="000000" w:themeColor="text1"/>
+          <w:sz w:val="20"/>
+          <w:szCs w:val="20"/>
+        </w:rPr>
+        <w:t>.</w:t>
       </w:r>
     </w:p>
     <w:p>
@@ -4669,7 +4210,7 @@
           <w:sz w:val="20"/>
           <w:szCs w:val="20"/>
         </w:rPr>
-        <w:t xml:space="preserve"> </w:t>
+        <w:t>.</w:t>
       </w:r>
     </w:p>
     <w:p>
@@ -4729,6 +4270,15 @@
         </w:rPr>
         <w:t xml:space="preserve"> build &amp; deploy time by automating manual build tasks with Gradle, Groovy, &amp; Kubernetes</w:t>
       </w:r>
+      <w:r>
+        <w:rPr>
+          <w:rFonts w:cstheme="minorHAnsi"/>
+          <w:color w:val="000000" w:themeColor="text1"/>
+          <w:sz w:val="20"/>
+          <w:szCs w:val="20"/>
+        </w:rPr>
+        <w:t>.</w:t>
+      </w:r>
     </w:p>
     <w:p>
       <w:pPr>
@@ -4761,7 +4311,7 @@
           <w:szCs w:val="20"/>
         </w:rPr>
       </w:pPr>
-      <w:hyperlink r:id="rId17" w:history="1">
+      <w:hyperlink r:id="rId18" w:history="1">
         <w:r>
           <w:rPr>
             <w:rStyle w:val="Hyperlink"/>
@@ -4802,7 +4352,7 @@
           <w:sz w:val="20"/>
           <w:szCs w:val="20"/>
         </w:rPr>
-        <w:t>Software Developer</w:t>
+        <w:t xml:space="preserve">Software </w:t>
       </w:r>
       <w:r>
         <w:rPr>
@@ -4813,7 +4363,18 @@
           <w:sz w:val="20"/>
           <w:szCs w:val="20"/>
         </w:rPr>
-        <w:t xml:space="preserve"> Intern</w:t>
+        <w:t xml:space="preserve">Engineer </w:t>
+      </w:r>
+      <w:r>
+        <w:rPr>
+          <w:rFonts w:cstheme="minorHAnsi"/>
+          <w:i/>
+          <w:iCs/>
+          <w:color w:val="000000" w:themeColor="text1"/>
+          <w:sz w:val="20"/>
+          <w:szCs w:val="20"/>
+        </w:rPr>
+        <w:t>Intern</w:t>
       </w:r>
       <w:r>
         <w:rPr>
@@ -4977,16 +4538,16 @@
           <w:sz w:val="20"/>
           <w:szCs w:val="20"/>
         </w:rPr>
-        <w:t>Innovated</w:t>
-      </w:r>
-      <w:r>
-        <w:rPr>
-          <w:rFonts w:cstheme="minorHAnsi"/>
-          <w:color w:val="000000" w:themeColor="text1"/>
-          <w:sz w:val="20"/>
-          <w:szCs w:val="20"/>
-        </w:rPr>
-        <w:t xml:space="preserve"> on </w:t>
+        <w:t>Authored</w:t>
+      </w:r>
+      <w:r>
+        <w:rPr>
+          <w:rFonts w:cstheme="minorHAnsi"/>
+          <w:color w:val="000000" w:themeColor="text1"/>
+          <w:sz w:val="20"/>
+          <w:szCs w:val="20"/>
+        </w:rPr>
+        <w:t xml:space="preserve"> </w:t>
       </w:r>
       <w:r>
         <w:rPr>
@@ -5006,7 +4567,25 @@
           <w:sz w:val="20"/>
           <w:szCs w:val="20"/>
         </w:rPr>
-        <w:t xml:space="preserve"> fast DB migration tests (avg 0.10s) using Python MongoDB, preventing 12+ production failures pre-release</w:t>
+        <w:t xml:space="preserve"> fast DB migration tests (avg 0.10s) using </w:t>
+      </w:r>
+      <w:r>
+        <w:rPr>
+          <w:rFonts w:cstheme="minorHAnsi"/>
+          <w:color w:val="000000" w:themeColor="text1"/>
+          <w:sz w:val="20"/>
+          <w:szCs w:val="20"/>
+        </w:rPr>
+        <w:t>Python and MongoDB</w:t>
+      </w:r>
+      <w:r>
+        <w:rPr>
+          <w:rFonts w:cstheme="minorHAnsi"/>
+          <w:color w:val="000000" w:themeColor="text1"/>
+          <w:sz w:val="20"/>
+          <w:szCs w:val="20"/>
+        </w:rPr>
+        <w:t>, preventing 12+ production failures pre-release</w:t>
       </w:r>
       <w:r>
         <w:rPr>
@@ -5045,16 +4624,7 @@
           <w:sz w:val="20"/>
           <w:szCs w:val="20"/>
         </w:rPr>
-        <w:t>Established</w:t>
-      </w:r>
-      <w:r>
-        <w:rPr>
-          <w:rFonts w:cstheme="minorHAnsi"/>
-          <w:color w:val="000000" w:themeColor="text1"/>
-          <w:sz w:val="20"/>
-          <w:szCs w:val="20"/>
-        </w:rPr>
-        <w:t xml:space="preserve"> </w:t>
+        <w:t xml:space="preserve">Created </w:t>
       </w:r>
       <w:r>
         <w:rPr>
@@ -5065,16 +4635,16 @@
           <w:sz w:val="20"/>
           <w:szCs w:val="20"/>
         </w:rPr>
-        <w:t>34+</w:t>
-      </w:r>
-      <w:r>
-        <w:rPr>
-          <w:rFonts w:cstheme="minorHAnsi"/>
-          <w:color w:val="000000" w:themeColor="text1"/>
-          <w:sz w:val="20"/>
-          <w:szCs w:val="20"/>
-        </w:rPr>
-        <w:t xml:space="preserve"> features across </w:t>
+        <w:t>20+</w:t>
+      </w:r>
+      <w:r>
+        <w:rPr>
+          <w:rFonts w:cstheme="minorHAnsi"/>
+          <w:color w:val="000000" w:themeColor="text1"/>
+          <w:sz w:val="20"/>
+          <w:szCs w:val="20"/>
+        </w:rPr>
+        <w:t xml:space="preserve"> </w:t>
       </w:r>
       <w:r>
         <w:rPr>
@@ -5085,25 +4655,36 @@
           <w:sz w:val="20"/>
           <w:szCs w:val="20"/>
         </w:rPr>
-        <w:t>20+</w:t>
-      </w:r>
-      <w:r>
-        <w:rPr>
-          <w:rFonts w:cstheme="minorHAnsi"/>
-          <w:color w:val="000000" w:themeColor="text1"/>
-          <w:sz w:val="20"/>
-          <w:szCs w:val="20"/>
-        </w:rPr>
-        <w:t xml:space="preserve"> codebases using C, Python, expanding product functionality and improving user satisfaction</w:t>
-      </w:r>
-      <w:r>
-        <w:rPr>
-          <w:rFonts w:cstheme="minorHAnsi"/>
-          <w:color w:val="000000" w:themeColor="text1"/>
-          <w:sz w:val="20"/>
-          <w:szCs w:val="20"/>
-        </w:rPr>
-        <w:t>.</w:t>
+        <w:t>Python</w:t>
+      </w:r>
+      <w:r>
+        <w:rPr>
+          <w:rFonts w:cstheme="minorHAnsi"/>
+          <w:color w:val="000000" w:themeColor="text1"/>
+          <w:sz w:val="20"/>
+          <w:szCs w:val="20"/>
+        </w:rPr>
+        <w:t xml:space="preserve"> unit-testing suites for a </w:t>
+      </w:r>
+      <w:r>
+        <w:rPr>
+          <w:rFonts w:cstheme="minorHAnsi"/>
+          <w:b/>
+          <w:bCs/>
+          <w:color w:val="000000" w:themeColor="text1"/>
+          <w:sz w:val="20"/>
+          <w:szCs w:val="20"/>
+        </w:rPr>
+        <w:t>NoSQL</w:t>
+      </w:r>
+      <w:r>
+        <w:rPr>
+          <w:rFonts w:cstheme="minorHAnsi"/>
+          <w:color w:val="000000" w:themeColor="text1"/>
+          <w:sz w:val="20"/>
+          <w:szCs w:val="20"/>
+        </w:rPr>
+        <w:t xml:space="preserve"> database to accelerate data-integrity and validation workflows.</w:t>
       </w:r>
     </w:p>
     <w:p>
@@ -5133,7 +4714,16 @@
           <w:sz w:val="20"/>
           <w:szCs w:val="20"/>
         </w:rPr>
-        <w:t xml:space="preserve">Created </w:t>
+        <w:t>Shipped</w:t>
+      </w:r>
+      <w:r>
+        <w:rPr>
+          <w:rFonts w:cstheme="minorHAnsi"/>
+          <w:color w:val="000000" w:themeColor="text1"/>
+          <w:sz w:val="20"/>
+          <w:szCs w:val="20"/>
+        </w:rPr>
+        <w:t xml:space="preserve"> </w:t>
       </w:r>
       <w:r>
         <w:rPr>
@@ -5144,16 +4734,16 @@
           <w:sz w:val="20"/>
           <w:szCs w:val="20"/>
         </w:rPr>
-        <w:t>20+</w:t>
-      </w:r>
-      <w:r>
-        <w:rPr>
-          <w:rFonts w:cstheme="minorHAnsi"/>
-          <w:color w:val="000000" w:themeColor="text1"/>
-          <w:sz w:val="20"/>
-          <w:szCs w:val="20"/>
-        </w:rPr>
-        <w:t xml:space="preserve"> </w:t>
+        <w:t>34+</w:t>
+      </w:r>
+      <w:r>
+        <w:rPr>
+          <w:rFonts w:cstheme="minorHAnsi"/>
+          <w:color w:val="000000" w:themeColor="text1"/>
+          <w:sz w:val="20"/>
+          <w:szCs w:val="20"/>
+        </w:rPr>
+        <w:t xml:space="preserve"> features across </w:t>
       </w:r>
       <w:r>
         <w:rPr>
@@ -5164,72 +4754,25 @@
           <w:sz w:val="20"/>
           <w:szCs w:val="20"/>
         </w:rPr>
-        <w:t>Python</w:t>
-      </w:r>
-      <w:r>
-        <w:rPr>
-          <w:rFonts w:cstheme="minorHAnsi"/>
-          <w:color w:val="000000" w:themeColor="text1"/>
-          <w:sz w:val="20"/>
-          <w:szCs w:val="20"/>
-        </w:rPr>
-        <w:t xml:space="preserve"> unit-testing suites </w:t>
-      </w:r>
-      <w:r>
-        <w:rPr>
-          <w:rFonts w:cstheme="minorHAnsi"/>
-          <w:color w:val="000000" w:themeColor="text1"/>
-          <w:sz w:val="20"/>
-          <w:szCs w:val="20"/>
-        </w:rPr>
-        <w:t xml:space="preserve">for a </w:t>
-      </w:r>
-      <w:r>
-        <w:rPr>
-          <w:rFonts w:cstheme="minorHAnsi"/>
-          <w:b/>
-          <w:bCs/>
-          <w:color w:val="000000" w:themeColor="text1"/>
-          <w:sz w:val="20"/>
-          <w:szCs w:val="20"/>
-        </w:rPr>
-        <w:t>NoSQL</w:t>
-      </w:r>
-      <w:r>
-        <w:rPr>
-          <w:rFonts w:cstheme="minorHAnsi"/>
-          <w:color w:val="000000" w:themeColor="text1"/>
-          <w:sz w:val="20"/>
-          <w:szCs w:val="20"/>
-        </w:rPr>
-        <w:t xml:space="preserve"> database </w:t>
-      </w:r>
-      <w:r>
-        <w:rPr>
-          <w:rFonts w:cstheme="minorHAnsi"/>
-          <w:color w:val="000000" w:themeColor="text1"/>
-          <w:sz w:val="20"/>
-          <w:szCs w:val="20"/>
-        </w:rPr>
-        <w:t xml:space="preserve">to accelerate </w:t>
-      </w:r>
-      <w:r>
-        <w:rPr>
-          <w:rFonts w:cstheme="minorHAnsi"/>
-          <w:color w:val="000000" w:themeColor="text1"/>
-          <w:sz w:val="20"/>
-          <w:szCs w:val="20"/>
-        </w:rPr>
-        <w:t xml:space="preserve">data-integrity </w:t>
-      </w:r>
-      <w:r>
-        <w:rPr>
-          <w:rFonts w:cstheme="minorHAnsi"/>
-          <w:color w:val="000000" w:themeColor="text1"/>
-          <w:sz w:val="20"/>
-          <w:szCs w:val="20"/>
-        </w:rPr>
-        <w:t>and validation workflows.</w:t>
+        <w:t>20+</w:t>
+      </w:r>
+      <w:r>
+        <w:rPr>
+          <w:rFonts w:cstheme="minorHAnsi"/>
+          <w:color w:val="000000" w:themeColor="text1"/>
+          <w:sz w:val="20"/>
+          <w:szCs w:val="20"/>
+        </w:rPr>
+        <w:t xml:space="preserve"> codebases using C, Python, expanding product functionality</w:t>
+      </w:r>
+      <w:r>
+        <w:rPr>
+          <w:rFonts w:cstheme="minorHAnsi"/>
+          <w:color w:val="000000" w:themeColor="text1"/>
+          <w:sz w:val="20"/>
+          <w:szCs w:val="20"/>
+        </w:rPr>
+        <w:t>.</w:t>
       </w:r>
     </w:p>
     <w:p>
@@ -5293,7 +4836,7 @@
           <w:szCs w:val="20"/>
         </w:rPr>
       </w:pPr>
-      <w:hyperlink r:id="rId18" w:history="1">
+      <w:hyperlink r:id="rId19" w:history="1">
         <w:r>
           <w:rPr>
             <w:rStyle w:val="Hyperlink"/>
@@ -5312,14 +4855,7 @@
           <w:sz w:val="20"/>
           <w:szCs w:val="20"/>
         </w:rPr>
-        <w:t xml:space="preserve"> </w:t>
-      </w:r>
-      <w:r>
-        <w:rPr>
-          <w:sz w:val="20"/>
-          <w:szCs w:val="20"/>
-        </w:rPr>
-        <w:t>–</w:t>
+        <w:t>,</w:t>
       </w:r>
       <w:r>
         <w:rPr>
@@ -5553,7 +5089,7 @@
         </w:rPr>
         <w:t xml:space="preserve"> </w:t>
       </w:r>
-      <w:hyperlink r:id="rId19" w:history="1">
+      <w:hyperlink r:id="rId20" w:history="1">
         <w:r>
           <w:rPr>
             <w:rStyle w:val="Hyperlink"/>
@@ -5670,35 +5206,7 @@
           <w:sz w:val="20"/>
           <w:szCs w:val="20"/>
         </w:rPr>
-        <w:t>Empowered</w:t>
-      </w:r>
-      <w:r>
-        <w:rPr>
-          <w:sz w:val="20"/>
-          <w:szCs w:val="20"/>
-        </w:rPr>
-        <w:t xml:space="preserve"> 911 operators during current crisis</w:t>
-      </w:r>
-      <w:r>
-        <w:rPr>
-          <w:sz w:val="20"/>
-          <w:szCs w:val="20"/>
-        </w:rPr>
-        <w:t xml:space="preserve"> </w:t>
-      </w:r>
-      <w:r>
-        <w:rPr>
-          <w:sz w:val="20"/>
-          <w:szCs w:val="20"/>
-        </w:rPr>
-        <w:t>with</w:t>
-      </w:r>
-      <w:r>
-        <w:rPr>
-          <w:sz w:val="20"/>
-          <w:szCs w:val="20"/>
-        </w:rPr>
-        <w:t xml:space="preserve"> a </w:t>
+        <w:t xml:space="preserve">Built a </w:t>
       </w:r>
       <w:r>
         <w:rPr>
@@ -5707,8 +5215,94 @@
           <w:sz w:val="20"/>
           <w:szCs w:val="20"/>
         </w:rPr>
-        <w:t>911 conversational</w:t>
-      </w:r>
+        <w:t>forest-fire</w:t>
+      </w:r>
+      <w:r>
+        <w:rPr>
+          <w:sz w:val="20"/>
+          <w:szCs w:val="20"/>
+        </w:rPr>
+        <w:t xml:space="preserve"> </w:t>
+      </w:r>
+      <w:r>
+        <w:rPr>
+          <w:sz w:val="20"/>
+          <w:szCs w:val="20"/>
+        </w:rPr>
+        <w:t>search and rescue response</w:t>
+      </w:r>
+      <w:r>
+        <w:rPr>
+          <w:sz w:val="20"/>
+          <w:szCs w:val="20"/>
+        </w:rPr>
+        <w:t xml:space="preserve"> </w:t>
+      </w:r>
+      <w:r>
+        <w:rPr>
+          <w:sz w:val="20"/>
+          <w:szCs w:val="20"/>
+        </w:rPr>
+        <w:t xml:space="preserve">dashboard powered by </w:t>
+      </w:r>
+      <w:r>
+        <w:rPr>
+          <w:sz w:val="20"/>
+          <w:szCs w:val="20"/>
+        </w:rPr>
+        <w:t>AI agent</w:t>
+      </w:r>
+      <w:r>
+        <w:rPr>
+          <w:sz w:val="20"/>
+          <w:szCs w:val="20"/>
+        </w:rPr>
+        <w:t xml:space="preserve">s, </w:t>
+      </w:r>
+      <w:r>
+        <w:rPr>
+          <w:sz w:val="20"/>
+          <w:szCs w:val="20"/>
+        </w:rPr>
+        <w:t>Twilio</w:t>
+      </w:r>
+      <w:r>
+        <w:rPr>
+          <w:sz w:val="20"/>
+          <w:szCs w:val="20"/>
+        </w:rPr>
+        <w:t>,</w:t>
+      </w:r>
+      <w:r>
+        <w:rPr>
+          <w:sz w:val="20"/>
+          <w:szCs w:val="20"/>
+        </w:rPr>
+        <w:t xml:space="preserve"> and</w:t>
+      </w:r>
+      <w:r>
+        <w:rPr>
+          <w:sz w:val="20"/>
+          <w:szCs w:val="20"/>
+        </w:rPr>
+        <w:t xml:space="preserve"> </w:t>
+      </w:r>
+      <w:r>
+        <w:rPr>
+          <w:sz w:val="20"/>
+          <w:szCs w:val="20"/>
+        </w:rPr>
+        <w:t xml:space="preserve">NVIDIA </w:t>
+      </w:r>
+      <w:proofErr w:type="spellStart"/>
+      <w:r>
+        <w:rPr>
+          <w:sz w:val="20"/>
+          <w:szCs w:val="20"/>
+        </w:rPr>
+        <w:t>Nemotron</w:t>
+      </w:r>
+      <w:proofErr w:type="spellEnd"/>
       <w:r>
         <w:rPr>
           <w:b/>
@@ -5716,22 +5310,6 @@
           <w:sz w:val="20"/>
           <w:szCs w:val="20"/>
         </w:rPr>
-        <w:t xml:space="preserve"> AI</w:t>
-      </w:r>
-      <w:r>
-        <w:rPr>
-          <w:b/>
-          <w:bCs/>
-          <w:sz w:val="20"/>
-          <w:szCs w:val="20"/>
-        </w:rPr>
-        <w:t xml:space="preserve"> Agent</w:t>
-      </w:r>
-      <w:r>
-        <w:rPr>
-          <w:sz w:val="20"/>
-          <w:szCs w:val="20"/>
-        </w:rPr>
         <w:t xml:space="preserve"> </w:t>
       </w:r>
       <w:r>
@@ -5739,206 +5317,7 @@
           <w:sz w:val="20"/>
           <w:szCs w:val="20"/>
         </w:rPr>
-        <w:t>built with</w:t>
-      </w:r>
-      <w:r>
-        <w:rPr>
-          <w:sz w:val="20"/>
-          <w:szCs w:val="20"/>
-        </w:rPr>
-        <w:t xml:space="preserve"> </w:t>
-      </w:r>
-      <w:r>
-        <w:rPr>
-          <w:sz w:val="20"/>
-          <w:szCs w:val="20"/>
-        </w:rPr>
-        <w:t>Twilio</w:t>
-      </w:r>
-      <w:r>
-        <w:rPr>
-          <w:sz w:val="20"/>
-          <w:szCs w:val="20"/>
-        </w:rPr>
-        <w:t>,</w:t>
-      </w:r>
-      <w:r>
-        <w:rPr>
-          <w:sz w:val="20"/>
-          <w:szCs w:val="20"/>
-        </w:rPr>
-        <w:t xml:space="preserve"> </w:t>
-      </w:r>
-      <w:r>
-        <w:rPr>
-          <w:sz w:val="20"/>
-          <w:szCs w:val="20"/>
-        </w:rPr>
-        <w:t xml:space="preserve">NVIDIA </w:t>
-      </w:r>
-      <w:r>
-        <w:rPr>
-          <w:sz w:val="20"/>
-          <w:szCs w:val="20"/>
-        </w:rPr>
-        <w:t>Nemotron</w:t>
-      </w:r>
-      <w:r>
-        <w:rPr>
-          <w:b/>
-          <w:bCs/>
-          <w:sz w:val="20"/>
-          <w:szCs w:val="20"/>
-        </w:rPr>
-        <w:t xml:space="preserve"> </w:t>
-      </w:r>
-      <w:r>
-        <w:rPr>
-          <w:sz w:val="20"/>
-          <w:szCs w:val="20"/>
-        </w:rPr>
         <w:t>models</w:t>
-      </w:r>
-      <w:r>
-        <w:rPr>
-          <w:sz w:val="20"/>
-          <w:szCs w:val="20"/>
-        </w:rPr>
-        <w:t>.</w:t>
-      </w:r>
-    </w:p>
-    <w:p>
-      <w:pPr>
-        <w:pStyle w:val="ListParagraph"/>
-        <w:numPr>
-          <w:ilvl w:val="0"/>
-          <w:numId w:val="33"/>
-        </w:numPr>
-        <w:tabs>
-          <w:tab w:val="center" w:pos="5400"/>
-          <w:tab w:val="right" w:pos="10800"/>
-        </w:tabs>
-        <w:spacing w:after="0" w:line="240" w:lineRule="auto"/>
-        <w:ind w:left="360" w:hanging="180"/>
-        <w:rPr>
-          <w:sz w:val="20"/>
-          <w:szCs w:val="20"/>
-        </w:rPr>
-      </w:pPr>
-      <w:r>
-        <w:rPr>
-          <w:sz w:val="20"/>
-          <w:szCs w:val="20"/>
-        </w:rPr>
-        <w:t>Extracted impactful data</w:t>
-      </w:r>
-      <w:r>
-        <w:rPr>
-          <w:sz w:val="20"/>
-          <w:szCs w:val="20"/>
-        </w:rPr>
-        <w:t xml:space="preserve"> </w:t>
-      </w:r>
-      <w:r>
-        <w:rPr>
-          <w:sz w:val="20"/>
-          <w:szCs w:val="20"/>
-        </w:rPr>
-        <w:t xml:space="preserve">from </w:t>
-      </w:r>
-      <w:r>
-        <w:rPr>
-          <w:sz w:val="20"/>
-          <w:szCs w:val="20"/>
-        </w:rPr>
-        <w:t>phone calls</w:t>
-      </w:r>
-      <w:r>
-        <w:rPr>
-          <w:sz w:val="20"/>
-          <w:szCs w:val="20"/>
-        </w:rPr>
-        <w:t xml:space="preserve"> using </w:t>
-      </w:r>
-      <w:r>
-        <w:rPr>
-          <w:sz w:val="20"/>
-          <w:szCs w:val="20"/>
-        </w:rPr>
-        <w:t>CrewAI</w:t>
-      </w:r>
-      <w:r>
-        <w:rPr>
-          <w:sz w:val="20"/>
-          <w:szCs w:val="20"/>
-        </w:rPr>
-        <w:t xml:space="preserve"> to</w:t>
-      </w:r>
-      <w:r>
-        <w:rPr>
-          <w:sz w:val="20"/>
-          <w:szCs w:val="20"/>
-        </w:rPr>
-        <w:t xml:space="preserve"> </w:t>
-      </w:r>
-      <w:r>
-        <w:rPr>
-          <w:b/>
-          <w:bCs/>
-          <w:sz w:val="20"/>
-          <w:szCs w:val="20"/>
-        </w:rPr>
-        <w:t>geolocate</w:t>
-      </w:r>
-      <w:r>
-        <w:rPr>
-          <w:b/>
-          <w:bCs/>
-          <w:sz w:val="20"/>
-          <w:szCs w:val="20"/>
-        </w:rPr>
-        <w:t xml:space="preserve"> </w:t>
-      </w:r>
-      <w:r>
-        <w:rPr>
-          <w:b/>
-          <w:bCs/>
-          <w:sz w:val="20"/>
-          <w:szCs w:val="20"/>
-        </w:rPr>
-        <w:t>events</w:t>
-      </w:r>
-      <w:r>
-        <w:rPr>
-          <w:sz w:val="20"/>
-          <w:szCs w:val="20"/>
-        </w:rPr>
-        <w:t xml:space="preserve"> and </w:t>
-      </w:r>
-      <w:r>
-        <w:rPr>
-          <w:b/>
-          <w:bCs/>
-          <w:sz w:val="20"/>
-          <w:szCs w:val="20"/>
-        </w:rPr>
-        <w:t>triage</w:t>
-      </w:r>
-      <w:r>
-        <w:rPr>
-          <w:sz w:val="20"/>
-          <w:szCs w:val="20"/>
-        </w:rPr>
-        <w:t xml:space="preserve"> for efficient </w:t>
-      </w:r>
-      <w:r>
-        <w:rPr>
-          <w:b/>
-          <w:bCs/>
-          <w:sz w:val="20"/>
-          <w:szCs w:val="20"/>
-        </w:rPr>
-        <w:t>hospital load-balancing</w:t>
       </w:r>
       <w:r>
         <w:rPr>
@@ -5976,7 +5355,7 @@
           <w:szCs w:val="20"/>
         </w:rPr>
       </w:pPr>
-      <w:hyperlink r:id="rId20" w:history="1">
+      <w:hyperlink r:id="rId21" w:history="1">
         <w:r>
           <w:rPr>
             <w:rStyle w:val="Hyperlink"/>
@@ -6019,38 +5398,7 @@
           <w:sz w:val="20"/>
           <w:szCs w:val="20"/>
         </w:rPr>
-        <w:t>Sponsorship</w:t>
-      </w:r>
-      <w:r>
-        <w:rPr>
-          <w:rFonts w:cstheme="minorHAnsi"/>
-          <w:color w:val="000000" w:themeColor="text1"/>
-          <w:sz w:val="20"/>
-          <w:szCs w:val="20"/>
-        </w:rPr>
-        <w:t xml:space="preserve"> </w:t>
-      </w:r>
-      <w:r>
-        <w:rPr>
-          <w:rFonts w:cstheme="minorHAnsi"/>
-          <w:i/>
-          <w:iCs/>
-          <w:color w:val="000000" w:themeColor="text1"/>
-          <w:sz w:val="20"/>
-          <w:szCs w:val="20"/>
-        </w:rPr>
         <w:t>Directo</w:t>
-      </w:r>
-      <w:r>
-        <w:rPr>
-          <w:rFonts w:cstheme="minorHAnsi"/>
-          <w:i/>
-          <w:iCs/>
-          <w:color w:val="000000" w:themeColor="text1"/>
-          <w:sz w:val="20"/>
-          <w:szCs w:val="20"/>
-        </w:rPr>
-        <w:t>r/Adviso</w:t>
       </w:r>
       <w:r>
         <w:rPr>
@@ -6169,7 +5517,7 @@
           <w:sz w:val="20"/>
           <w:szCs w:val="20"/>
         </w:rPr>
-        <w:t>Responsible for boosting</w:t>
+        <w:t>Drove funding growth by</w:t>
       </w:r>
       <w:r>
         <w:rPr>
@@ -6179,15 +5527,6 @@
           <w:szCs w:val="20"/>
         </w:rPr>
         <w:t xml:space="preserve"> </w:t>
-      </w:r>
-      <w:r>
-        <w:rPr>
-          <w:rFonts w:cstheme="minorHAnsi"/>
-          <w:color w:val="000000" w:themeColor="text1"/>
-          <w:sz w:val="20"/>
-          <w:szCs w:val="20"/>
-        </w:rPr>
-        <w:t xml:space="preserve">funding by </w:t>
       </w:r>
       <w:r>
         <w:rPr>
@@ -6648,554 +5987,6 @@
         </w:rPr>
         <w:t>simplify the hackathon directing experience for students and companies</w:t>
       </w:r>
-      <w:r>
-        <w:rPr>
-          <w:rFonts w:cstheme="minorHAnsi"/>
-          <w:color w:val="000000" w:themeColor="text1"/>
-          <w:sz w:val="20"/>
-          <w:szCs w:val="20"/>
-        </w:rPr>
-        <w:t>.</w:t>
-      </w:r>
-    </w:p>
-    <w:p>
-      <w:pPr>
-        <w:tabs>
-          <w:tab w:val="right" w:pos="10800"/>
-        </w:tabs>
-        <w:spacing w:after="0" w:line="240" w:lineRule="auto"/>
-        <w:rPr>
-          <w:rFonts w:cstheme="minorHAnsi"/>
-          <w:color w:val="000000" w:themeColor="text1"/>
-          <w:sz w:val="6"/>
-          <w:szCs w:val="6"/>
-        </w:rPr>
-      </w:pPr>
-    </w:p>
-    <w:p>
-      <w:pPr>
-        <w:tabs>
-          <w:tab w:val="center" w:pos="5400"/>
-          <w:tab w:val="right" w:pos="10800"/>
-        </w:tabs>
-        <w:spacing w:after="0" w:line="240" w:lineRule="auto"/>
-        <w:rPr>
-          <w:rFonts w:cstheme="minorHAnsi"/>
-          <w:i/>
-          <w:iCs/>
-          <w:color w:val="000000" w:themeColor="text1"/>
-          <w:sz w:val="20"/>
-          <w:szCs w:val="20"/>
-        </w:rPr>
-      </w:pPr>
-      <w:r>
-        <w:rPr>
-          <w:rFonts w:cstheme="minorHAnsi"/>
-          <w:b/>
-          <w:bCs/>
-          <w:color w:val="000000" w:themeColor="text1"/>
-          <w:sz w:val="20"/>
-          <w:szCs w:val="20"/>
-          <w:u w:val="single"/>
-        </w:rPr>
-        <w:t xml:space="preserve">Research in Cancer and </w:t>
-      </w:r>
-      <w:r>
-        <w:rPr>
-          <w:rFonts w:cstheme="minorHAnsi"/>
-          <w:b/>
-          <w:bCs/>
-          <w:color w:val="000000" w:themeColor="text1"/>
-          <w:sz w:val="20"/>
-          <w:szCs w:val="20"/>
-          <w:u w:val="single"/>
-        </w:rPr>
-        <w:t>Orthopaedics</w:t>
-      </w:r>
-      <w:r>
-        <w:rPr>
-          <w:rFonts w:cstheme="minorHAnsi"/>
-          <w:b/>
-          <w:bCs/>
-          <w:color w:val="000000" w:themeColor="text1"/>
-          <w:sz w:val="20"/>
-          <w:szCs w:val="20"/>
-        </w:rPr>
-        <w:tab/>
-      </w:r>
-      <w:r>
-        <w:rPr>
-          <w:rFonts w:cstheme="minorHAnsi"/>
-          <w:i/>
-          <w:iCs/>
-          <w:color w:val="000000" w:themeColor="text1"/>
-          <w:sz w:val="20"/>
-          <w:szCs w:val="20"/>
-        </w:rPr>
-        <w:t>UofT &amp; Western</w:t>
-      </w:r>
-      <w:r>
-        <w:rPr>
-          <w:rFonts w:cstheme="minorHAnsi"/>
-          <w:color w:val="000000" w:themeColor="text1"/>
-          <w:sz w:val="20"/>
-          <w:szCs w:val="20"/>
-        </w:rPr>
-        <w:tab/>
-      </w:r>
-      <w:r>
-        <w:rPr>
-          <w:rFonts w:cstheme="minorHAnsi"/>
-          <w:i/>
-          <w:iCs/>
-          <w:color w:val="000000" w:themeColor="text1"/>
-          <w:sz w:val="20"/>
-          <w:szCs w:val="20"/>
-        </w:rPr>
-        <w:t>Aug</w:t>
-      </w:r>
-      <w:r>
-        <w:rPr>
-          <w:rFonts w:cstheme="minorHAnsi"/>
-          <w:i/>
-          <w:iCs/>
-          <w:color w:val="000000" w:themeColor="text1"/>
-          <w:sz w:val="20"/>
-          <w:szCs w:val="20"/>
-        </w:rPr>
-        <w:t xml:space="preserve"> 20</w:t>
-      </w:r>
-      <w:r>
-        <w:rPr>
-          <w:rFonts w:cstheme="minorHAnsi"/>
-          <w:i/>
-          <w:iCs/>
-          <w:color w:val="000000" w:themeColor="text1"/>
-          <w:sz w:val="20"/>
-          <w:szCs w:val="20"/>
-        </w:rPr>
-        <w:t>20</w:t>
-      </w:r>
-      <w:r>
-        <w:rPr>
-          <w:rFonts w:cstheme="minorHAnsi"/>
-          <w:i/>
-          <w:iCs/>
-          <w:color w:val="000000" w:themeColor="text1"/>
-          <w:sz w:val="20"/>
-          <w:szCs w:val="20"/>
-        </w:rPr>
-        <w:t xml:space="preserve"> – </w:t>
-      </w:r>
-      <w:r>
-        <w:rPr>
-          <w:rFonts w:cstheme="minorHAnsi"/>
-          <w:i/>
-          <w:iCs/>
-          <w:color w:val="000000" w:themeColor="text1"/>
-          <w:sz w:val="20"/>
-          <w:szCs w:val="20"/>
-        </w:rPr>
-        <w:t>Mar</w:t>
-      </w:r>
-      <w:r>
-        <w:rPr>
-          <w:rFonts w:cstheme="minorHAnsi"/>
-          <w:i/>
-          <w:iCs/>
-          <w:color w:val="000000" w:themeColor="text1"/>
-          <w:sz w:val="20"/>
-          <w:szCs w:val="20"/>
-        </w:rPr>
-        <w:t xml:space="preserve"> 202</w:t>
-      </w:r>
-      <w:r>
-        <w:rPr>
-          <w:rFonts w:cstheme="minorHAnsi"/>
-          <w:i/>
-          <w:iCs/>
-          <w:color w:val="000000" w:themeColor="text1"/>
-          <w:sz w:val="20"/>
-          <w:szCs w:val="20"/>
-        </w:rPr>
-        <w:t>4</w:t>
-      </w:r>
-    </w:p>
-    <w:p>
-      <w:pPr>
-        <w:pStyle w:val="ListParagraph"/>
-        <w:numPr>
-          <w:ilvl w:val="0"/>
-          <w:numId w:val="27"/>
-        </w:numPr>
-        <w:tabs>
-          <w:tab w:val="center" w:pos="5400"/>
-          <w:tab w:val="right" w:pos="10800"/>
-        </w:tabs>
-        <w:spacing w:after="0" w:line="240" w:lineRule="auto"/>
-        <w:ind w:left="360" w:hanging="180"/>
-        <w:rPr>
-          <w:rFonts w:cstheme="minorHAnsi"/>
-          <w:color w:val="000000" w:themeColor="text1"/>
-          <w:sz w:val="20"/>
-          <w:szCs w:val="20"/>
-        </w:rPr>
-      </w:pPr>
-      <w:r>
-        <w:rPr>
-          <w:rFonts w:cstheme="minorHAnsi"/>
-          <w:color w:val="000000" w:themeColor="text1"/>
-          <w:sz w:val="20"/>
-          <w:szCs w:val="20"/>
-        </w:rPr>
-        <w:t>Research student, us</w:t>
-      </w:r>
-      <w:r>
-        <w:rPr>
-          <w:rFonts w:cstheme="minorHAnsi"/>
-          <w:color w:val="000000" w:themeColor="text1"/>
-          <w:sz w:val="20"/>
-          <w:szCs w:val="20"/>
-        </w:rPr>
-        <w:t>ed</w:t>
-      </w:r>
-      <w:r>
-        <w:rPr>
-          <w:rFonts w:cstheme="minorHAnsi"/>
-          <w:color w:val="000000" w:themeColor="text1"/>
-          <w:sz w:val="20"/>
-          <w:szCs w:val="20"/>
-        </w:rPr>
-        <w:t xml:space="preserve"> </w:t>
-      </w:r>
-      <w:r>
-        <w:rPr>
-          <w:rFonts w:cstheme="minorHAnsi"/>
-          <w:b/>
-          <w:bCs/>
-          <w:color w:val="000000" w:themeColor="text1"/>
-          <w:sz w:val="20"/>
-          <w:szCs w:val="20"/>
-        </w:rPr>
-        <w:t>Python and PyMol</w:t>
-      </w:r>
-      <w:r>
-        <w:rPr>
-          <w:rFonts w:cstheme="minorHAnsi"/>
-          <w:color w:val="000000" w:themeColor="text1"/>
-          <w:sz w:val="20"/>
-          <w:szCs w:val="20"/>
-        </w:rPr>
-        <w:t xml:space="preserve">, </w:t>
-      </w:r>
-      <w:r>
-        <w:rPr>
-          <w:rFonts w:cstheme="minorHAnsi"/>
-          <w:color w:val="000000" w:themeColor="text1"/>
-          <w:sz w:val="20"/>
-          <w:szCs w:val="20"/>
-        </w:rPr>
-        <w:t xml:space="preserve">to </w:t>
-      </w:r>
-      <w:r>
-        <w:rPr>
-          <w:rFonts w:cstheme="minorHAnsi"/>
-          <w:color w:val="000000" w:themeColor="text1"/>
-          <w:sz w:val="20"/>
-          <w:szCs w:val="20"/>
-        </w:rPr>
-        <w:t xml:space="preserve">identify genetic targets </w:t>
-      </w:r>
-      <w:r>
-        <w:rPr>
-          <w:rFonts w:cstheme="minorHAnsi"/>
-          <w:color w:val="000000" w:themeColor="text1"/>
-          <w:sz w:val="20"/>
-          <w:szCs w:val="20"/>
-        </w:rPr>
-        <w:t xml:space="preserve">for </w:t>
-      </w:r>
-      <w:r>
-        <w:rPr>
-          <w:rFonts w:cstheme="minorHAnsi"/>
-          <w:color w:val="000000" w:themeColor="text1"/>
-          <w:sz w:val="20"/>
-          <w:szCs w:val="20"/>
-        </w:rPr>
-        <w:t xml:space="preserve">children’s </w:t>
-      </w:r>
-      <w:r>
-        <w:rPr>
-          <w:rFonts w:cstheme="minorHAnsi"/>
-          <w:color w:val="000000" w:themeColor="text1"/>
-          <w:sz w:val="20"/>
-          <w:szCs w:val="20"/>
-        </w:rPr>
-        <w:t xml:space="preserve">cancer, with </w:t>
-      </w:r>
-      <w:r>
-        <w:rPr>
-          <w:rFonts w:cstheme="minorHAnsi"/>
-          <w:b/>
-          <w:bCs/>
-          <w:color w:val="000000" w:themeColor="text1"/>
-          <w:sz w:val="20"/>
-          <w:szCs w:val="20"/>
-        </w:rPr>
-        <w:t>18 citations</w:t>
-      </w:r>
-      <w:r>
-        <w:rPr>
-          <w:rFonts w:cstheme="minorHAnsi"/>
-          <w:color w:val="000000" w:themeColor="text1"/>
-          <w:sz w:val="20"/>
-          <w:szCs w:val="20"/>
-        </w:rPr>
-        <w:t xml:space="preserve">: </w:t>
-      </w:r>
-      <w:hyperlink r:id="rId21" w:history="1">
-        <w:r>
-          <w:rPr>
-            <w:rStyle w:val="Hyperlink"/>
-            <w:rFonts w:cstheme="minorHAnsi"/>
-            <w:color w:val="000000" w:themeColor="text1"/>
-            <w:sz w:val="20"/>
-            <w:szCs w:val="20"/>
-          </w:rPr>
-          <w:t>Paper 1</w:t>
-        </w:r>
-      </w:hyperlink>
-      <w:r>
-        <w:rPr>
-          <w:rFonts w:cstheme="minorHAnsi"/>
-          <w:color w:val="000000" w:themeColor="text1"/>
-          <w:sz w:val="20"/>
-          <w:szCs w:val="20"/>
-        </w:rPr>
-        <w:t>,</w:t>
-      </w:r>
-      <w:r>
-        <w:rPr>
-          <w:rFonts w:cstheme="minorHAnsi"/>
-          <w:color w:val="000000" w:themeColor="text1"/>
-          <w:sz w:val="20"/>
-          <w:szCs w:val="20"/>
-        </w:rPr>
-        <w:t xml:space="preserve"> </w:t>
-      </w:r>
-      <w:hyperlink r:id="rId22" w:history="1">
-        <w:r>
-          <w:rPr>
-            <w:rStyle w:val="Hyperlink"/>
-            <w:rFonts w:cstheme="minorHAnsi"/>
-            <w:color w:val="000000" w:themeColor="text1"/>
-            <w:sz w:val="20"/>
-            <w:szCs w:val="20"/>
-          </w:rPr>
-          <w:t>Paper 2</w:t>
-        </w:r>
-      </w:hyperlink>
-      <w:r>
-        <w:rPr>
-          <w:rFonts w:cstheme="minorHAnsi"/>
-          <w:color w:val="000000" w:themeColor="text1"/>
-          <w:sz w:val="20"/>
-          <w:szCs w:val="20"/>
-        </w:rPr>
-        <w:t>.</w:t>
-      </w:r>
-    </w:p>
-    <w:p>
-      <w:pPr>
-        <w:pStyle w:val="ListParagraph"/>
-        <w:numPr>
-          <w:ilvl w:val="0"/>
-          <w:numId w:val="27"/>
-        </w:numPr>
-        <w:tabs>
-          <w:tab w:val="center" w:pos="5400"/>
-          <w:tab w:val="right" w:pos="10800"/>
-        </w:tabs>
-        <w:spacing w:after="0" w:line="240" w:lineRule="auto"/>
-        <w:ind w:left="360" w:hanging="180"/>
-        <w:rPr>
-          <w:rFonts w:cstheme="minorHAnsi"/>
-          <w:color w:val="000000" w:themeColor="text1"/>
-          <w:sz w:val="10"/>
-          <w:szCs w:val="10"/>
-        </w:rPr>
-      </w:pPr>
-      <w:r>
-        <w:rPr>
-          <w:rFonts w:cstheme="minorHAnsi"/>
-          <w:color w:val="000000" w:themeColor="text1"/>
-          <w:sz w:val="20"/>
-          <w:szCs w:val="20"/>
-        </w:rPr>
-        <w:t>Data-analyst</w:t>
-      </w:r>
-      <w:r>
-        <w:rPr>
-          <w:rFonts w:cstheme="minorHAnsi"/>
-          <w:color w:val="000000" w:themeColor="text1"/>
-          <w:sz w:val="20"/>
-          <w:szCs w:val="20"/>
-        </w:rPr>
-        <w:t>,</w:t>
-      </w:r>
-      <w:r>
-        <w:rPr>
-          <w:rFonts w:cstheme="minorHAnsi"/>
-          <w:color w:val="000000" w:themeColor="text1"/>
-          <w:sz w:val="20"/>
-          <w:szCs w:val="20"/>
-        </w:rPr>
-        <w:t xml:space="preserve"> found that using</w:t>
-      </w:r>
-      <w:r>
-        <w:rPr>
-          <w:rFonts w:cstheme="minorHAnsi"/>
-          <w:color w:val="000000" w:themeColor="text1"/>
-          <w:sz w:val="20"/>
-          <w:szCs w:val="20"/>
-        </w:rPr>
-        <w:t xml:space="preserve"> Felix AI, an </w:t>
-      </w:r>
-      <w:r>
-        <w:rPr>
-          <w:rFonts w:cstheme="minorHAnsi"/>
-          <w:b/>
-          <w:bCs/>
-          <w:color w:val="000000" w:themeColor="text1"/>
-          <w:sz w:val="20"/>
-          <w:szCs w:val="20"/>
-        </w:rPr>
-        <w:t>NLP</w:t>
-      </w:r>
-      <w:r>
-        <w:rPr>
-          <w:rFonts w:cstheme="minorHAnsi"/>
-          <w:color w:val="000000" w:themeColor="text1"/>
-          <w:sz w:val="20"/>
-          <w:szCs w:val="20"/>
-        </w:rPr>
-        <w:t xml:space="preserve"> </w:t>
-      </w:r>
-      <w:r>
-        <w:rPr>
-          <w:rFonts w:cstheme="minorHAnsi"/>
-          <w:b/>
-          <w:bCs/>
-          <w:color w:val="000000" w:themeColor="text1"/>
-          <w:sz w:val="20"/>
-          <w:szCs w:val="20"/>
-        </w:rPr>
-        <w:t>model</w:t>
-      </w:r>
-      <w:r>
-        <w:rPr>
-          <w:rFonts w:cstheme="minorHAnsi"/>
-          <w:color w:val="000000" w:themeColor="text1"/>
-          <w:sz w:val="20"/>
-          <w:szCs w:val="20"/>
-        </w:rPr>
-        <w:t xml:space="preserve">, </w:t>
-      </w:r>
-      <w:r>
-        <w:rPr>
-          <w:rFonts w:cstheme="minorHAnsi"/>
-          <w:color w:val="000000" w:themeColor="text1"/>
-          <w:sz w:val="20"/>
-          <w:szCs w:val="20"/>
-        </w:rPr>
-        <w:t>boosted post-surgical recovery</w:t>
-      </w:r>
-      <w:r>
-        <w:rPr>
-          <w:rFonts w:cstheme="minorHAnsi"/>
-          <w:color w:val="000000" w:themeColor="text1"/>
-          <w:sz w:val="20"/>
-          <w:szCs w:val="20"/>
-        </w:rPr>
-        <w:t xml:space="preserve"> and</w:t>
-      </w:r>
-      <w:r>
-        <w:rPr>
-          <w:rFonts w:cstheme="minorHAnsi"/>
-          <w:color w:val="000000" w:themeColor="text1"/>
-          <w:sz w:val="20"/>
-          <w:szCs w:val="20"/>
-        </w:rPr>
-        <w:t xml:space="preserve"> sav</w:t>
-      </w:r>
-      <w:r>
-        <w:rPr>
-          <w:rFonts w:cstheme="minorHAnsi"/>
-          <w:color w:val="000000" w:themeColor="text1"/>
-          <w:sz w:val="20"/>
-          <w:szCs w:val="20"/>
-        </w:rPr>
-        <w:t>ed</w:t>
-      </w:r>
-      <w:r>
-        <w:rPr>
-          <w:rFonts w:cstheme="minorHAnsi"/>
-          <w:color w:val="000000" w:themeColor="text1"/>
-          <w:sz w:val="20"/>
-          <w:szCs w:val="20"/>
-        </w:rPr>
-        <w:t xml:space="preserve"> </w:t>
-      </w:r>
-      <w:r>
-        <w:rPr>
-          <w:rFonts w:cstheme="minorHAnsi"/>
-          <w:color w:val="000000" w:themeColor="text1"/>
-          <w:sz w:val="20"/>
-          <w:szCs w:val="20"/>
-        </w:rPr>
-        <w:t xml:space="preserve">time, </w:t>
-      </w:r>
-      <w:r>
-        <w:rPr>
-          <w:rFonts w:cstheme="minorHAnsi"/>
-          <w:color w:val="000000" w:themeColor="text1"/>
-          <w:sz w:val="20"/>
-          <w:szCs w:val="20"/>
-        </w:rPr>
-        <w:t xml:space="preserve">with </w:t>
-      </w:r>
-      <w:r>
-        <w:rPr>
-          <w:rFonts w:cstheme="minorHAnsi"/>
-          <w:b/>
-          <w:bCs/>
-          <w:color w:val="000000" w:themeColor="text1"/>
-          <w:sz w:val="20"/>
-          <w:szCs w:val="20"/>
-        </w:rPr>
-        <w:t>49 citations</w:t>
-      </w:r>
-      <w:r>
-        <w:rPr>
-          <w:rFonts w:cstheme="minorHAnsi"/>
-          <w:color w:val="000000" w:themeColor="text1"/>
-          <w:sz w:val="20"/>
-          <w:szCs w:val="20"/>
-        </w:rPr>
-        <w:t xml:space="preserve">: </w:t>
-      </w:r>
-      <w:hyperlink r:id="rId23" w:tgtFrame="_blank" w:history="1">
-        <w:r>
-          <w:rPr>
-            <w:rStyle w:val="Hyperlink"/>
-            <w:rFonts w:cstheme="minorHAnsi"/>
-            <w:color w:val="000000" w:themeColor="text1"/>
-            <w:sz w:val="20"/>
-            <w:szCs w:val="20"/>
-          </w:rPr>
-          <w:t>Paper 3</w:t>
-        </w:r>
-      </w:hyperlink>
       <w:r>
         <w:rPr>
           <w:rFonts w:cstheme="minorHAnsi"/>
@@ -7289,7 +6080,7 @@
         <v:path o:extrusionok="f" gradientshapeok="t" o:connecttype="rect"/>
         <o:lock v:ext="edit" aspectratio="t"/>
       </v:shapetype>
-      <v:shape id="_x0000_i1025" type="#_x0000_t75" style="width:382.7pt;height:382.7pt;visibility:visible" o:bullet="t">
+      <v:shape id="_x0000_i1025" type="#_x0000_t75" style="width:383.35pt;height:383.35pt;visibility:visible" o:bullet="t">
         <v:imagedata r:id="rId1" o:title=""/>
       </v:shape>
     </w:pict>
@@ -7642,6 +6433,119 @@
     </w:lvl>
   </w:abstractNum>
   <w:abstractNum w:abstractNumId="3" w15:restartNumberingAfterBreak="0">
+    <w:nsid w:val="0C554674"/>
+    <w:multiLevelType w:val="hybridMultilevel"/>
+    <w:tmpl w:val="20585506"/>
+    <w:lvl w:ilvl="0" w:tplc="04090001">
+      <w:start w:val="1"/>
+      <w:numFmt w:val="bullet"/>
+      <w:lvlText w:val=""/>
+      <w:lvlJc w:val="left"/>
+      <w:pPr>
+        <w:ind w:left="720" w:hanging="360"/>
+      </w:pPr>
+      <w:rPr>
+        <w:rFonts w:ascii="Symbol" w:hAnsi="Symbol" w:hint="default"/>
+      </w:rPr>
+    </w:lvl>
+    <w:lvl w:ilvl="1" w:tplc="04090003" w:tentative="1">
+      <w:start w:val="1"/>
+      <w:numFmt w:val="bullet"/>
+      <w:lvlText w:val="o"/>
+      <w:lvlJc w:val="left"/>
+      <w:pPr>
+        <w:ind w:left="1440" w:hanging="360"/>
+      </w:pPr>
+      <w:rPr>
+        <w:rFonts w:ascii="Courier New" w:hAnsi="Courier New" w:cs="Courier New" w:hint="default"/>
+      </w:rPr>
+    </w:lvl>
+    <w:lvl w:ilvl="2" w:tplc="04090005" w:tentative="1">
+      <w:start w:val="1"/>
+      <w:numFmt w:val="bullet"/>
+      <w:lvlText w:val=""/>
+      <w:lvlJc w:val="left"/>
+      <w:pPr>
+        <w:ind w:left="2160" w:hanging="360"/>
+      </w:pPr>
+      <w:rPr>
+        <w:rFonts w:ascii="Wingdings" w:hAnsi="Wingdings" w:hint="default"/>
+      </w:rPr>
+    </w:lvl>
+    <w:lvl w:ilvl="3" w:tplc="04090001" w:tentative="1">
+      <w:start w:val="1"/>
+      <w:numFmt w:val="bullet"/>
+      <w:lvlText w:val=""/>
+      <w:lvlJc w:val="left"/>
+      <w:pPr>
+        <w:ind w:left="2880" w:hanging="360"/>
+      </w:pPr>
+      <w:rPr>
+        <w:rFonts w:ascii="Symbol" w:hAnsi="Symbol" w:hint="default"/>
+      </w:rPr>
+    </w:lvl>
+    <w:lvl w:ilvl="4" w:tplc="04090003" w:tentative="1">
+      <w:start w:val="1"/>
+      <w:numFmt w:val="bullet"/>
+      <w:lvlText w:val="o"/>
+      <w:lvlJc w:val="left"/>
+      <w:pPr>
+        <w:ind w:left="3600" w:hanging="360"/>
+      </w:pPr>
+      <w:rPr>
+        <w:rFonts w:ascii="Courier New" w:hAnsi="Courier New" w:cs="Courier New" w:hint="default"/>
+      </w:rPr>
+    </w:lvl>
+    <w:lvl w:ilvl="5" w:tplc="04090005" w:tentative="1">
+      <w:start w:val="1"/>
+      <w:numFmt w:val="bullet"/>
+      <w:lvlText w:val=""/>
+      <w:lvlJc w:val="left"/>
+      <w:pPr>
+        <w:ind w:left="4320" w:hanging="360"/>
+      </w:pPr>
+      <w:rPr>
+        <w:rFonts w:ascii="Wingdings" w:hAnsi="Wingdings" w:hint="default"/>
+      </w:rPr>
+    </w:lvl>
+    <w:lvl w:ilvl="6" w:tplc="04090001" w:tentative="1">
+      <w:start w:val="1"/>
+      <w:numFmt w:val="bullet"/>
+      <w:lvlText w:val=""/>
+      <w:lvlJc w:val="left"/>
+      <w:pPr>
+        <w:ind w:left="5040" w:hanging="360"/>
+      </w:pPr>
+      <w:rPr>
+        <w:rFonts w:ascii="Symbol" w:hAnsi="Symbol" w:hint="default"/>
+      </w:rPr>
+    </w:lvl>
+    <w:lvl w:ilvl="7" w:tplc="04090003" w:tentative="1">
+      <w:start w:val="1"/>
+      <w:numFmt w:val="bullet"/>
+      <w:lvlText w:val="o"/>
+      <w:lvlJc w:val="left"/>
+      <w:pPr>
+        <w:ind w:left="5760" w:hanging="360"/>
+      </w:pPr>
+      <w:rPr>
+        <w:rFonts w:ascii="Courier New" w:hAnsi="Courier New" w:cs="Courier New" w:hint="default"/>
+      </w:rPr>
+    </w:lvl>
+    <w:lvl w:ilvl="8" w:tplc="04090005" w:tentative="1">
+      <w:start w:val="1"/>
+      <w:numFmt w:val="bullet"/>
+      <w:lvlText w:val=""/>
+      <w:lvlJc w:val="left"/>
+      <w:pPr>
+        <w:ind w:left="6480" w:hanging="360"/>
+      </w:pPr>
+      <w:rPr>
+        <w:rFonts w:ascii="Wingdings" w:hAnsi="Wingdings" w:hint="default"/>
+      </w:rPr>
+    </w:lvl>
+  </w:abstractNum>
+  <w:abstractNum w:abstractNumId="4" w15:restartNumberingAfterBreak="0">
     <w:nsid w:val="0C915615"/>
     <w:multiLevelType w:val="hybridMultilevel"/>
     <w:tmpl w:val="B5062F7C"/>
@@ -7758,7 +6662,7 @@
       </w:rPr>
     </w:lvl>
   </w:abstractNum>
-  <w:abstractNum w:abstractNumId="4" w15:restartNumberingAfterBreak="0">
+  <w:abstractNum w:abstractNumId="5" w15:restartNumberingAfterBreak="0">
     <w:nsid w:val="0D844136"/>
     <w:multiLevelType w:val="hybridMultilevel"/>
     <w:tmpl w:val="D29428F8"/>
@@ -7870,7 +6774,7 @@
       </w:rPr>
     </w:lvl>
   </w:abstractNum>
-  <w:abstractNum w:abstractNumId="5" w15:restartNumberingAfterBreak="0">
+  <w:abstractNum w:abstractNumId="6" w15:restartNumberingAfterBreak="0">
     <w:nsid w:val="0DA5131B"/>
     <w:multiLevelType w:val="hybridMultilevel"/>
     <w:tmpl w:val="45BA53EE"/>
@@ -7982,7 +6886,7 @@
       </w:rPr>
     </w:lvl>
   </w:abstractNum>
-  <w:abstractNum w:abstractNumId="6" w15:restartNumberingAfterBreak="0">
+  <w:abstractNum w:abstractNumId="7" w15:restartNumberingAfterBreak="0">
     <w:nsid w:val="0E1D268E"/>
     <w:multiLevelType w:val="hybridMultilevel"/>
     <w:tmpl w:val="804A1E36"/>
@@ -8094,7 +6998,7 @@
       </w:rPr>
     </w:lvl>
   </w:abstractNum>
-  <w:abstractNum w:abstractNumId="7" w15:restartNumberingAfterBreak="0">
+  <w:abstractNum w:abstractNumId="8" w15:restartNumberingAfterBreak="0">
     <w:nsid w:val="105422DC"/>
     <w:multiLevelType w:val="hybridMultilevel"/>
     <w:tmpl w:val="11E6233C"/>
@@ -8207,7 +7111,7 @@
       </w:rPr>
     </w:lvl>
   </w:abstractNum>
-  <w:abstractNum w:abstractNumId="8" w15:restartNumberingAfterBreak="0">
+  <w:abstractNum w:abstractNumId="9" w15:restartNumberingAfterBreak="0">
     <w:nsid w:val="112B649B"/>
     <w:multiLevelType w:val="multilevel"/>
     <w:tmpl w:val="93FA5F20"/>
@@ -8356,7 +7260,7 @@
       </w:rPr>
     </w:lvl>
   </w:abstractNum>
-  <w:abstractNum w:abstractNumId="9" w15:restartNumberingAfterBreak="0">
+  <w:abstractNum w:abstractNumId="10" w15:restartNumberingAfterBreak="0">
     <w:nsid w:val="16114DE0"/>
     <w:multiLevelType w:val="hybridMultilevel"/>
     <w:tmpl w:val="8788FBEA"/>
@@ -8468,7 +7372,7 @@
       </w:rPr>
     </w:lvl>
   </w:abstractNum>
-  <w:abstractNum w:abstractNumId="10" w15:restartNumberingAfterBreak="0">
+  <w:abstractNum w:abstractNumId="11" w15:restartNumberingAfterBreak="0">
     <w:nsid w:val="161300F9"/>
     <w:multiLevelType w:val="hybridMultilevel"/>
     <w:tmpl w:val="569E51B0"/>
@@ -8584,7 +7488,7 @@
       </w:rPr>
     </w:lvl>
   </w:abstractNum>
-  <w:abstractNum w:abstractNumId="11" w15:restartNumberingAfterBreak="0">
+  <w:abstractNum w:abstractNumId="12" w15:restartNumberingAfterBreak="0">
     <w:nsid w:val="1F0779B9"/>
     <w:multiLevelType w:val="hybridMultilevel"/>
     <w:tmpl w:val="210AFB74"/>
@@ -8696,7 +7600,7 @@
       </w:rPr>
     </w:lvl>
   </w:abstractNum>
-  <w:abstractNum w:abstractNumId="12" w15:restartNumberingAfterBreak="0">
+  <w:abstractNum w:abstractNumId="13" w15:restartNumberingAfterBreak="0">
     <w:nsid w:val="23E5355B"/>
     <w:multiLevelType w:val="hybridMultilevel"/>
     <w:tmpl w:val="D6AE6CFE"/>
@@ -8811,7 +7715,7 @@
       </w:rPr>
     </w:lvl>
   </w:abstractNum>
-  <w:abstractNum w:abstractNumId="13" w15:restartNumberingAfterBreak="0">
+  <w:abstractNum w:abstractNumId="14" w15:restartNumberingAfterBreak="0">
     <w:nsid w:val="2C224AE0"/>
     <w:multiLevelType w:val="hybridMultilevel"/>
     <w:tmpl w:val="5802A964"/>
@@ -8924,7 +7828,7 @@
       </w:rPr>
     </w:lvl>
   </w:abstractNum>
-  <w:abstractNum w:abstractNumId="14" w15:restartNumberingAfterBreak="0">
+  <w:abstractNum w:abstractNumId="15" w15:restartNumberingAfterBreak="0">
     <w:nsid w:val="3B432D43"/>
     <w:multiLevelType w:val="hybridMultilevel"/>
     <w:tmpl w:val="28083C02"/>
@@ -9037,7 +7941,7 @@
       </w:rPr>
     </w:lvl>
   </w:abstractNum>
-  <w:abstractNum w:abstractNumId="15" w15:restartNumberingAfterBreak="0">
+  <w:abstractNum w:abstractNumId="16" w15:restartNumberingAfterBreak="0">
     <w:nsid w:val="3EE5211D"/>
     <w:multiLevelType w:val="hybridMultilevel"/>
     <w:tmpl w:val="0FC44946"/>
@@ -9150,7 +8054,7 @@
       </w:rPr>
     </w:lvl>
   </w:abstractNum>
-  <w:abstractNum w:abstractNumId="16" w15:restartNumberingAfterBreak="0">
+  <w:abstractNum w:abstractNumId="17" w15:restartNumberingAfterBreak="0">
     <w:nsid w:val="43EE3875"/>
     <w:multiLevelType w:val="hybridMultilevel"/>
     <w:tmpl w:val="A4E46DFA"/>
@@ -9287,7 +8191,7 @@
       </w:rPr>
     </w:lvl>
   </w:abstractNum>
-  <w:abstractNum w:abstractNumId="17" w15:restartNumberingAfterBreak="0">
+  <w:abstractNum w:abstractNumId="18" w15:restartNumberingAfterBreak="0">
     <w:nsid w:val="4AE73F91"/>
     <w:multiLevelType w:val="hybridMultilevel"/>
     <w:tmpl w:val="9E3A8720"/>
@@ -9400,7 +8304,7 @@
       </w:rPr>
     </w:lvl>
   </w:abstractNum>
-  <w:abstractNum w:abstractNumId="18" w15:restartNumberingAfterBreak="0">
+  <w:abstractNum w:abstractNumId="19" w15:restartNumberingAfterBreak="0">
     <w:nsid w:val="4B827597"/>
     <w:multiLevelType w:val="hybridMultilevel"/>
     <w:tmpl w:val="CF383790"/>
@@ -9512,7 +8416,7 @@
       </w:rPr>
     </w:lvl>
   </w:abstractNum>
-  <w:abstractNum w:abstractNumId="19" w15:restartNumberingAfterBreak="0">
+  <w:abstractNum w:abstractNumId="20" w15:restartNumberingAfterBreak="0">
     <w:nsid w:val="4EA55D92"/>
     <w:multiLevelType w:val="hybridMultilevel"/>
     <w:tmpl w:val="3312C288"/>
@@ -9650,7 +8554,7 @@
       </w:rPr>
     </w:lvl>
   </w:abstractNum>
-  <w:abstractNum w:abstractNumId="20" w15:restartNumberingAfterBreak="0">
+  <w:abstractNum w:abstractNumId="21" w15:restartNumberingAfterBreak="0">
     <w:nsid w:val="4FCE6AD6"/>
     <w:multiLevelType w:val="hybridMultilevel"/>
     <w:tmpl w:val="071C1B4A"/>
@@ -9766,7 +8670,7 @@
       </w:rPr>
     </w:lvl>
   </w:abstractNum>
-  <w:abstractNum w:abstractNumId="21" w15:restartNumberingAfterBreak="0">
+  <w:abstractNum w:abstractNumId="22" w15:restartNumberingAfterBreak="0">
     <w:nsid w:val="514A59C5"/>
     <w:multiLevelType w:val="hybridMultilevel"/>
     <w:tmpl w:val="6068CDB4"/>
@@ -9883,7 +8787,7 @@
       </w:rPr>
     </w:lvl>
   </w:abstractNum>
-  <w:abstractNum w:abstractNumId="22" w15:restartNumberingAfterBreak="0">
+  <w:abstractNum w:abstractNumId="23" w15:restartNumberingAfterBreak="0">
     <w:nsid w:val="519C26D6"/>
     <w:multiLevelType w:val="hybridMultilevel"/>
     <w:tmpl w:val="4E86CBC8"/>
@@ -9996,7 +8900,7 @@
       </w:rPr>
     </w:lvl>
   </w:abstractNum>
-  <w:abstractNum w:abstractNumId="23" w15:restartNumberingAfterBreak="0">
+  <w:abstractNum w:abstractNumId="24" w15:restartNumberingAfterBreak="0">
     <w:nsid w:val="529D1200"/>
     <w:multiLevelType w:val="hybridMultilevel"/>
     <w:tmpl w:val="8FA8B8E8"/>
@@ -10113,7 +9017,7 @@
       </w:rPr>
     </w:lvl>
   </w:abstractNum>
-  <w:abstractNum w:abstractNumId="24" w15:restartNumberingAfterBreak="0">
+  <w:abstractNum w:abstractNumId="25" w15:restartNumberingAfterBreak="0">
     <w:nsid w:val="538F51B6"/>
     <w:multiLevelType w:val="hybridMultilevel"/>
     <w:tmpl w:val="8B782176"/>
@@ -10229,7 +9133,7 @@
       </w:rPr>
     </w:lvl>
   </w:abstractNum>
-  <w:abstractNum w:abstractNumId="25" w15:restartNumberingAfterBreak="0">
+  <w:abstractNum w:abstractNumId="26" w15:restartNumberingAfterBreak="0">
     <w:nsid w:val="5A301EEB"/>
     <w:multiLevelType w:val="hybridMultilevel"/>
     <w:tmpl w:val="24F2C392"/>
@@ -10346,7 +9250,7 @@
       </w:rPr>
     </w:lvl>
   </w:abstractNum>
-  <w:abstractNum w:abstractNumId="26" w15:restartNumberingAfterBreak="0">
+  <w:abstractNum w:abstractNumId="27" w15:restartNumberingAfterBreak="0">
     <w:nsid w:val="5EA11166"/>
     <w:multiLevelType w:val="hybridMultilevel"/>
     <w:tmpl w:val="2DC08E9E"/>
@@ -10458,7 +9362,7 @@
       </w:rPr>
     </w:lvl>
   </w:abstractNum>
-  <w:abstractNum w:abstractNumId="27" w15:restartNumberingAfterBreak="0">
+  <w:abstractNum w:abstractNumId="28" w15:restartNumberingAfterBreak="0">
     <w:nsid w:val="62A40475"/>
     <w:multiLevelType w:val="hybridMultilevel"/>
     <w:tmpl w:val="859E8AA0"/>
@@ -10574,7 +9478,7 @@
       </w:rPr>
     </w:lvl>
   </w:abstractNum>
-  <w:abstractNum w:abstractNumId="28" w15:restartNumberingAfterBreak="0">
+  <w:abstractNum w:abstractNumId="29" w15:restartNumberingAfterBreak="0">
     <w:nsid w:val="67725CCF"/>
     <w:multiLevelType w:val="hybridMultilevel"/>
     <w:tmpl w:val="A9CCA938"/>
@@ -10691,7 +9595,7 @@
       </w:rPr>
     </w:lvl>
   </w:abstractNum>
-  <w:abstractNum w:abstractNumId="29" w15:restartNumberingAfterBreak="0">
+  <w:abstractNum w:abstractNumId="30" w15:restartNumberingAfterBreak="0">
     <w:nsid w:val="6F68291C"/>
     <w:multiLevelType w:val="hybridMultilevel"/>
     <w:tmpl w:val="BC4C5F98"/>
@@ -10803,7 +9707,7 @@
       </w:rPr>
     </w:lvl>
   </w:abstractNum>
-  <w:abstractNum w:abstractNumId="30" w15:restartNumberingAfterBreak="0">
+  <w:abstractNum w:abstractNumId="31" w15:restartNumberingAfterBreak="0">
     <w:nsid w:val="78BD3EA4"/>
     <w:multiLevelType w:val="hybridMultilevel"/>
     <w:tmpl w:val="E112F3F0"/>
@@ -10915,7 +9819,7 @@
       </w:rPr>
     </w:lvl>
   </w:abstractNum>
-  <w:abstractNum w:abstractNumId="31" w15:restartNumberingAfterBreak="0">
+  <w:abstractNum w:abstractNumId="32" w15:restartNumberingAfterBreak="0">
     <w:nsid w:val="7D476669"/>
     <w:multiLevelType w:val="hybridMultilevel"/>
     <w:tmpl w:val="041AC4A6"/>
@@ -11031,7 +9935,7 @@
       </w:rPr>
     </w:lvl>
   </w:abstractNum>
-  <w:abstractNum w:abstractNumId="32" w15:restartNumberingAfterBreak="0">
+  <w:abstractNum w:abstractNumId="33" w15:restartNumberingAfterBreak="0">
     <w:nsid w:val="7D8828E0"/>
     <w:multiLevelType w:val="hybridMultilevel"/>
     <w:tmpl w:val="B68CC4E6"/>
@@ -11175,103 +10079,106 @@
     </w:lvl>
   </w:abstractNum>
   <w:num w:numId="1" w16cid:durableId="1563446505">
+    <w:abstractNumId w:val="18"/>
+  </w:num>
+  <w:num w:numId="2" w16cid:durableId="584144968">
+    <w:abstractNumId w:val="4"/>
+  </w:num>
+  <w:num w:numId="3" w16cid:durableId="1438981018">
+    <w:abstractNumId w:val="14"/>
+  </w:num>
+  <w:num w:numId="4" w16cid:durableId="626470630">
+    <w:abstractNumId w:val="28"/>
+  </w:num>
+  <w:num w:numId="5" w16cid:durableId="934169105">
+    <w:abstractNumId w:val="31"/>
+  </w:num>
+  <w:num w:numId="6" w16cid:durableId="1111704533">
+    <w:abstractNumId w:val="6"/>
+  </w:num>
+  <w:num w:numId="7" w16cid:durableId="2018266624">
+    <w:abstractNumId w:val="7"/>
+  </w:num>
+  <w:num w:numId="8" w16cid:durableId="1656834312">
+    <w:abstractNumId w:val="5"/>
+  </w:num>
+  <w:num w:numId="9" w16cid:durableId="1872764911">
+    <w:abstractNumId w:val="19"/>
+  </w:num>
+  <w:num w:numId="10" w16cid:durableId="655692037">
+    <w:abstractNumId w:val="10"/>
+  </w:num>
+  <w:num w:numId="11" w16cid:durableId="965894631">
+    <w:abstractNumId w:val="27"/>
+  </w:num>
+  <w:num w:numId="12" w16cid:durableId="806823609">
+    <w:abstractNumId w:val="16"/>
+  </w:num>
+  <w:num w:numId="13" w16cid:durableId="1918632689">
+    <w:abstractNumId w:val="12"/>
+  </w:num>
+  <w:num w:numId="14" w16cid:durableId="2073769850">
     <w:abstractNumId w:val="17"/>
   </w:num>
-  <w:num w:numId="2" w16cid:durableId="584144968">
-    <w:abstractNumId w:val="3"/>
+  <w:num w:numId="15" w16cid:durableId="71857979">
+    <w:abstractNumId w:val="20"/>
   </w:num>
-  <w:num w:numId="3" w16cid:durableId="1438981018">
-    <w:abstractNumId w:val="13"/>
+  <w:num w:numId="16" w16cid:durableId="1553031956">
+    <w:abstractNumId w:val="33"/>
   </w:num>
-  <w:num w:numId="4" w16cid:durableId="626470630">
-    <w:abstractNumId w:val="27"/>
-  </w:num>
-  <w:num w:numId="5" w16cid:durableId="934169105">
+  <w:num w:numId="17" w16cid:durableId="1909071315">
     <w:abstractNumId w:val="30"/>
   </w:num>
-  <w:num w:numId="6" w16cid:durableId="1111704533">
-    <w:abstractNumId w:val="5"/>
-  </w:num>
-  <w:num w:numId="7" w16cid:durableId="2018266624">
-    <w:abstractNumId w:val="6"/>
-  </w:num>
-  <w:num w:numId="8" w16cid:durableId="1656834312">
-    <w:abstractNumId w:val="4"/>
-  </w:num>
-  <w:num w:numId="9" w16cid:durableId="1872764911">
-    <w:abstractNumId w:val="18"/>
-  </w:num>
-  <w:num w:numId="10" w16cid:durableId="655692037">
-    <w:abstractNumId w:val="9"/>
-  </w:num>
-  <w:num w:numId="11" w16cid:durableId="965894631">
+  <w:num w:numId="18" w16cid:durableId="1677732619">
     <w:abstractNumId w:val="26"/>
   </w:num>
-  <w:num w:numId="12" w16cid:durableId="806823609">
-    <w:abstractNumId w:val="15"/>
-  </w:num>
-  <w:num w:numId="13" w16cid:durableId="1918632689">
-    <w:abstractNumId w:val="11"/>
-  </w:num>
-  <w:num w:numId="14" w16cid:durableId="2073769850">
-    <w:abstractNumId w:val="16"/>
-  </w:num>
-  <w:num w:numId="15" w16cid:durableId="71857979">
-    <w:abstractNumId w:val="19"/>
-  </w:num>
-  <w:num w:numId="16" w16cid:durableId="1553031956">
-    <w:abstractNumId w:val="32"/>
-  </w:num>
-  <w:num w:numId="17" w16cid:durableId="1909071315">
-    <w:abstractNumId w:val="29"/>
-  </w:num>
-  <w:num w:numId="18" w16cid:durableId="1677732619">
-    <w:abstractNumId w:val="25"/>
-  </w:num>
   <w:num w:numId="19" w16cid:durableId="1618829300">
-    <w:abstractNumId w:val="21"/>
+    <w:abstractNumId w:val="22"/>
   </w:num>
   <w:num w:numId="20" w16cid:durableId="1473867484">
     <w:abstractNumId w:val="1"/>
   </w:num>
   <w:num w:numId="21" w16cid:durableId="1400862245">
-    <w:abstractNumId w:val="14"/>
+    <w:abstractNumId w:val="15"/>
   </w:num>
   <w:num w:numId="22" w16cid:durableId="1293175991">
-    <w:abstractNumId w:val="28"/>
+    <w:abstractNumId w:val="29"/>
   </w:num>
   <w:num w:numId="23" w16cid:durableId="55319234">
+    <w:abstractNumId w:val="25"/>
+  </w:num>
+  <w:num w:numId="24" w16cid:durableId="341055028">
+    <w:abstractNumId w:val="32"/>
+  </w:num>
+  <w:num w:numId="25" w16cid:durableId="405422946">
     <w:abstractNumId w:val="24"/>
   </w:num>
-  <w:num w:numId="24" w16cid:durableId="341055028">
-    <w:abstractNumId w:val="31"/>
-  </w:num>
-  <w:num w:numId="25" w16cid:durableId="405422946">
-    <w:abstractNumId w:val="23"/>
-  </w:num>
   <w:num w:numId="26" w16cid:durableId="1734037448">
-    <w:abstractNumId w:val="20"/>
+    <w:abstractNumId w:val="21"/>
   </w:num>
   <w:num w:numId="27" w16cid:durableId="278296688">
-    <w:abstractNumId w:val="10"/>
+    <w:abstractNumId w:val="11"/>
   </w:num>
   <w:num w:numId="28" w16cid:durableId="54204186">
-    <w:abstractNumId w:val="8"/>
+    <w:abstractNumId w:val="9"/>
   </w:num>
   <w:num w:numId="29" w16cid:durableId="1800805961">
     <w:abstractNumId w:val="0"/>
   </w:num>
   <w:num w:numId="30" w16cid:durableId="688021093">
-    <w:abstractNumId w:val="7"/>
+    <w:abstractNumId w:val="8"/>
   </w:num>
   <w:num w:numId="31" w16cid:durableId="1172642147">
-    <w:abstractNumId w:val="12"/>
+    <w:abstractNumId w:val="13"/>
   </w:num>
   <w:num w:numId="32" w16cid:durableId="1973250857">
-    <w:abstractNumId w:val="22"/>
+    <w:abstractNumId w:val="23"/>
   </w:num>
   <w:num w:numId="33" w16cid:durableId="1517649171">
     <w:abstractNumId w:val="2"/>
+  </w:num>
+  <w:num w:numId="34" w16cid:durableId="738479866">
+    <w:abstractNumId w:val="3"/>
   </w:num>
 </w:numbering>
 </file>
@@ -11679,7 +10586,6 @@
   <w:style w:type="character" w:default="1" w:styleId="DefaultParagraphFont">
     <w:name w:val="Default Paragraph Font"/>
     <w:uiPriority w:val="1"/>
-    <w:semiHidden/>
     <w:unhideWhenUsed/>
   </w:style>
   <w:style w:type="table" w:default="1" w:styleId="TableNormal">

--- a/Devon_Knight_resume.docx
+++ b/Devon_Knight_resume.docx
@@ -264,6 +264,8 @@
           <w:rFonts w:cstheme="minorHAnsi"/>
           <w:b/>
           <w:bCs/>
+          <w:i/>
+          <w:iCs/>
           <w:color w:val="000000" w:themeColor="text1"/>
           <w:sz w:val="20"/>
           <w:szCs w:val="20"/>
@@ -345,17 +347,8 @@
           <w:rFonts w:cstheme="minorHAnsi"/>
           <w:b/>
           <w:bCs/>
-          <w:color w:val="000000" w:themeColor="text1"/>
-          <w:sz w:val="20"/>
-          <w:szCs w:val="20"/>
-        </w:rPr>
-        <w:t xml:space="preserve">Graduating </w:t>
-      </w:r>
-      <w:r>
-        <w:rPr>
-          <w:rFonts w:cstheme="minorHAnsi"/>
-          <w:b/>
-          <w:bCs/>
+          <w:i/>
+          <w:iCs/>
           <w:color w:val="000000" w:themeColor="text1"/>
           <w:sz w:val="20"/>
           <w:szCs w:val="20"/>
@@ -367,6 +360,8 @@
           <w:rFonts w:cstheme="minorHAnsi"/>
           <w:b/>
           <w:bCs/>
+          <w:i/>
+          <w:iCs/>
           <w:color w:val="000000" w:themeColor="text1"/>
           <w:sz w:val="20"/>
           <w:szCs w:val="20"/>
@@ -378,6 +373,8 @@
           <w:rFonts w:cstheme="minorHAnsi"/>
           <w:b/>
           <w:bCs/>
+          <w:i/>
+          <w:iCs/>
           <w:color w:val="000000" w:themeColor="text1"/>
           <w:sz w:val="20"/>
           <w:szCs w:val="20"/>
@@ -592,7 +589,25 @@
           <w:sz w:val="20"/>
           <w:szCs w:val="20"/>
         </w:rPr>
-        <w:t>Deans Honor Roll</w:t>
+        <w:t>Deans Hono</w:t>
+      </w:r>
+      <w:r>
+        <w:rPr>
+          <w:rFonts w:cstheme="minorHAnsi"/>
+          <w:color w:val="000000" w:themeColor="text1"/>
+          <w:sz w:val="20"/>
+          <w:szCs w:val="20"/>
+        </w:rPr>
+        <w:t>u</w:t>
+      </w:r>
+      <w:r>
+        <w:rPr>
+          <w:rFonts w:cstheme="minorHAnsi"/>
+          <w:color w:val="000000" w:themeColor="text1"/>
+          <w:sz w:val="20"/>
+          <w:szCs w:val="20"/>
+        </w:rPr>
+        <w:t>r Roll</w:t>
       </w:r>
     </w:p>
     <w:p>
@@ -605,8 +620,8 @@
         <w:rPr>
           <w:rFonts w:cstheme="minorHAnsi"/>
           <w:color w:val="000000" w:themeColor="text1"/>
-          <w:sz w:val="6"/>
-          <w:szCs w:val="6"/>
+          <w:sz w:val="8"/>
+          <w:szCs w:val="8"/>
         </w:rPr>
       </w:pPr>
     </w:p>
@@ -695,6 +710,15 @@
         </w:rPr>
         <w:t>Python • Java • TypeScript • JavaScript • C</w:t>
       </w:r>
+      <w:r>
+        <w:rPr>
+          <w:rFonts w:cstheme="minorHAnsi"/>
+          <w:color w:val="000000" w:themeColor="text1"/>
+          <w:sz w:val="20"/>
+          <w:szCs w:val="20"/>
+        </w:rPr>
+        <w:t>/C++</w:t>
+      </w:r>
     </w:p>
     <w:p>
       <w:pPr>
@@ -895,6 +919,24 @@
           <w:sz w:val="20"/>
           <w:szCs w:val="20"/>
         </w:rPr>
+        <w:t>FastMCP</w:t>
+      </w:r>
+      <w:r>
+        <w:rPr>
+          <w:rFonts w:cstheme="minorHAnsi"/>
+          <w:color w:val="000000" w:themeColor="text1"/>
+          <w:sz w:val="20"/>
+          <w:szCs w:val="20"/>
+        </w:rPr>
+        <w:t xml:space="preserve"> • </w:t>
+      </w:r>
+      <w:r>
+        <w:rPr>
+          <w:rFonts w:cstheme="minorHAnsi"/>
+          <w:color w:val="000000" w:themeColor="text1"/>
+          <w:sz w:val="20"/>
+          <w:szCs w:val="20"/>
+        </w:rPr>
         <w:t>PyTorch • TensorFlow • LangChain • LangGraph • Haystack • Scikit-Learn • Pandas • NumPy</w:t>
       </w:r>
     </w:p>
@@ -950,27 +992,43 @@
           <w:sz w:val="20"/>
           <w:szCs w:val="20"/>
         </w:rPr>
-        <w:t xml:space="preserve">PostgreSQL • MongoDB • Neo4j • Firebase • </w:t>
-      </w:r>
-      <w:proofErr w:type="spellStart"/>
-      <w:r>
-        <w:rPr>
-          <w:rFonts w:cstheme="minorHAnsi"/>
-          <w:color w:val="000000" w:themeColor="text1"/>
-          <w:sz w:val="20"/>
-          <w:szCs w:val="20"/>
-        </w:rPr>
-        <w:t>Supabase</w:t>
-      </w:r>
-      <w:proofErr w:type="spellEnd"/>
-      <w:r>
-        <w:rPr>
-          <w:rFonts w:cstheme="minorHAnsi"/>
-          <w:color w:val="000000" w:themeColor="text1"/>
-          <w:sz w:val="20"/>
-          <w:szCs w:val="20"/>
-        </w:rPr>
-        <w:t xml:space="preserve"> • Pinecone • Qdrant • ChromaDB</w:t>
+        <w:t xml:space="preserve">PostgreSQL </w:t>
+      </w:r>
+      <w:r>
+        <w:rPr>
+          <w:rFonts w:cstheme="minorHAnsi"/>
+          <w:color w:val="000000" w:themeColor="text1"/>
+          <w:sz w:val="20"/>
+          <w:szCs w:val="20"/>
+        </w:rPr>
+        <w:t>•</w:t>
+      </w:r>
+      <w:r>
+        <w:rPr>
+          <w:rFonts w:cstheme="minorHAnsi"/>
+          <w:color w:val="000000" w:themeColor="text1"/>
+          <w:sz w:val="20"/>
+          <w:szCs w:val="20"/>
+        </w:rPr>
+        <w:t xml:space="preserve"> MySQL</w:t>
+      </w:r>
+      <w:r>
+        <w:rPr>
+          <w:rFonts w:cstheme="minorHAnsi"/>
+          <w:color w:val="000000" w:themeColor="text1"/>
+          <w:sz w:val="20"/>
+          <w:szCs w:val="20"/>
+        </w:rPr>
+        <w:t xml:space="preserve"> • </w:t>
+      </w:r>
+      <w:r>
+        <w:rPr>
+          <w:rFonts w:cstheme="minorHAnsi"/>
+          <w:color w:val="000000" w:themeColor="text1"/>
+          <w:sz w:val="20"/>
+          <w:szCs w:val="20"/>
+        </w:rPr>
+        <w:t>MongoDB • Neo4j • Firebase • Supabase • Pinecone • Qdrant • ChromaDB</w:t>
       </w:r>
     </w:p>
     <w:p>
@@ -1125,8 +1183,8 @@
         <w:rPr>
           <w:rFonts w:cstheme="minorHAnsi"/>
           <w:color w:val="000000" w:themeColor="text1"/>
-          <w:sz w:val="6"/>
-          <w:szCs w:val="6"/>
+          <w:sz w:val="8"/>
+          <w:szCs w:val="8"/>
         </w:rPr>
       </w:pPr>
     </w:p>
@@ -1179,440 +1237,6 @@
         </w:rPr>
       </w:pPr>
       <w:hyperlink r:id="rId12" w:history="1">
-        <w:r>
-          <w:rPr>
-            <w:rStyle w:val="Hyperlink"/>
-            <w:rFonts w:cstheme="minorHAnsi"/>
-            <w:b/>
-            <w:bCs/>
-            <w:color w:val="000000" w:themeColor="text1"/>
-            <w:sz w:val="20"/>
-            <w:szCs w:val="20"/>
-          </w:rPr>
-          <w:t>Cisco</w:t>
-        </w:r>
-      </w:hyperlink>
-      <w:r>
-        <w:t>,</w:t>
-      </w:r>
-      <w:r>
-        <w:rPr>
-          <w:rFonts w:cstheme="minorHAnsi"/>
-          <w:i/>
-          <w:iCs/>
-          <w:color w:val="000000" w:themeColor="text1"/>
-          <w:sz w:val="20"/>
-          <w:szCs w:val="20"/>
-        </w:rPr>
-        <w:t xml:space="preserve"> </w:t>
-      </w:r>
-      <w:r>
-        <w:rPr>
-          <w:rFonts w:cstheme="minorHAnsi"/>
-          <w:i/>
-          <w:iCs/>
-          <w:color w:val="000000" w:themeColor="text1"/>
-          <w:sz w:val="20"/>
-          <w:szCs w:val="20"/>
-        </w:rPr>
-        <w:t>Software Engineer</w:t>
-      </w:r>
-      <w:r>
-        <w:rPr>
-          <w:rFonts w:cstheme="minorHAnsi"/>
-          <w:i/>
-          <w:iCs/>
-          <w:color w:val="000000" w:themeColor="text1"/>
-          <w:sz w:val="20"/>
-          <w:szCs w:val="20"/>
-        </w:rPr>
-        <w:t xml:space="preserve"> Intern</w:t>
-      </w:r>
-      <w:r>
-        <w:rPr>
-          <w:rFonts w:cstheme="minorHAnsi"/>
-          <w:b/>
-          <w:bCs/>
-          <w:color w:val="000000" w:themeColor="text1"/>
-          <w:sz w:val="20"/>
-          <w:szCs w:val="20"/>
-        </w:rPr>
-        <w:tab/>
-      </w:r>
-      <w:r>
-        <w:rPr>
-          <w:rFonts w:cstheme="minorHAnsi"/>
-          <w:i/>
-          <w:iCs/>
-          <w:color w:val="000000" w:themeColor="text1"/>
-          <w:sz w:val="20"/>
-          <w:szCs w:val="20"/>
-        </w:rPr>
-        <w:t xml:space="preserve"> </w:t>
-      </w:r>
-      <w:r>
-        <w:rPr>
-          <w:rFonts w:cstheme="minorHAnsi"/>
-          <w:i/>
-          <w:iCs/>
-          <w:color w:val="000000" w:themeColor="text1"/>
-          <w:sz w:val="20"/>
-          <w:szCs w:val="20"/>
-        </w:rPr>
-        <w:t>Ottawa</w:t>
-      </w:r>
-      <w:r>
-        <w:rPr>
-          <w:rFonts w:cstheme="minorHAnsi"/>
-          <w:i/>
-          <w:iCs/>
-          <w:color w:val="000000" w:themeColor="text1"/>
-          <w:sz w:val="20"/>
-          <w:szCs w:val="20"/>
-        </w:rPr>
-        <w:t xml:space="preserve">, Canada </w:t>
-      </w:r>
-      <w:r>
-        <w:rPr>
-          <w:rFonts w:cstheme="minorHAnsi"/>
-          <w:i/>
-          <w:iCs/>
-          <w:color w:val="000000" w:themeColor="text1"/>
-          <w:sz w:val="20"/>
-          <w:szCs w:val="20"/>
-        </w:rPr>
-        <w:tab/>
-      </w:r>
-      <w:r>
-        <w:rPr>
-          <w:rFonts w:cstheme="minorHAnsi"/>
-          <w:i/>
-          <w:iCs/>
-          <w:color w:val="000000" w:themeColor="text1"/>
-          <w:sz w:val="20"/>
-          <w:szCs w:val="20"/>
-        </w:rPr>
-        <w:t>May</w:t>
-      </w:r>
-      <w:r>
-        <w:rPr>
-          <w:rFonts w:cstheme="minorHAnsi"/>
-          <w:i/>
-          <w:iCs/>
-          <w:color w:val="000000" w:themeColor="text1"/>
-          <w:sz w:val="20"/>
-          <w:szCs w:val="20"/>
-        </w:rPr>
-        <w:t xml:space="preserve"> 202</w:t>
-      </w:r>
-      <w:r>
-        <w:rPr>
-          <w:rFonts w:cstheme="minorHAnsi"/>
-          <w:i/>
-          <w:iCs/>
-          <w:color w:val="000000" w:themeColor="text1"/>
-          <w:sz w:val="20"/>
-          <w:szCs w:val="20"/>
-        </w:rPr>
-        <w:t>6</w:t>
-      </w:r>
-      <w:r>
-        <w:rPr>
-          <w:rFonts w:cstheme="minorHAnsi"/>
-          <w:i/>
-          <w:iCs/>
-          <w:color w:val="000000" w:themeColor="text1"/>
-          <w:sz w:val="20"/>
-          <w:szCs w:val="20"/>
-        </w:rPr>
-        <w:t xml:space="preserve"> – Present</w:t>
-      </w:r>
-    </w:p>
-    <w:p>
-      <w:pPr>
-        <w:pStyle w:val="ListParagraph"/>
-        <w:numPr>
-          <w:ilvl w:val="0"/>
-          <w:numId w:val="34"/>
-        </w:numPr>
-        <w:tabs>
-          <w:tab w:val="right" w:pos="10800"/>
-        </w:tabs>
-        <w:spacing w:after="0" w:line="240" w:lineRule="auto"/>
-        <w:ind w:left="360" w:hanging="180"/>
-        <w:rPr>
-          <w:sz w:val="20"/>
-          <w:szCs w:val="20"/>
-        </w:rPr>
-      </w:pPr>
-      <w:r>
-        <w:rPr>
-          <w:sz w:val="20"/>
-          <w:szCs w:val="20"/>
-        </w:rPr>
-        <w:t xml:space="preserve">Developed an </w:t>
-      </w:r>
-      <w:r>
-        <w:rPr>
-          <w:sz w:val="20"/>
-          <w:szCs w:val="20"/>
-        </w:rPr>
-        <w:t>A</w:t>
-      </w:r>
-      <w:r>
-        <w:rPr>
-          <w:sz w:val="20"/>
-          <w:szCs w:val="20"/>
-        </w:rPr>
-        <w:t xml:space="preserve">gentic AI system that automates unit testing for C/C++ in the Nexus </w:t>
-      </w:r>
-      <w:r>
-        <w:rPr>
-          <w:b/>
-          <w:bCs/>
-          <w:sz w:val="20"/>
-          <w:szCs w:val="20"/>
-        </w:rPr>
-        <w:t>operating system</w:t>
-      </w:r>
-      <w:r>
-        <w:rPr>
-          <w:sz w:val="20"/>
-          <w:szCs w:val="20"/>
-        </w:rPr>
-        <w:t xml:space="preserve"> for data center switches</w:t>
-      </w:r>
-      <w:r>
-        <w:rPr>
-          <w:sz w:val="20"/>
-          <w:szCs w:val="20"/>
-        </w:rPr>
-        <w:t>.</w:t>
-      </w:r>
-    </w:p>
-    <w:p>
-      <w:pPr>
-        <w:pStyle w:val="ListParagraph"/>
-        <w:numPr>
-          <w:ilvl w:val="0"/>
-          <w:numId w:val="34"/>
-        </w:numPr>
-        <w:tabs>
-          <w:tab w:val="right" w:pos="10800"/>
-        </w:tabs>
-        <w:spacing w:after="0" w:line="240" w:lineRule="auto"/>
-        <w:ind w:left="360" w:hanging="180"/>
-        <w:rPr>
-          <w:sz w:val="20"/>
-          <w:szCs w:val="20"/>
-        </w:rPr>
-      </w:pPr>
-      <w:r>
-        <w:rPr>
-          <w:sz w:val="20"/>
-          <w:szCs w:val="20"/>
-        </w:rPr>
-        <w:t xml:space="preserve">Improved agent execution speed by </w:t>
-      </w:r>
-      <w:r>
-        <w:rPr>
-          <w:b/>
-          <w:bCs/>
-          <w:sz w:val="20"/>
-          <w:szCs w:val="20"/>
-        </w:rPr>
-        <w:t>87.5%</w:t>
-      </w:r>
-      <w:r>
-        <w:rPr>
-          <w:sz w:val="20"/>
-          <w:szCs w:val="20"/>
-        </w:rPr>
-        <w:t xml:space="preserve"> through context engineering and custom AI tools that isolated relevant code context.</w:t>
-      </w:r>
-    </w:p>
-    <w:p>
-      <w:pPr>
-        <w:pStyle w:val="ListParagraph"/>
-        <w:numPr>
-          <w:ilvl w:val="0"/>
-          <w:numId w:val="34"/>
-        </w:numPr>
-        <w:tabs>
-          <w:tab w:val="right" w:pos="10800"/>
-        </w:tabs>
-        <w:spacing w:after="0" w:line="240" w:lineRule="auto"/>
-        <w:ind w:left="360" w:hanging="180"/>
-        <w:rPr>
-          <w:sz w:val="20"/>
-          <w:szCs w:val="20"/>
-        </w:rPr>
-      </w:pPr>
-      <w:r>
-        <w:rPr>
-          <w:sz w:val="20"/>
-          <w:szCs w:val="20"/>
-        </w:rPr>
-        <w:t xml:space="preserve">Built a </w:t>
-      </w:r>
-      <w:proofErr w:type="spellStart"/>
-      <w:r>
-        <w:rPr>
-          <w:b/>
-          <w:bCs/>
-          <w:sz w:val="20"/>
-          <w:szCs w:val="20"/>
-        </w:rPr>
-        <w:t>libclang</w:t>
-      </w:r>
-      <w:proofErr w:type="spellEnd"/>
-      <w:r>
-        <w:rPr>
-          <w:sz w:val="20"/>
-          <w:szCs w:val="20"/>
-        </w:rPr>
-        <w:t xml:space="preserve">-based AST pipeline that automatically </w:t>
-      </w:r>
-      <w:r>
-        <w:rPr>
-          <w:sz w:val="20"/>
-          <w:szCs w:val="20"/>
-        </w:rPr>
-        <w:t>generated</w:t>
-      </w:r>
-      <w:r>
-        <w:rPr>
-          <w:sz w:val="20"/>
-          <w:szCs w:val="20"/>
-        </w:rPr>
-        <w:t xml:space="preserve"> dependenc</w:t>
-      </w:r>
-      <w:r>
-        <w:rPr>
-          <w:sz w:val="20"/>
-          <w:szCs w:val="20"/>
-        </w:rPr>
-        <w:t xml:space="preserve">ies </w:t>
-      </w:r>
-      <w:r>
-        <w:rPr>
-          <w:sz w:val="20"/>
-          <w:szCs w:val="20"/>
-        </w:rPr>
-        <w:t xml:space="preserve">and mock scaffolding </w:t>
-      </w:r>
-      <w:r>
-        <w:rPr>
-          <w:b/>
-          <w:bCs/>
-          <w:sz w:val="20"/>
-          <w:szCs w:val="20"/>
-        </w:rPr>
-        <w:t>for C/C++ unit testing</w:t>
-      </w:r>
-      <w:r>
-        <w:rPr>
-          <w:sz w:val="20"/>
-          <w:szCs w:val="20"/>
-        </w:rPr>
-        <w:t>.</w:t>
-      </w:r>
-    </w:p>
-    <w:p>
-      <w:pPr>
-        <w:pStyle w:val="ListParagraph"/>
-        <w:numPr>
-          <w:ilvl w:val="0"/>
-          <w:numId w:val="34"/>
-        </w:numPr>
-        <w:tabs>
-          <w:tab w:val="right" w:pos="10800"/>
-        </w:tabs>
-        <w:spacing w:after="0" w:line="240" w:lineRule="auto"/>
-        <w:ind w:left="360" w:hanging="180"/>
-        <w:rPr>
-          <w:sz w:val="20"/>
-          <w:szCs w:val="20"/>
-        </w:rPr>
-      </w:pPr>
-      <w:r>
-        <w:rPr>
-          <w:sz w:val="20"/>
-          <w:szCs w:val="20"/>
-        </w:rPr>
-        <w:t>Built a framework-agnostic adapter registry (</w:t>
-      </w:r>
-      <w:proofErr w:type="spellStart"/>
-      <w:r>
-        <w:rPr>
-          <w:b/>
-          <w:bCs/>
-          <w:sz w:val="20"/>
-          <w:szCs w:val="20"/>
-        </w:rPr>
-        <w:t>CMocka</w:t>
-      </w:r>
-      <w:proofErr w:type="spellEnd"/>
-      <w:r>
-        <w:rPr>
-          <w:b/>
-          <w:bCs/>
-          <w:sz w:val="20"/>
-          <w:szCs w:val="20"/>
-        </w:rPr>
-        <w:t xml:space="preserve">, FFF, </w:t>
-      </w:r>
-      <w:proofErr w:type="spellStart"/>
-      <w:r>
-        <w:rPr>
-          <w:b/>
-          <w:bCs/>
-          <w:sz w:val="20"/>
-          <w:szCs w:val="20"/>
-        </w:rPr>
-        <w:t>CppUTest</w:t>
-      </w:r>
-      <w:proofErr w:type="spellEnd"/>
-      <w:r>
-        <w:rPr>
-          <w:sz w:val="20"/>
-          <w:szCs w:val="20"/>
-        </w:rPr>
-        <w:t>) with Jinja2 templating and Bazel build scaffold generation.</w:t>
-      </w:r>
-    </w:p>
-    <w:p>
-      <w:pPr>
-        <w:tabs>
-          <w:tab w:val="right" w:pos="10800"/>
-        </w:tabs>
-        <w:spacing w:after="0" w:line="240" w:lineRule="auto"/>
-        <w:rPr>
-          <w:rFonts w:cstheme="minorHAnsi"/>
-          <w:color w:val="000000" w:themeColor="text1"/>
-          <w:sz w:val="6"/>
-          <w:szCs w:val="6"/>
-        </w:rPr>
-      </w:pPr>
-    </w:p>
-    <w:p>
-      <w:pPr>
-        <w:tabs>
-          <w:tab w:val="center" w:pos="5400"/>
-          <w:tab w:val="right" w:pos="10800"/>
-        </w:tabs>
-        <w:spacing w:after="60" w:line="240" w:lineRule="auto"/>
-        <w:ind w:left="274" w:hanging="274"/>
-        <w:rPr>
-          <w:rFonts w:cstheme="minorHAnsi"/>
-          <w:i/>
-          <w:iCs/>
-          <w:color w:val="000000" w:themeColor="text1"/>
-          <w:sz w:val="20"/>
-          <w:szCs w:val="20"/>
-        </w:rPr>
-      </w:pPr>
-      <w:hyperlink r:id="rId13" w:history="1">
         <w:r>
           <w:rPr>
             <w:rStyle w:val="Hyperlink"/>
@@ -1638,7 +1262,7 @@
           <w:sz w:val="20"/>
           <w:szCs w:val="20"/>
         </w:rPr>
-        <w:t xml:space="preserve"> Data Scientist</w:t>
+        <w:t xml:space="preserve"> </w:t>
       </w:r>
       <w:r>
         <w:rPr>
@@ -1649,18 +1273,7 @@
           <w:sz w:val="20"/>
           <w:szCs w:val="20"/>
         </w:rPr>
-        <w:t xml:space="preserve"> Intern</w:t>
-      </w:r>
-      <w:r>
-        <w:rPr>
-          <w:rFonts w:cstheme="minorHAnsi"/>
-          <w:b/>
-          <w:bCs/>
-          <w:color w:val="000000" w:themeColor="text1"/>
-          <w:sz w:val="20"/>
-          <w:szCs w:val="20"/>
-        </w:rPr>
-        <w:tab/>
+        <w:t xml:space="preserve">AI Engineer </w:t>
       </w:r>
       <w:r>
         <w:rPr>
@@ -1671,7 +1284,7 @@
           <w:sz w:val="20"/>
           <w:szCs w:val="20"/>
         </w:rPr>
-        <w:t xml:space="preserve"> Ottawa, Canada </w:t>
+        <w:t xml:space="preserve">&amp; </w:t>
       </w:r>
       <w:r>
         <w:rPr>
@@ -1682,7 +1295,7 @@
           <w:sz w:val="20"/>
           <w:szCs w:val="20"/>
         </w:rPr>
-        <w:tab/>
+        <w:t>Data Scientist</w:t>
       </w:r>
       <w:r>
         <w:rPr>
@@ -1693,7 +1306,18 @@
           <w:sz w:val="20"/>
           <w:szCs w:val="20"/>
         </w:rPr>
-        <w:t xml:space="preserve">Sept 2025 – </w:t>
+        <w:t xml:space="preserve"> Intern</w:t>
+      </w:r>
+      <w:r>
+        <w:rPr>
+          <w:rFonts w:cstheme="minorHAnsi"/>
+          <w:b/>
+          <w:bCs/>
+          <w:color w:val="000000" w:themeColor="text1"/>
+          <w:sz w:val="20"/>
+          <w:szCs w:val="20"/>
+        </w:rPr>
+        <w:tab/>
       </w:r>
       <w:r>
         <w:rPr>
@@ -1704,7 +1328,73 @@
           <w:sz w:val="20"/>
           <w:szCs w:val="20"/>
         </w:rPr>
-        <w:t>May 2026</w:t>
+        <w:t xml:space="preserve"> Ottawa, Canada </w:t>
+      </w:r>
+      <w:r>
+        <w:rPr>
+          <w:rFonts w:cstheme="minorHAnsi"/>
+          <w:i/>
+          <w:iCs/>
+          <w:color w:val="000000" w:themeColor="text1"/>
+          <w:sz w:val="20"/>
+          <w:szCs w:val="20"/>
+        </w:rPr>
+        <w:tab/>
+      </w:r>
+      <w:r>
+        <w:rPr>
+          <w:rFonts w:cstheme="minorHAnsi"/>
+          <w:i/>
+          <w:iCs/>
+          <w:color w:val="000000" w:themeColor="text1"/>
+          <w:sz w:val="20"/>
+          <w:szCs w:val="20"/>
+        </w:rPr>
+        <w:t>Sept 2025</w:t>
+      </w:r>
+      <w:r>
+        <w:rPr>
+          <w:rFonts w:cstheme="minorHAnsi"/>
+          <w:i/>
+          <w:iCs/>
+          <w:color w:val="000000" w:themeColor="text1"/>
+          <w:sz w:val="20"/>
+          <w:szCs w:val="20"/>
+        </w:rPr>
+        <w:t xml:space="preserve"> – </w:t>
+      </w:r>
+      <w:r>
+        <w:rPr>
+          <w:rFonts w:cstheme="minorHAnsi"/>
+          <w:i/>
+          <w:iCs/>
+          <w:color w:val="000000" w:themeColor="text1"/>
+          <w:sz w:val="20"/>
+          <w:szCs w:val="20"/>
+        </w:rPr>
+        <w:t>May 2026 &amp; Sept 2026</w:t>
+      </w:r>
+      <w:r>
+        <w:rPr>
+          <w:rFonts w:cstheme="minorHAnsi"/>
+          <w:i/>
+          <w:iCs/>
+          <w:color w:val="000000" w:themeColor="text1"/>
+          <w:sz w:val="20"/>
+          <w:szCs w:val="20"/>
+        </w:rPr>
+        <w:t xml:space="preserve"> – </w:t>
+      </w:r>
+      <w:r>
+        <w:rPr>
+          <w:rFonts w:cstheme="minorHAnsi"/>
+          <w:i/>
+          <w:iCs/>
+          <w:color w:val="000000" w:themeColor="text1"/>
+          <w:sz w:val="20"/>
+          <w:szCs w:val="20"/>
+        </w:rPr>
+        <w:t>Dec 2026</w:t>
       </w:r>
     </w:p>
     <w:p>
@@ -1754,7 +1444,7 @@
         </w:rPr>
         <w:t xml:space="preserve"> supporting a </w:t>
       </w:r>
-      <w:hyperlink r:id="rId14" w:history="1">
+      <w:hyperlink r:id="rId13" w:history="1">
         <w:r>
           <w:rPr>
             <w:rStyle w:val="Hyperlink"/>
@@ -1777,31 +1467,7 @@
             <w:sz w:val="20"/>
             <w:szCs w:val="20"/>
           </w:rPr>
-          <w:t>d</w:t>
-        </w:r>
-        <w:r>
-          <w:rPr>
-            <w:rStyle w:val="Hyperlink"/>
-            <w:rFonts w:cstheme="minorHAnsi"/>
-            <w:b/>
-            <w:bCs/>
-            <w:color w:val="000000" w:themeColor="text1"/>
-            <w:sz w:val="20"/>
-            <w:szCs w:val="20"/>
-          </w:rPr>
-          <w:t xml:space="preserve">efense </w:t>
-        </w:r>
-        <w:r>
-          <w:rPr>
-            <w:rStyle w:val="Hyperlink"/>
-            <w:rFonts w:cstheme="minorHAnsi"/>
-            <w:b/>
-            <w:bCs/>
-            <w:color w:val="000000" w:themeColor="text1"/>
-            <w:sz w:val="20"/>
-            <w:szCs w:val="20"/>
-          </w:rPr>
-          <w:t>c</w:t>
+          <w:t>defense c</w:t>
         </w:r>
         <w:r>
           <w:rPr>
@@ -1832,16 +1498,7 @@
           <w:sz w:val="20"/>
           <w:szCs w:val="20"/>
         </w:rPr>
-        <w:t xml:space="preserve"> securing continued funding after stakeholder </w:t>
-      </w:r>
-      <w:r>
-        <w:rPr>
-          <w:rFonts w:cstheme="minorHAnsi"/>
-          <w:color w:val="000000" w:themeColor="text1"/>
-          <w:sz w:val="20"/>
-          <w:szCs w:val="20"/>
-        </w:rPr>
-        <w:t>demo</w:t>
+        <w:t xml:space="preserve"> securing continued funding after stakeholder demo</w:t>
       </w:r>
       <w:r>
         <w:rPr>
@@ -1889,7 +1546,38 @@
           <w:sz w:val="20"/>
           <w:szCs w:val="20"/>
         </w:rPr>
-        <w:t>Designed</w:t>
+        <w:t xml:space="preserve">Created secure </w:t>
+      </w:r>
+      <w:r>
+        <w:rPr>
+          <w:rFonts w:cstheme="minorHAnsi"/>
+          <w:b/>
+          <w:bCs/>
+          <w:color w:val="000000" w:themeColor="text1"/>
+          <w:sz w:val="20"/>
+          <w:szCs w:val="20"/>
+        </w:rPr>
+        <w:t>MCP Servers</w:t>
+      </w:r>
+      <w:r>
+        <w:rPr>
+          <w:rFonts w:cstheme="minorHAnsi"/>
+          <w:color w:val="000000" w:themeColor="text1"/>
+          <w:sz w:val="20"/>
+          <w:szCs w:val="20"/>
+        </w:rPr>
+        <w:t xml:space="preserve"> for </w:t>
+      </w:r>
+      <w:r>
+        <w:rPr>
+          <w:rFonts w:cstheme="minorHAnsi"/>
+          <w:b/>
+          <w:bCs/>
+          <w:color w:val="000000" w:themeColor="text1"/>
+          <w:sz w:val="20"/>
+          <w:szCs w:val="20"/>
+        </w:rPr>
+        <w:t>AI</w:t>
       </w:r>
       <w:r>
         <w:rPr>
@@ -1903,31 +1591,22 @@
       <w:r>
         <w:rPr>
           <w:rFonts w:cstheme="minorHAnsi"/>
-          <w:color w:val="000000" w:themeColor="text1"/>
-          <w:sz w:val="20"/>
-          <w:szCs w:val="20"/>
-        </w:rPr>
-        <w:t xml:space="preserve">a </w:t>
-      </w:r>
-      <w:r>
-        <w:rPr>
-          <w:rFonts w:cstheme="minorHAnsi"/>
-          <w:b/>
-          <w:bCs/>
-          <w:color w:val="000000" w:themeColor="text1"/>
-          <w:sz w:val="20"/>
-          <w:szCs w:val="20"/>
-        </w:rPr>
-        <w:t xml:space="preserve">Full-Stack </w:t>
-      </w:r>
-      <w:r>
-        <w:rPr>
-          <w:rFonts w:cstheme="minorHAnsi"/>
-          <w:color w:val="000000" w:themeColor="text1"/>
-          <w:sz w:val="20"/>
-          <w:szCs w:val="20"/>
-        </w:rPr>
-        <w:t>data platform to query live military data and gain ML predictions using FastAPI, Haystack, Neo4J, Docker.</w:t>
+          <w:b/>
+          <w:bCs/>
+          <w:color w:val="000000" w:themeColor="text1"/>
+          <w:sz w:val="20"/>
+          <w:szCs w:val="20"/>
+        </w:rPr>
+        <w:t>Agents</w:t>
+      </w:r>
+      <w:r>
+        <w:rPr>
+          <w:rFonts w:cstheme="minorHAnsi"/>
+          <w:color w:val="000000" w:themeColor="text1"/>
+          <w:sz w:val="20"/>
+          <w:szCs w:val="20"/>
+        </w:rPr>
+        <w:t xml:space="preserve"> gaining specific context to documents held on company internal databases.</w:t>
       </w:r>
     </w:p>
     <w:p>
@@ -1957,65 +1636,54 @@
           <w:sz w:val="20"/>
           <w:szCs w:val="20"/>
         </w:rPr>
-        <w:t xml:space="preserve">Implemented ML </w:t>
-      </w:r>
-      <w:r>
-        <w:rPr>
-          <w:rFonts w:cstheme="minorHAnsi"/>
-          <w:b/>
-          <w:bCs/>
-          <w:color w:val="000000" w:themeColor="text1"/>
-          <w:sz w:val="20"/>
-          <w:szCs w:val="20"/>
-        </w:rPr>
-        <w:t>Genetic Algorithms</w:t>
-      </w:r>
-      <w:r>
-        <w:rPr>
-          <w:rFonts w:cstheme="minorHAnsi"/>
-          <w:color w:val="000000" w:themeColor="text1"/>
-          <w:sz w:val="20"/>
-          <w:szCs w:val="20"/>
-        </w:rPr>
-        <w:t xml:space="preserve"> </w:t>
-      </w:r>
-      <w:r>
-        <w:rPr>
-          <w:rFonts w:cstheme="minorHAnsi"/>
-          <w:b/>
-          <w:bCs/>
-          <w:color w:val="000000" w:themeColor="text1"/>
-          <w:sz w:val="20"/>
-          <w:szCs w:val="20"/>
-        </w:rPr>
-        <w:t>(NSGA-II)</w:t>
-      </w:r>
-      <w:r>
-        <w:rPr>
-          <w:rFonts w:cstheme="minorHAnsi"/>
-          <w:color w:val="000000" w:themeColor="text1"/>
-          <w:sz w:val="20"/>
-          <w:szCs w:val="20"/>
-        </w:rPr>
-        <w:t xml:space="preserve"> </w:t>
-      </w:r>
-      <w:r>
-        <w:rPr>
-          <w:rFonts w:cstheme="minorHAnsi"/>
-          <w:color w:val="000000" w:themeColor="text1"/>
-          <w:sz w:val="20"/>
-          <w:szCs w:val="20"/>
-        </w:rPr>
-        <w:t>to provide heuristic analysis and optimal choices for effortless client decisions</w:t>
-      </w:r>
-      <w:r>
-        <w:rPr>
-          <w:rFonts w:cstheme="minorHAnsi"/>
-          <w:color w:val="000000" w:themeColor="text1"/>
-          <w:sz w:val="20"/>
-          <w:szCs w:val="20"/>
-        </w:rPr>
-        <w:t>.</w:t>
+        <w:t xml:space="preserve">Designed </w:t>
+      </w:r>
+      <w:r>
+        <w:rPr>
+          <w:rFonts w:cstheme="minorHAnsi"/>
+          <w:color w:val="000000" w:themeColor="text1"/>
+          <w:sz w:val="20"/>
+          <w:szCs w:val="20"/>
+        </w:rPr>
+        <w:t xml:space="preserve">a </w:t>
+      </w:r>
+      <w:r>
+        <w:rPr>
+          <w:rFonts w:cstheme="minorHAnsi"/>
+          <w:b/>
+          <w:bCs/>
+          <w:color w:val="000000" w:themeColor="text1"/>
+          <w:sz w:val="20"/>
+          <w:szCs w:val="20"/>
+        </w:rPr>
+        <w:t xml:space="preserve">Full-Stack </w:t>
+      </w:r>
+      <w:r>
+        <w:rPr>
+          <w:rFonts w:cstheme="minorHAnsi"/>
+          <w:color w:val="000000" w:themeColor="text1"/>
+          <w:sz w:val="20"/>
+          <w:szCs w:val="20"/>
+        </w:rPr>
+        <w:t>data platform to query live military data and gain ML predictions using FastAPI, Haystack, Neo4</w:t>
+      </w:r>
+      <w:r>
+        <w:rPr>
+          <w:rFonts w:cstheme="minorHAnsi"/>
+          <w:color w:val="000000" w:themeColor="text1"/>
+          <w:sz w:val="20"/>
+          <w:szCs w:val="20"/>
+        </w:rPr>
+        <w:t>j</w:t>
+      </w:r>
+      <w:r>
+        <w:rPr>
+          <w:rFonts w:cstheme="minorHAnsi"/>
+          <w:color w:val="000000" w:themeColor="text1"/>
+          <w:sz w:val="20"/>
+          <w:szCs w:val="20"/>
+        </w:rPr>
+        <w:t>, Docker.</w:t>
       </w:r>
     </w:p>
     <w:p>
@@ -2045,6 +1713,94 @@
           <w:sz w:val="20"/>
           <w:szCs w:val="20"/>
         </w:rPr>
+        <w:t xml:space="preserve">Implemented ML </w:t>
+      </w:r>
+      <w:r>
+        <w:rPr>
+          <w:rFonts w:cstheme="minorHAnsi"/>
+          <w:b/>
+          <w:bCs/>
+          <w:color w:val="000000" w:themeColor="text1"/>
+          <w:sz w:val="20"/>
+          <w:szCs w:val="20"/>
+        </w:rPr>
+        <w:t>Genetic Algorithms</w:t>
+      </w:r>
+      <w:r>
+        <w:rPr>
+          <w:rFonts w:cstheme="minorHAnsi"/>
+          <w:color w:val="000000" w:themeColor="text1"/>
+          <w:sz w:val="20"/>
+          <w:szCs w:val="20"/>
+        </w:rPr>
+        <w:t xml:space="preserve"> </w:t>
+      </w:r>
+      <w:r>
+        <w:rPr>
+          <w:rFonts w:cstheme="minorHAnsi"/>
+          <w:b/>
+          <w:bCs/>
+          <w:color w:val="000000" w:themeColor="text1"/>
+          <w:sz w:val="20"/>
+          <w:szCs w:val="20"/>
+        </w:rPr>
+        <w:t>(NSGA-II)</w:t>
+      </w:r>
+      <w:r>
+        <w:rPr>
+          <w:rFonts w:cstheme="minorHAnsi"/>
+          <w:color w:val="000000" w:themeColor="text1"/>
+          <w:sz w:val="20"/>
+          <w:szCs w:val="20"/>
+        </w:rPr>
+        <w:t xml:space="preserve"> </w:t>
+      </w:r>
+      <w:r>
+        <w:rPr>
+          <w:rFonts w:cstheme="minorHAnsi"/>
+          <w:color w:val="000000" w:themeColor="text1"/>
+          <w:sz w:val="20"/>
+          <w:szCs w:val="20"/>
+        </w:rPr>
+        <w:t>to provide heuristic analysis and optimal choices for effortless client decisions</w:t>
+      </w:r>
+      <w:r>
+        <w:rPr>
+          <w:rFonts w:cstheme="minorHAnsi"/>
+          <w:color w:val="000000" w:themeColor="text1"/>
+          <w:sz w:val="20"/>
+          <w:szCs w:val="20"/>
+        </w:rPr>
+        <w:t>.</w:t>
+      </w:r>
+    </w:p>
+    <w:p>
+      <w:pPr>
+        <w:pStyle w:val="ListParagraph"/>
+        <w:numPr>
+          <w:ilvl w:val="0"/>
+          <w:numId w:val="2"/>
+        </w:numPr>
+        <w:tabs>
+          <w:tab w:val="center" w:pos="5400"/>
+          <w:tab w:val="right" w:pos="10800"/>
+        </w:tabs>
+        <w:spacing w:after="0" w:line="240" w:lineRule="auto"/>
+        <w:ind w:hanging="180"/>
+        <w:rPr>
+          <w:rFonts w:cstheme="minorHAnsi"/>
+          <w:color w:val="000000" w:themeColor="text1"/>
+          <w:sz w:val="20"/>
+          <w:szCs w:val="20"/>
+        </w:rPr>
+      </w:pPr>
+      <w:r>
+        <w:rPr>
+          <w:rFonts w:cstheme="minorHAnsi"/>
+          <w:color w:val="000000" w:themeColor="text1"/>
+          <w:sz w:val="20"/>
+          <w:szCs w:val="20"/>
+        </w:rPr>
         <w:t xml:space="preserve">Built scalable </w:t>
       </w:r>
       <w:r>
@@ -2126,6 +1882,462 @@
           <w:szCs w:val="20"/>
         </w:rPr>
         <w:t>.</w:t>
+      </w:r>
+    </w:p>
+    <w:p>
+      <w:pPr>
+        <w:tabs>
+          <w:tab w:val="right" w:pos="10800"/>
+        </w:tabs>
+        <w:spacing w:after="0" w:line="240" w:lineRule="auto"/>
+        <w:rPr>
+          <w:rFonts w:cstheme="minorHAnsi"/>
+          <w:color w:val="000000" w:themeColor="text1"/>
+          <w:sz w:val="6"/>
+          <w:szCs w:val="6"/>
+        </w:rPr>
+      </w:pPr>
+    </w:p>
+    <w:p>
+      <w:pPr>
+        <w:tabs>
+          <w:tab w:val="center" w:pos="5400"/>
+          <w:tab w:val="right" w:pos="10800"/>
+        </w:tabs>
+        <w:spacing w:after="60" w:line="240" w:lineRule="auto"/>
+        <w:ind w:left="274" w:hanging="274"/>
+        <w:rPr>
+          <w:rFonts w:cstheme="minorHAnsi"/>
+          <w:i/>
+          <w:iCs/>
+          <w:color w:val="000000" w:themeColor="text1"/>
+          <w:sz w:val="20"/>
+          <w:szCs w:val="20"/>
+        </w:rPr>
+      </w:pPr>
+      <w:hyperlink r:id="rId14" w:history="1">
+        <w:r>
+          <w:rPr>
+            <w:rStyle w:val="Hyperlink"/>
+            <w:rFonts w:cstheme="minorHAnsi"/>
+            <w:b/>
+            <w:bCs/>
+            <w:color w:val="000000" w:themeColor="text1"/>
+            <w:sz w:val="20"/>
+            <w:szCs w:val="20"/>
+          </w:rPr>
+          <w:t>Cisco</w:t>
+        </w:r>
+      </w:hyperlink>
+      <w:r>
+        <w:t>,</w:t>
+      </w:r>
+      <w:r>
+        <w:rPr>
+          <w:rFonts w:cstheme="minorHAnsi"/>
+          <w:i/>
+          <w:iCs/>
+          <w:color w:val="000000" w:themeColor="text1"/>
+          <w:sz w:val="20"/>
+          <w:szCs w:val="20"/>
+        </w:rPr>
+        <w:t xml:space="preserve"> </w:t>
+      </w:r>
+      <w:r>
+        <w:rPr>
+          <w:rFonts w:cstheme="minorHAnsi"/>
+          <w:i/>
+          <w:iCs/>
+          <w:color w:val="000000" w:themeColor="text1"/>
+          <w:sz w:val="20"/>
+          <w:szCs w:val="20"/>
+        </w:rPr>
+        <w:t>Software Engineer</w:t>
+      </w:r>
+      <w:r>
+        <w:rPr>
+          <w:rFonts w:cstheme="minorHAnsi"/>
+          <w:i/>
+          <w:iCs/>
+          <w:color w:val="000000" w:themeColor="text1"/>
+          <w:sz w:val="20"/>
+          <w:szCs w:val="20"/>
+        </w:rPr>
+        <w:t xml:space="preserve"> Intern</w:t>
+      </w:r>
+      <w:r>
+        <w:rPr>
+          <w:rFonts w:cstheme="minorHAnsi"/>
+          <w:b/>
+          <w:bCs/>
+          <w:color w:val="000000" w:themeColor="text1"/>
+          <w:sz w:val="20"/>
+          <w:szCs w:val="20"/>
+        </w:rPr>
+        <w:tab/>
+      </w:r>
+      <w:r>
+        <w:rPr>
+          <w:rFonts w:cstheme="minorHAnsi"/>
+          <w:i/>
+          <w:iCs/>
+          <w:color w:val="000000" w:themeColor="text1"/>
+          <w:sz w:val="20"/>
+          <w:szCs w:val="20"/>
+        </w:rPr>
+        <w:t xml:space="preserve"> </w:t>
+      </w:r>
+      <w:r>
+        <w:rPr>
+          <w:rFonts w:cstheme="minorHAnsi"/>
+          <w:i/>
+          <w:iCs/>
+          <w:color w:val="000000" w:themeColor="text1"/>
+          <w:sz w:val="20"/>
+          <w:szCs w:val="20"/>
+        </w:rPr>
+        <w:t>Ottawa</w:t>
+      </w:r>
+      <w:r>
+        <w:rPr>
+          <w:rFonts w:cstheme="minorHAnsi"/>
+          <w:i/>
+          <w:iCs/>
+          <w:color w:val="000000" w:themeColor="text1"/>
+          <w:sz w:val="20"/>
+          <w:szCs w:val="20"/>
+        </w:rPr>
+        <w:t xml:space="preserve">, Canada </w:t>
+      </w:r>
+      <w:r>
+        <w:rPr>
+          <w:rFonts w:cstheme="minorHAnsi"/>
+          <w:i/>
+          <w:iCs/>
+          <w:color w:val="000000" w:themeColor="text1"/>
+          <w:sz w:val="20"/>
+          <w:szCs w:val="20"/>
+        </w:rPr>
+        <w:tab/>
+      </w:r>
+      <w:r>
+        <w:rPr>
+          <w:rFonts w:cstheme="minorHAnsi"/>
+          <w:i/>
+          <w:iCs/>
+          <w:color w:val="000000" w:themeColor="text1"/>
+          <w:sz w:val="20"/>
+          <w:szCs w:val="20"/>
+        </w:rPr>
+        <w:t>May</w:t>
+      </w:r>
+      <w:r>
+        <w:rPr>
+          <w:rFonts w:cstheme="minorHAnsi"/>
+          <w:i/>
+          <w:iCs/>
+          <w:color w:val="000000" w:themeColor="text1"/>
+          <w:sz w:val="20"/>
+          <w:szCs w:val="20"/>
+        </w:rPr>
+        <w:t xml:space="preserve"> 202</w:t>
+      </w:r>
+      <w:r>
+        <w:rPr>
+          <w:rFonts w:cstheme="minorHAnsi"/>
+          <w:i/>
+          <w:iCs/>
+          <w:color w:val="000000" w:themeColor="text1"/>
+          <w:sz w:val="20"/>
+          <w:szCs w:val="20"/>
+        </w:rPr>
+        <w:t>6</w:t>
+      </w:r>
+      <w:r>
+        <w:rPr>
+          <w:rFonts w:cstheme="minorHAnsi"/>
+          <w:i/>
+          <w:iCs/>
+          <w:color w:val="000000" w:themeColor="text1"/>
+          <w:sz w:val="20"/>
+          <w:szCs w:val="20"/>
+        </w:rPr>
+        <w:t xml:space="preserve"> – </w:t>
+      </w:r>
+      <w:r>
+        <w:rPr>
+          <w:rFonts w:cstheme="minorHAnsi"/>
+          <w:i/>
+          <w:iCs/>
+          <w:color w:val="000000" w:themeColor="text1"/>
+          <w:sz w:val="20"/>
+          <w:szCs w:val="20"/>
+        </w:rPr>
+        <w:t>Sept 2026</w:t>
+      </w:r>
+    </w:p>
+    <w:p>
+      <w:pPr>
+        <w:pStyle w:val="ListParagraph"/>
+        <w:numPr>
+          <w:ilvl w:val="0"/>
+          <w:numId w:val="34"/>
+        </w:numPr>
+        <w:tabs>
+          <w:tab w:val="right" w:pos="10800"/>
+        </w:tabs>
+        <w:spacing w:after="0" w:line="240" w:lineRule="auto"/>
+        <w:ind w:left="360" w:hanging="180"/>
+        <w:rPr>
+          <w:sz w:val="20"/>
+          <w:szCs w:val="20"/>
+        </w:rPr>
+      </w:pPr>
+      <w:r>
+        <w:rPr>
+          <w:sz w:val="20"/>
+          <w:szCs w:val="20"/>
+        </w:rPr>
+        <w:t xml:space="preserve">Developed an </w:t>
+      </w:r>
+      <w:r>
+        <w:rPr>
+          <w:sz w:val="20"/>
+          <w:szCs w:val="20"/>
+        </w:rPr>
+        <w:t>A</w:t>
+      </w:r>
+      <w:r>
+        <w:rPr>
+          <w:sz w:val="20"/>
+          <w:szCs w:val="20"/>
+        </w:rPr>
+        <w:t xml:space="preserve">gentic AI system that automates unit testing for C/C++ in the Nexus </w:t>
+      </w:r>
+      <w:r>
+        <w:rPr>
+          <w:b/>
+          <w:bCs/>
+          <w:sz w:val="20"/>
+          <w:szCs w:val="20"/>
+        </w:rPr>
+        <w:t>operating system</w:t>
+      </w:r>
+      <w:r>
+        <w:rPr>
+          <w:sz w:val="20"/>
+          <w:szCs w:val="20"/>
+        </w:rPr>
+        <w:t xml:space="preserve"> for data center switches</w:t>
+      </w:r>
+      <w:r>
+        <w:rPr>
+          <w:sz w:val="20"/>
+          <w:szCs w:val="20"/>
+        </w:rPr>
+        <w:t>.</w:t>
+      </w:r>
+    </w:p>
+    <w:p>
+      <w:pPr>
+        <w:pStyle w:val="ListParagraph"/>
+        <w:numPr>
+          <w:ilvl w:val="0"/>
+          <w:numId w:val="34"/>
+        </w:numPr>
+        <w:tabs>
+          <w:tab w:val="right" w:pos="10800"/>
+        </w:tabs>
+        <w:spacing w:after="0" w:line="240" w:lineRule="auto"/>
+        <w:ind w:left="360" w:hanging="180"/>
+        <w:rPr>
+          <w:sz w:val="20"/>
+          <w:szCs w:val="20"/>
+        </w:rPr>
+      </w:pPr>
+      <w:r>
+        <w:rPr>
+          <w:sz w:val="20"/>
+          <w:szCs w:val="20"/>
+        </w:rPr>
+        <w:t xml:space="preserve">Improved agent execution speed by </w:t>
+      </w:r>
+      <w:r>
+        <w:rPr>
+          <w:b/>
+          <w:bCs/>
+          <w:sz w:val="20"/>
+          <w:szCs w:val="20"/>
+        </w:rPr>
+        <w:t>87.5%</w:t>
+      </w:r>
+      <w:r>
+        <w:rPr>
+          <w:sz w:val="20"/>
+          <w:szCs w:val="20"/>
+        </w:rPr>
+        <w:t xml:space="preserve"> through context engineering and custom AI tools that isolated relevant code context.</w:t>
+      </w:r>
+    </w:p>
+    <w:p>
+      <w:pPr>
+        <w:pStyle w:val="ListParagraph"/>
+        <w:numPr>
+          <w:ilvl w:val="0"/>
+          <w:numId w:val="34"/>
+        </w:numPr>
+        <w:tabs>
+          <w:tab w:val="right" w:pos="10800"/>
+        </w:tabs>
+        <w:spacing w:after="0" w:line="240" w:lineRule="auto"/>
+        <w:ind w:left="360" w:hanging="180"/>
+        <w:rPr>
+          <w:sz w:val="20"/>
+          <w:szCs w:val="20"/>
+        </w:rPr>
+      </w:pPr>
+      <w:r>
+        <w:rPr>
+          <w:sz w:val="20"/>
+          <w:szCs w:val="20"/>
+        </w:rPr>
+        <w:t>B</w:t>
+      </w:r>
+      <w:r>
+        <w:rPr>
+          <w:sz w:val="20"/>
+          <w:szCs w:val="20"/>
+        </w:rPr>
+        <w:t xml:space="preserve">uilt a </w:t>
+      </w:r>
+      <w:proofErr w:type="spellStart"/>
+      <w:r>
+        <w:rPr>
+          <w:b/>
+          <w:bCs/>
+          <w:sz w:val="20"/>
+          <w:szCs w:val="20"/>
+        </w:rPr>
+        <w:t>libclang</w:t>
+      </w:r>
+      <w:proofErr w:type="spellEnd"/>
+      <w:r>
+        <w:rPr>
+          <w:sz w:val="20"/>
+          <w:szCs w:val="20"/>
+        </w:rPr>
+        <w:t xml:space="preserve">-pipeline that automatically generated </w:t>
+      </w:r>
+      <w:r>
+        <w:rPr>
+          <w:b/>
+          <w:bCs/>
+          <w:sz w:val="20"/>
+          <w:szCs w:val="20"/>
+        </w:rPr>
+        <w:t xml:space="preserve">C/C++ unit tests </w:t>
+      </w:r>
+      <w:r>
+        <w:rPr>
+          <w:sz w:val="20"/>
+          <w:szCs w:val="20"/>
+        </w:rPr>
+        <w:t>within</w:t>
+      </w:r>
+      <w:r>
+        <w:rPr>
+          <w:b/>
+          <w:bCs/>
+          <w:sz w:val="20"/>
+          <w:szCs w:val="20"/>
+        </w:rPr>
+        <w:t xml:space="preserve"> 10 seconds </w:t>
+      </w:r>
+      <w:r>
+        <w:rPr>
+          <w:sz w:val="20"/>
+          <w:szCs w:val="20"/>
+        </w:rPr>
+        <w:t>and</w:t>
+      </w:r>
+      <w:r>
+        <w:rPr>
+          <w:b/>
+          <w:bCs/>
+          <w:sz w:val="20"/>
+          <w:szCs w:val="20"/>
+        </w:rPr>
+        <w:t xml:space="preserve"> saved on 10,000 tokens </w:t>
+      </w:r>
+      <w:r>
+        <w:rPr>
+          <w:sz w:val="20"/>
+          <w:szCs w:val="20"/>
+        </w:rPr>
+        <w:t>per run.</w:t>
+      </w:r>
+    </w:p>
+    <w:p>
+      <w:pPr>
+        <w:pStyle w:val="ListParagraph"/>
+        <w:numPr>
+          <w:ilvl w:val="0"/>
+          <w:numId w:val="34"/>
+        </w:numPr>
+        <w:tabs>
+          <w:tab w:val="right" w:pos="10800"/>
+        </w:tabs>
+        <w:spacing w:after="0" w:line="240" w:lineRule="auto"/>
+        <w:ind w:left="360" w:hanging="180"/>
+        <w:rPr>
+          <w:sz w:val="20"/>
+          <w:szCs w:val="20"/>
+        </w:rPr>
+      </w:pPr>
+      <w:r>
+        <w:rPr>
+          <w:sz w:val="20"/>
+          <w:szCs w:val="20"/>
+        </w:rPr>
+        <w:t>Built a framework-agnostic adapter registry (</w:t>
+      </w:r>
+      <w:proofErr w:type="spellStart"/>
+      <w:r>
+        <w:rPr>
+          <w:b/>
+          <w:bCs/>
+          <w:sz w:val="20"/>
+          <w:szCs w:val="20"/>
+        </w:rPr>
+        <w:t>CMocka</w:t>
+      </w:r>
+      <w:proofErr w:type="spellEnd"/>
+      <w:r>
+        <w:rPr>
+          <w:b/>
+          <w:bCs/>
+          <w:sz w:val="20"/>
+          <w:szCs w:val="20"/>
+        </w:rPr>
+        <w:t xml:space="preserve">, FFF, </w:t>
+      </w:r>
+      <w:proofErr w:type="spellStart"/>
+      <w:r>
+        <w:rPr>
+          <w:b/>
+          <w:bCs/>
+          <w:sz w:val="20"/>
+          <w:szCs w:val="20"/>
+        </w:rPr>
+        <w:t>CppUTest</w:t>
+      </w:r>
+      <w:proofErr w:type="spellEnd"/>
+      <w:r>
+        <w:rPr>
+          <w:sz w:val="20"/>
+          <w:szCs w:val="20"/>
+        </w:rPr>
+        <w:t>) with Jinja2 templating and Bazel build scaffold generation.</w:t>
       </w:r>
     </w:p>
     <w:p>
@@ -2987,7 +3199,7 @@
           <w:sz w:val="20"/>
           <w:szCs w:val="20"/>
         </w:rPr>
-        <w:t xml:space="preserve"> Intern</w:t>
+        <w:t xml:space="preserve"> &amp; DevOps</w:t>
       </w:r>
       <w:r>
         <w:rPr>
@@ -2998,7 +3210,7 @@
           <w:sz w:val="20"/>
           <w:szCs w:val="20"/>
         </w:rPr>
-        <w:tab/>
+        <w:t xml:space="preserve"> Intern</w:t>
       </w:r>
       <w:r>
         <w:rPr>
@@ -3009,7 +3221,7 @@
           <w:sz w:val="20"/>
           <w:szCs w:val="20"/>
         </w:rPr>
-        <w:t xml:space="preserve"> Toronto, Canada </w:t>
+        <w:tab/>
       </w:r>
       <w:r>
         <w:rPr>
@@ -3020,7 +3232,7 @@
           <w:sz w:val="20"/>
           <w:szCs w:val="20"/>
         </w:rPr>
-        <w:tab/>
+        <w:t xml:space="preserve"> Toronto, Canada </w:t>
       </w:r>
       <w:r>
         <w:rPr>
@@ -3031,7 +3243,95 @@
           <w:sz w:val="20"/>
           <w:szCs w:val="20"/>
         </w:rPr>
-        <w:t>Sept 2024 – Dec 2024</w:t>
+        <w:tab/>
+      </w:r>
+      <w:r>
+        <w:rPr>
+          <w:rFonts w:cstheme="minorHAnsi"/>
+          <w:i/>
+          <w:iCs/>
+          <w:color w:val="000000" w:themeColor="text1"/>
+          <w:sz w:val="20"/>
+          <w:szCs w:val="20"/>
+        </w:rPr>
+        <w:t>Jan 2024</w:t>
+      </w:r>
+      <w:r>
+        <w:rPr>
+          <w:rFonts w:cstheme="minorHAnsi"/>
+          <w:i/>
+          <w:iCs/>
+          <w:color w:val="000000" w:themeColor="text1"/>
+          <w:sz w:val="20"/>
+          <w:szCs w:val="20"/>
+        </w:rPr>
+        <w:t xml:space="preserve"> – </w:t>
+      </w:r>
+      <w:r>
+        <w:rPr>
+          <w:rFonts w:cstheme="minorHAnsi"/>
+          <w:i/>
+          <w:iCs/>
+          <w:color w:val="000000" w:themeColor="text1"/>
+          <w:sz w:val="20"/>
+          <w:szCs w:val="20"/>
+        </w:rPr>
+        <w:t>Apr</w:t>
+      </w:r>
+      <w:r>
+        <w:rPr>
+          <w:rFonts w:cstheme="minorHAnsi"/>
+          <w:i/>
+          <w:iCs/>
+          <w:color w:val="000000" w:themeColor="text1"/>
+          <w:sz w:val="20"/>
+          <w:szCs w:val="20"/>
+        </w:rPr>
+        <w:t xml:space="preserve"> 2024</w:t>
+      </w:r>
+      <w:r>
+        <w:rPr>
+          <w:rFonts w:cstheme="minorHAnsi"/>
+          <w:i/>
+          <w:iCs/>
+          <w:color w:val="000000" w:themeColor="text1"/>
+          <w:sz w:val="20"/>
+          <w:szCs w:val="20"/>
+        </w:rPr>
+        <w:t xml:space="preserve"> &amp;</w:t>
+      </w:r>
+      <w:r>
+        <w:rPr>
+          <w:rFonts w:cstheme="minorHAnsi"/>
+          <w:i/>
+          <w:iCs/>
+          <w:color w:val="000000" w:themeColor="text1"/>
+          <w:sz w:val="20"/>
+          <w:szCs w:val="20"/>
+        </w:rPr>
+        <w:t xml:space="preserve"> Sept </w:t>
+      </w:r>
+      <w:r>
+        <w:rPr>
+          <w:rFonts w:cstheme="minorHAnsi"/>
+          <w:i/>
+          <w:iCs/>
+          <w:color w:val="000000" w:themeColor="text1"/>
+          <w:sz w:val="20"/>
+          <w:szCs w:val="20"/>
+        </w:rPr>
+        <w:t xml:space="preserve">2024 </w:t>
+      </w:r>
+      <w:r>
+        <w:rPr>
+          <w:rFonts w:cstheme="minorHAnsi"/>
+          <w:i/>
+          <w:iCs/>
+          <w:color w:val="000000" w:themeColor="text1"/>
+          <w:sz w:val="20"/>
+          <w:szCs w:val="20"/>
+        </w:rPr>
+        <w:t>– Dec 2024</w:t>
       </w:r>
     </w:p>
     <w:p>
@@ -3577,220 +3877,6 @@
     </w:p>
     <w:p>
       <w:pPr>
-        <w:tabs>
-          <w:tab w:val="center" w:pos="5400"/>
-        </w:tabs>
-        <w:spacing w:after="0" w:line="240" w:lineRule="auto"/>
-        <w:rPr>
-          <w:rFonts w:cstheme="minorHAnsi"/>
-          <w:color w:val="000000" w:themeColor="text1"/>
-          <w:sz w:val="6"/>
-          <w:szCs w:val="6"/>
-        </w:rPr>
-      </w:pPr>
-    </w:p>
-    <w:p>
-      <w:pPr>
-        <w:tabs>
-          <w:tab w:val="center" w:pos="5400"/>
-          <w:tab w:val="right" w:pos="10800"/>
-        </w:tabs>
-        <w:spacing w:after="60" w:line="240" w:lineRule="auto"/>
-        <w:ind w:left="274" w:hanging="274"/>
-        <w:rPr>
-          <w:rFonts w:cstheme="minorHAnsi"/>
-          <w:i/>
-          <w:iCs/>
-          <w:color w:val="000000" w:themeColor="text1"/>
-          <w:sz w:val="20"/>
-          <w:szCs w:val="20"/>
-        </w:rPr>
-      </w:pPr>
-      <w:hyperlink r:id="rId17" w:history="1">
-        <w:r>
-          <w:rPr>
-            <w:rStyle w:val="Hyperlink"/>
-            <w:rFonts w:cstheme="minorHAnsi"/>
-            <w:b/>
-            <w:bCs/>
-            <w:color w:val="000000" w:themeColor="text1"/>
-            <w:sz w:val="20"/>
-            <w:szCs w:val="20"/>
-          </w:rPr>
-          <w:t>R</w:t>
-        </w:r>
-        <w:r>
-          <w:rPr>
-            <w:rStyle w:val="Hyperlink"/>
-            <w:rFonts w:cstheme="minorHAnsi"/>
-            <w:b/>
-            <w:bCs/>
-            <w:color w:val="000000" w:themeColor="text1"/>
-            <w:sz w:val="20"/>
-            <w:szCs w:val="20"/>
-          </w:rPr>
-          <w:t xml:space="preserve">oyal </w:t>
-        </w:r>
-        <w:r>
-          <w:rPr>
-            <w:rStyle w:val="Hyperlink"/>
-            <w:rFonts w:cstheme="minorHAnsi"/>
-            <w:b/>
-            <w:bCs/>
-            <w:color w:val="000000" w:themeColor="text1"/>
-            <w:sz w:val="20"/>
-            <w:szCs w:val="20"/>
-          </w:rPr>
-          <w:t>B</w:t>
-        </w:r>
-        <w:r>
-          <w:rPr>
-            <w:rStyle w:val="Hyperlink"/>
-            <w:rFonts w:cstheme="minorHAnsi"/>
-            <w:b/>
-            <w:bCs/>
-            <w:color w:val="000000" w:themeColor="text1"/>
-            <w:sz w:val="20"/>
-            <w:szCs w:val="20"/>
-          </w:rPr>
-          <w:t xml:space="preserve">ank of </w:t>
-        </w:r>
-        <w:r>
-          <w:rPr>
-            <w:rStyle w:val="Hyperlink"/>
-            <w:rFonts w:cstheme="minorHAnsi"/>
-            <w:b/>
-            <w:bCs/>
-            <w:color w:val="000000" w:themeColor="text1"/>
-            <w:sz w:val="20"/>
-            <w:szCs w:val="20"/>
-          </w:rPr>
-          <w:t>C</w:t>
-        </w:r>
-        <w:r>
-          <w:rPr>
-            <w:rStyle w:val="Hyperlink"/>
-            <w:rFonts w:cstheme="minorHAnsi"/>
-            <w:b/>
-            <w:bCs/>
-            <w:color w:val="000000" w:themeColor="text1"/>
-            <w:sz w:val="20"/>
-            <w:szCs w:val="20"/>
-          </w:rPr>
-          <w:t>anada</w:t>
-        </w:r>
-      </w:hyperlink>
-      <w:r>
-        <w:rPr>
-          <w:rFonts w:cstheme="minorHAnsi"/>
-          <w:color w:val="000000" w:themeColor="text1"/>
-          <w:sz w:val="20"/>
-          <w:szCs w:val="20"/>
-        </w:rPr>
-        <w:t>,</w:t>
-      </w:r>
-      <w:r>
-        <w:rPr>
-          <w:rFonts w:cstheme="minorHAnsi"/>
-          <w:i/>
-          <w:iCs/>
-          <w:color w:val="000000" w:themeColor="text1"/>
-          <w:sz w:val="20"/>
-          <w:szCs w:val="20"/>
-        </w:rPr>
-        <w:t xml:space="preserve"> </w:t>
-      </w:r>
-      <w:r>
-        <w:rPr>
-          <w:rFonts w:cstheme="minorHAnsi"/>
-          <w:i/>
-          <w:iCs/>
-          <w:color w:val="000000" w:themeColor="text1"/>
-          <w:sz w:val="20"/>
-          <w:szCs w:val="20"/>
-        </w:rPr>
-        <w:t xml:space="preserve">DevOps </w:t>
-      </w:r>
-      <w:r>
-        <w:rPr>
-          <w:rFonts w:cstheme="minorHAnsi"/>
-          <w:i/>
-          <w:iCs/>
-          <w:color w:val="000000" w:themeColor="text1"/>
-          <w:sz w:val="20"/>
-          <w:szCs w:val="20"/>
-        </w:rPr>
-        <w:t>Engineer</w:t>
-      </w:r>
-      <w:r>
-        <w:rPr>
-          <w:rFonts w:cstheme="minorHAnsi"/>
-          <w:i/>
-          <w:iCs/>
-          <w:color w:val="000000" w:themeColor="text1"/>
-          <w:sz w:val="20"/>
-          <w:szCs w:val="20"/>
-        </w:rPr>
-        <w:t xml:space="preserve"> Intern</w:t>
-      </w:r>
-      <w:r>
-        <w:rPr>
-          <w:rFonts w:cstheme="minorHAnsi"/>
-          <w:i/>
-          <w:iCs/>
-          <w:color w:val="000000" w:themeColor="text1"/>
-          <w:sz w:val="20"/>
-          <w:szCs w:val="20"/>
-        </w:rPr>
-        <w:tab/>
-      </w:r>
-      <w:r>
-        <w:rPr>
-          <w:rFonts w:cstheme="minorHAnsi"/>
-          <w:i/>
-          <w:iCs/>
-          <w:color w:val="000000" w:themeColor="text1"/>
-          <w:sz w:val="20"/>
-          <w:szCs w:val="20"/>
-        </w:rPr>
-        <w:t xml:space="preserve"> </w:t>
-      </w:r>
-      <w:r>
-        <w:rPr>
-          <w:rFonts w:cstheme="minorHAnsi"/>
-          <w:i/>
-          <w:iCs/>
-          <w:color w:val="000000" w:themeColor="text1"/>
-          <w:sz w:val="20"/>
-          <w:szCs w:val="20"/>
-        </w:rPr>
-        <w:t xml:space="preserve">Toronto, Canada </w:t>
-      </w:r>
-      <w:r>
-        <w:rPr>
-          <w:rFonts w:cstheme="minorHAnsi"/>
-          <w:i/>
-          <w:iCs/>
-          <w:color w:val="000000" w:themeColor="text1"/>
-          <w:sz w:val="20"/>
-          <w:szCs w:val="20"/>
-        </w:rPr>
-        <w:tab/>
-      </w:r>
-      <w:r>
-        <w:rPr>
-          <w:rFonts w:cstheme="minorHAnsi"/>
-          <w:i/>
-          <w:iCs/>
-          <w:color w:val="000000" w:themeColor="text1"/>
-          <w:sz w:val="20"/>
-          <w:szCs w:val="20"/>
-        </w:rPr>
-        <w:t>Jan 2024 – Apr 2024</w:t>
-      </w:r>
-    </w:p>
-    <w:p>
-      <w:pPr>
         <w:pStyle w:val="ListParagraph"/>
         <w:numPr>
           <w:ilvl w:val="0"/>
@@ -3862,7 +3948,16 @@
           <w:sz w:val="20"/>
           <w:szCs w:val="20"/>
         </w:rPr>
-        <w:t xml:space="preserve">Used by engineering teams across </w:t>
+        <w:t>u</w:t>
+      </w:r>
+      <w:r>
+        <w:rPr>
+          <w:rFonts w:cstheme="minorHAnsi"/>
+          <w:color w:val="000000" w:themeColor="text1"/>
+          <w:sz w:val="20"/>
+          <w:szCs w:val="20"/>
+        </w:rPr>
+        <w:t xml:space="preserve">sed by engineering teams across </w:t>
       </w:r>
       <w:r>
         <w:rPr>
@@ -4311,7 +4406,7 @@
           <w:szCs w:val="20"/>
         </w:rPr>
       </w:pPr>
-      <w:hyperlink r:id="rId18" w:history="1">
+      <w:hyperlink r:id="rId17" w:history="1">
         <w:r>
           <w:rPr>
             <w:rStyle w:val="Hyperlink"/>
@@ -4763,7 +4858,25 @@
           <w:sz w:val="20"/>
           <w:szCs w:val="20"/>
         </w:rPr>
-        <w:t xml:space="preserve"> codebases using C, Python, expanding product functionality</w:t>
+        <w:t xml:space="preserve"> codebases using C, Python, expanding product </w:t>
+      </w:r>
+      <w:r>
+        <w:rPr>
+          <w:rFonts w:cstheme="minorHAnsi"/>
+          <w:color w:val="000000" w:themeColor="text1"/>
+          <w:sz w:val="20"/>
+          <w:szCs w:val="20"/>
+        </w:rPr>
+        <w:t>functionality</w:t>
+      </w:r>
+      <w:r>
+        <w:rPr>
+          <w:rFonts w:cstheme="minorHAnsi"/>
+          <w:color w:val="000000" w:themeColor="text1"/>
+          <w:sz w:val="20"/>
+          <w:szCs w:val="20"/>
+        </w:rPr>
+        <w:t xml:space="preserve"> and improving user satisfaction</w:t>
       </w:r>
       <w:r>
         <w:rPr>
@@ -4784,8 +4897,8 @@
         <w:rPr>
           <w:rFonts w:cstheme="minorHAnsi"/>
           <w:color w:val="000000" w:themeColor="text1"/>
-          <w:sz w:val="6"/>
-          <w:szCs w:val="6"/>
+          <w:sz w:val="8"/>
+          <w:szCs w:val="8"/>
         </w:rPr>
       </w:pPr>
     </w:p>
@@ -4836,7 +4949,7 @@
           <w:szCs w:val="20"/>
         </w:rPr>
       </w:pPr>
-      <w:hyperlink r:id="rId19" w:history="1">
+      <w:hyperlink r:id="rId18" w:history="1">
         <w:r>
           <w:rPr>
             <w:rStyle w:val="Hyperlink"/>
@@ -4876,15 +4989,14 @@
           <w:sz w:val="20"/>
           <w:szCs w:val="20"/>
         </w:rPr>
-        <w:t xml:space="preserve"> 2</w:t>
-      </w:r>
-      <w:r>
-        <w:rPr>
-          <w:sz w:val="20"/>
-          <w:szCs w:val="20"/>
-          <w:vertAlign w:val="superscript"/>
-        </w:rPr>
-        <w:t>nd</w:t>
+        <w:t xml:space="preserve"> </w:t>
+      </w:r>
+      <w:r>
+        <w:rPr>
+          <w:sz w:val="20"/>
+          <w:szCs w:val="20"/>
+        </w:rPr>
+        <w:t>Second</w:t>
       </w:r>
       <w:r>
         <w:rPr>
@@ -5089,7 +5201,7 @@
         </w:rPr>
         <w:t xml:space="preserve"> </w:t>
       </w:r>
-      <w:hyperlink r:id="rId20" w:history="1">
+      <w:hyperlink r:id="rId19" w:history="1">
         <w:r>
           <w:rPr>
             <w:rStyle w:val="Hyperlink"/>
@@ -5119,7 +5231,25 @@
             <w:sz w:val="20"/>
             <w:szCs w:val="20"/>
           </w:rPr>
-          <w:t xml:space="preserve">WIFI </w:t>
+          <w:t>WI</w:t>
+        </w:r>
+        <w:r>
+          <w:rPr>
+            <w:rStyle w:val="Hyperlink"/>
+            <w:color w:val="000000" w:themeColor="text1"/>
+            <w:sz w:val="20"/>
+            <w:szCs w:val="20"/>
+          </w:rPr>
+          <w:t>-</w:t>
+        </w:r>
+        <w:r>
+          <w:rPr>
+            <w:rStyle w:val="Hyperlink"/>
+            <w:color w:val="000000" w:themeColor="text1"/>
+            <w:sz w:val="20"/>
+            <w:szCs w:val="20"/>
+          </w:rPr>
+          <w:t xml:space="preserve">FI </w:t>
         </w:r>
         <w:r>
           <w:rPr>
@@ -5355,7 +5485,7 @@
           <w:szCs w:val="20"/>
         </w:rPr>
       </w:pPr>
-      <w:hyperlink r:id="rId21" w:history="1">
+      <w:hyperlink r:id="rId20" w:history="1">
         <w:r>
           <w:rPr>
             <w:rStyle w:val="Hyperlink"/>
@@ -6080,7 +6210,7 @@
         <v:path o:extrusionok="f" gradientshapeok="t" o:connecttype="rect"/>
         <o:lock v:ext="edit" aspectratio="t"/>
       </v:shapetype>
-      <v:shape id="_x0000_i1025" type="#_x0000_t75" style="width:383.35pt;height:383.35pt;visibility:visible" o:bullet="t">
+      <v:shape id="_x0000_i1025" type="#_x0000_t75" style="width:383.4pt;height:383.4pt;visibility:visible" o:bullet="t">
         <v:imagedata r:id="rId1" o:title=""/>
       </v:shape>
     </w:pict>
@@ -10178,6 +10308,9 @@
     <w:abstractNumId w:val="2"/>
   </w:num>
   <w:num w:numId="34" w16cid:durableId="738479866">
+    <w:abstractNumId w:val="3"/>
+  </w:num>
+  <w:num w:numId="35" w16cid:durableId="2083678407">
     <w:abstractNumId w:val="3"/>
   </w:num>
 </w:numbering>
